--- a/ProfIQ_Project_Report.docx
+++ b/ProfIQ_Project_Report.docx
@@ -81,6 +81,24 @@
           <w:rFonts w:ascii="Arial" w:hAnsi="Arial"/>
         </w:rPr>
         <w:t>https://github.com/Afn377/ProfIQ</w:t>
+      </w:r>
+    </w:p>
+    <w:p>
+      <w:pPr>
+        <w:spacing w:after="40"/>
+      </w:pPr>
+      <w:r>
+        <w:rPr>
+          <w:rFonts w:ascii="Arial" w:hAnsi="Arial"/>
+          <w:b/>
+        </w:rPr>
+        <w:t xml:space="preserve">Demo video: </w:t>
+      </w:r>
+      <w:r>
+        <w:rPr>
+          <w:rFonts w:ascii="Arial" w:hAnsi="Arial"/>
+        </w:rPr>
+        <w:t>https://youtu.be/o1A1l2W680g?si=4a1GuE1157LvYent</w:t>
       </w:r>
     </w:p>
     <w:p>
@@ -3867,7 +3885,22 @@
           <w:color w:val="000000"/>
           <w:sz w:val="22"/>
         </w:rPr>
-        <w:t>The repository includes the backend, frontend, migrations, requirements, README, ML report, evaluation notebook, and example data. A fresh local run uses the seed ingest path; large crawls and ML artifacts can be rebuilt from the documented management commands.</w:t>
+        <w:t>The repository includes the backend, frontend, migrations, requirements, evaluation notebook, report builders, and example data. A fresh local run uses the seed ingest path; large crawls and ML artifacts can be rebuilt from the documented management commands.</w:t>
+      </w:r>
+    </w:p>
+    <w:p>
+      <w:pPr>
+        <w:spacing w:before="0" w:after="160" w:line="276" w:lineRule="auto"/>
+      </w:pPr>
+      <w:r>
+        <w:rPr>
+          <w:rFonts w:ascii="Arial" w:hAnsi="Arial"/>
+          <w:b/>
+          <w:i w:val="0"/>
+          <w:color w:val="000000"/>
+          <w:sz w:val="22"/>
+        </w:rPr>
+        <w:t>Demo video: https://youtu.be/o1A1l2W680g?si=4a1GuE1157LvYent</w:t>
       </w:r>
     </w:p>
     <w:tbl>
@@ -4412,6 +4445,21 @@
         <w:t>React documentation. https://react.dev/</w:t>
       </w:r>
     </w:p>
+    <w:p>
+      <w:pPr>
+        <w:spacing w:before="0" w:after="80" w:line="276" w:lineRule="auto"/>
+      </w:pPr>
+      <w:r>
+        <w:rPr>
+          <w:rFonts w:ascii="Arial" w:hAnsi="Arial"/>
+          <w:b w:val="0"/>
+          <w:i w:val="0"/>
+          <w:color w:val="000000"/>
+          <w:sz w:val="20"/>
+        </w:rPr>
+        <w:t>AI assistance disclosure: ChatGPT was used for assistance with debugging, explanation, editing, and project organization. It was not used as the source of generated project content submitted in place of my own work.</w:t>
+      </w:r>
+    </w:p>
     <w:sectPr>
       <w:headerReference w:type="default" r:id="rId9"/>
       <w:footerReference w:type="default" r:id="rId10"/>

--- a/ProfIQ_Project_Report.docx
+++ b/ProfIQ_Project_Report.docx
@@ -1057,6 +1057,4849 @@
         <w:t>The relational schema separates entities that would otherwise be duplicated in raw review data. Professor belongs to an optional Department and has many Courses; Review links a professor, optional course, and Source; SentimentResult stores one NLP result per persisted Review; ProfessorStats stores denormalized aggregates for dashboard queries. Unique constraints on professor identity, external references, course codes, source names, and review source URLs support idempotent ingestion.</w:t>
       </w:r>
     </w:p>
+    <w:p>
+      <w:pPr>
+        <w:spacing w:before="0" w:after="80" w:line="276" w:lineRule="auto"/>
+      </w:pPr>
+      <w:r>
+        <w:rPr>
+          <w:rFonts w:ascii="Arial" w:hAnsi="Arial"/>
+          <w:b/>
+          <w:i w:val="0"/>
+          <w:color w:val="000000"/>
+          <w:sz w:val="24"/>
+        </w:rPr>
+        <w:t>Database tables and datatypes</w:t>
+      </w:r>
+    </w:p>
+    <w:tbl>
+      <w:tblPr>
+        <w:tblW w:type="dxa" w:w="9360"/>
+        <w:tblLayout w:type="fixed"/>
+        <w:tblLook w:firstColumn="1" w:firstRow="1" w:lastColumn="0" w:lastRow="0" w:noHBand="0" w:noVBand="1" w:val="04A0"/>
+        <w:tblBorders>
+          <w:top w:val="single" w:sz="4" w:space="0" w:color="DADCE0"/>
+          <w:left w:val="single" w:sz="4" w:space="0" w:color="DADCE0"/>
+          <w:bottom w:val="single" w:sz="4" w:space="0" w:color="DADCE0"/>
+          <w:right w:val="single" w:sz="4" w:space="0" w:color="DADCE0"/>
+          <w:insideH w:val="single" w:sz="4" w:space="0" w:color="DADCE0"/>
+          <w:insideV w:val="single" w:sz="4" w:space="0" w:color="DADCE0"/>
+        </w:tblBorders>
+      </w:tblPr>
+      <w:tblGrid>
+        <w:gridCol w:w="2340"/>
+        <w:gridCol w:w="2340"/>
+        <w:gridCol w:w="2340"/>
+        <w:gridCol w:w="2340"/>
+      </w:tblGrid>
+      <w:tr>
+        <w:tc>
+          <w:tcPr>
+            <w:tcW w:type="dxa" w:w="1800"/>
+            <w:shd w:fill="EEF3F8"/>
+            <w:tcMar>
+              <w:top w:w="80" w:type="dxa"/>
+              <w:start w:w="120" w:type="dxa"/>
+              <w:bottom w:w="80" w:type="dxa"/>
+              <w:end w:w="120" w:type="dxa"/>
+            </w:tcMar>
+            <w:vAlign w:val="center"/>
+          </w:tcPr>
+          <w:p>
+            <w:pPr>
+              <w:spacing w:after="0"/>
+            </w:pPr>
+            <w:r>
+              <w:rPr>
+                <w:rFonts w:ascii="Arial" w:hAnsi="Arial"/>
+                <w:b/>
+                <w:color w:val="000000"/>
+                <w:sz w:val="13"/>
+              </w:rPr>
+              <w:t>Table</w:t>
+            </w:r>
+          </w:p>
+        </w:tc>
+        <w:tc>
+          <w:tcPr>
+            <w:tcW w:type="dxa" w:w="2232"/>
+            <w:shd w:fill="EEF3F8"/>
+            <w:tcMar>
+              <w:top w:w="80" w:type="dxa"/>
+              <w:start w:w="120" w:type="dxa"/>
+              <w:bottom w:w="80" w:type="dxa"/>
+              <w:end w:w="120" w:type="dxa"/>
+            </w:tcMar>
+            <w:vAlign w:val="center"/>
+          </w:tcPr>
+          <w:p>
+            <w:pPr>
+              <w:spacing w:after="0"/>
+            </w:pPr>
+            <w:r>
+              <w:rPr>
+                <w:rFonts w:ascii="Arial" w:hAnsi="Arial"/>
+                <w:b/>
+                <w:color w:val="000000"/>
+                <w:sz w:val="13"/>
+              </w:rPr>
+              <w:t>Field</w:t>
+            </w:r>
+          </w:p>
+        </w:tc>
+        <w:tc>
+          <w:tcPr>
+            <w:tcW w:type="dxa" w:w="2520"/>
+            <w:shd w:fill="EEF3F8"/>
+            <w:tcMar>
+              <w:top w:w="80" w:type="dxa"/>
+              <w:start w:w="120" w:type="dxa"/>
+              <w:bottom w:w="80" w:type="dxa"/>
+              <w:end w:w="120" w:type="dxa"/>
+            </w:tcMar>
+            <w:vAlign w:val="center"/>
+          </w:tcPr>
+          <w:p>
+            <w:pPr>
+              <w:spacing w:after="0"/>
+            </w:pPr>
+            <w:r>
+              <w:rPr>
+                <w:rFonts w:ascii="Arial" w:hAnsi="Arial"/>
+                <w:b/>
+                <w:color w:val="000000"/>
+                <w:sz w:val="13"/>
+              </w:rPr>
+              <w:t>Datatype</w:t>
+            </w:r>
+          </w:p>
+        </w:tc>
+        <w:tc>
+          <w:tcPr>
+            <w:tcW w:type="dxa" w:w="2808"/>
+            <w:shd w:fill="EEF3F8"/>
+            <w:tcMar>
+              <w:top w:w="80" w:type="dxa"/>
+              <w:start w:w="120" w:type="dxa"/>
+              <w:bottom w:w="80" w:type="dxa"/>
+              <w:end w:w="120" w:type="dxa"/>
+            </w:tcMar>
+            <w:vAlign w:val="center"/>
+          </w:tcPr>
+          <w:p>
+            <w:pPr>
+              <w:spacing w:after="0"/>
+            </w:pPr>
+            <w:r>
+              <w:rPr>
+                <w:rFonts w:ascii="Arial" w:hAnsi="Arial"/>
+                <w:b/>
+                <w:color w:val="000000"/>
+                <w:sz w:val="13"/>
+              </w:rPr>
+              <w:t>Purpose / notes</w:t>
+            </w:r>
+          </w:p>
+        </w:tc>
+      </w:tr>
+      <w:tr>
+        <w:tc>
+          <w:tcPr>
+            <w:tcW w:type="dxa" w:w="2340"/>
+            <w:tcMar>
+              <w:top w:w="80" w:type="dxa"/>
+              <w:start w:w="120" w:type="dxa"/>
+              <w:bottom w:w="80" w:type="dxa"/>
+              <w:end w:w="120" w:type="dxa"/>
+            </w:tcMar>
+            <w:vAlign w:val="center"/>
+          </w:tcPr>
+          <w:p>
+            <w:pPr>
+              <w:spacing w:after="0" w:line="264" w:lineRule="auto"/>
+            </w:pPr>
+            <w:r>
+              <w:rPr>
+                <w:rFonts w:ascii="Arial" w:hAnsi="Arial"/>
+                <w:color w:val="000000"/>
+                <w:sz w:val="13"/>
+              </w:rPr>
+              <w:t>Source</w:t>
+            </w:r>
+          </w:p>
+        </w:tc>
+        <w:tc>
+          <w:tcPr>
+            <w:tcW w:type="dxa" w:w="2340"/>
+            <w:tcMar>
+              <w:top w:w="80" w:type="dxa"/>
+              <w:start w:w="120" w:type="dxa"/>
+              <w:bottom w:w="80" w:type="dxa"/>
+              <w:end w:w="120" w:type="dxa"/>
+            </w:tcMar>
+            <w:vAlign w:val="center"/>
+          </w:tcPr>
+          <w:p>
+            <w:pPr>
+              <w:spacing w:after="0" w:line="264" w:lineRule="auto"/>
+            </w:pPr>
+            <w:r>
+              <w:rPr>
+                <w:rFonts w:ascii="Arial" w:hAnsi="Arial"/>
+                <w:color w:val="000000"/>
+                <w:sz w:val="13"/>
+              </w:rPr>
+              <w:t>id</w:t>
+            </w:r>
+          </w:p>
+        </w:tc>
+        <w:tc>
+          <w:tcPr>
+            <w:tcW w:type="dxa" w:w="2340"/>
+            <w:tcMar>
+              <w:top w:w="80" w:type="dxa"/>
+              <w:start w:w="120" w:type="dxa"/>
+              <w:bottom w:w="80" w:type="dxa"/>
+              <w:end w:w="120" w:type="dxa"/>
+            </w:tcMar>
+            <w:vAlign w:val="center"/>
+          </w:tcPr>
+          <w:p>
+            <w:pPr>
+              <w:spacing w:after="0" w:line="264" w:lineRule="auto"/>
+            </w:pPr>
+            <w:r>
+              <w:rPr>
+                <w:rFonts w:ascii="Arial" w:hAnsi="Arial"/>
+                <w:color w:val="000000"/>
+                <w:sz w:val="13"/>
+              </w:rPr>
+              <w:t>BigAutoField / integer primary key</w:t>
+            </w:r>
+          </w:p>
+        </w:tc>
+        <w:tc>
+          <w:tcPr>
+            <w:tcW w:type="dxa" w:w="2340"/>
+            <w:tcMar>
+              <w:top w:w="80" w:type="dxa"/>
+              <w:start w:w="120" w:type="dxa"/>
+              <w:bottom w:w="80" w:type="dxa"/>
+              <w:end w:w="120" w:type="dxa"/>
+            </w:tcMar>
+            <w:vAlign w:val="center"/>
+          </w:tcPr>
+          <w:p>
+            <w:pPr>
+              <w:spacing w:after="0" w:line="264" w:lineRule="auto"/>
+            </w:pPr>
+            <w:r>
+              <w:rPr>
+                <w:rFonts w:ascii="Arial" w:hAnsi="Arial"/>
+                <w:color w:val="000000"/>
+                <w:sz w:val="13"/>
+              </w:rPr>
+              <w:t>Django-generated identifier.</w:t>
+            </w:r>
+          </w:p>
+        </w:tc>
+      </w:tr>
+      <w:tr>
+        <w:tc>
+          <w:tcPr>
+            <w:tcW w:type="dxa" w:w="2340"/>
+            <w:tcMar>
+              <w:top w:w="80" w:type="dxa"/>
+              <w:start w:w="120" w:type="dxa"/>
+              <w:bottom w:w="80" w:type="dxa"/>
+              <w:end w:w="120" w:type="dxa"/>
+            </w:tcMar>
+            <w:vAlign w:val="center"/>
+          </w:tcPr>
+          <w:p>
+            <w:pPr>
+              <w:spacing w:after="0" w:line="264" w:lineRule="auto"/>
+            </w:pPr>
+            <w:r>
+              <w:rPr>
+                <w:rFonts w:ascii="Arial" w:hAnsi="Arial"/>
+                <w:color w:val="000000"/>
+                <w:sz w:val="13"/>
+              </w:rPr>
+              <w:t>Source</w:t>
+            </w:r>
+          </w:p>
+        </w:tc>
+        <w:tc>
+          <w:tcPr>
+            <w:tcW w:type="dxa" w:w="2340"/>
+            <w:tcMar>
+              <w:top w:w="80" w:type="dxa"/>
+              <w:start w:w="120" w:type="dxa"/>
+              <w:bottom w:w="80" w:type="dxa"/>
+              <w:end w:w="120" w:type="dxa"/>
+            </w:tcMar>
+            <w:vAlign w:val="center"/>
+          </w:tcPr>
+          <w:p>
+            <w:pPr>
+              <w:spacing w:after="0" w:line="264" w:lineRule="auto"/>
+            </w:pPr>
+            <w:r>
+              <w:rPr>
+                <w:rFonts w:ascii="Arial" w:hAnsi="Arial"/>
+                <w:color w:val="000000"/>
+                <w:sz w:val="13"/>
+              </w:rPr>
+              <w:t>name</w:t>
+            </w:r>
+          </w:p>
+        </w:tc>
+        <w:tc>
+          <w:tcPr>
+            <w:tcW w:type="dxa" w:w="2340"/>
+            <w:tcMar>
+              <w:top w:w="80" w:type="dxa"/>
+              <w:start w:w="120" w:type="dxa"/>
+              <w:bottom w:w="80" w:type="dxa"/>
+              <w:end w:w="120" w:type="dxa"/>
+            </w:tcMar>
+            <w:vAlign w:val="center"/>
+          </w:tcPr>
+          <w:p>
+            <w:pPr>
+              <w:spacing w:after="0" w:line="264" w:lineRule="auto"/>
+            </w:pPr>
+            <w:r>
+              <w:rPr>
+                <w:rFonts w:ascii="Arial" w:hAnsi="Arial"/>
+                <w:color w:val="000000"/>
+                <w:sz w:val="13"/>
+              </w:rPr>
+              <w:t>CharField(64), unique</w:t>
+            </w:r>
+          </w:p>
+        </w:tc>
+        <w:tc>
+          <w:tcPr>
+            <w:tcW w:type="dxa" w:w="2340"/>
+            <w:tcMar>
+              <w:top w:w="80" w:type="dxa"/>
+              <w:start w:w="120" w:type="dxa"/>
+              <w:bottom w:w="80" w:type="dxa"/>
+              <w:end w:w="120" w:type="dxa"/>
+            </w:tcMar>
+            <w:vAlign w:val="center"/>
+          </w:tcPr>
+          <w:p>
+            <w:pPr>
+              <w:spacing w:after="0" w:line="264" w:lineRule="auto"/>
+            </w:pPr>
+            <w:r>
+              <w:rPr>
+                <w:rFonts w:ascii="Arial" w:hAnsi="Arial"/>
+                <w:color w:val="000000"/>
+                <w:sz w:val="13"/>
+              </w:rPr>
+              <w:t>Review platform name such as RateMyProfessors or Reddit.</w:t>
+            </w:r>
+          </w:p>
+        </w:tc>
+      </w:tr>
+      <w:tr>
+        <w:tc>
+          <w:tcPr>
+            <w:tcW w:type="dxa" w:w="2340"/>
+            <w:tcMar>
+              <w:top w:w="80" w:type="dxa"/>
+              <w:start w:w="120" w:type="dxa"/>
+              <w:bottom w:w="80" w:type="dxa"/>
+              <w:end w:w="120" w:type="dxa"/>
+            </w:tcMar>
+            <w:vAlign w:val="center"/>
+          </w:tcPr>
+          <w:p>
+            <w:pPr>
+              <w:spacing w:after="0" w:line="264" w:lineRule="auto"/>
+            </w:pPr>
+            <w:r>
+              <w:rPr>
+                <w:rFonts w:ascii="Arial" w:hAnsi="Arial"/>
+                <w:color w:val="000000"/>
+                <w:sz w:val="13"/>
+              </w:rPr>
+              <w:t>Source</w:t>
+            </w:r>
+          </w:p>
+        </w:tc>
+        <w:tc>
+          <w:tcPr>
+            <w:tcW w:type="dxa" w:w="2340"/>
+            <w:tcMar>
+              <w:top w:w="80" w:type="dxa"/>
+              <w:start w:w="120" w:type="dxa"/>
+              <w:bottom w:w="80" w:type="dxa"/>
+              <w:end w:w="120" w:type="dxa"/>
+            </w:tcMar>
+            <w:vAlign w:val="center"/>
+          </w:tcPr>
+          <w:p>
+            <w:pPr>
+              <w:spacing w:after="0" w:line="264" w:lineRule="auto"/>
+            </w:pPr>
+            <w:r>
+              <w:rPr>
+                <w:rFonts w:ascii="Arial" w:hAnsi="Arial"/>
+                <w:color w:val="000000"/>
+                <w:sz w:val="13"/>
+              </w:rPr>
+              <w:t>base_url</w:t>
+            </w:r>
+          </w:p>
+        </w:tc>
+        <w:tc>
+          <w:tcPr>
+            <w:tcW w:type="dxa" w:w="2340"/>
+            <w:tcMar>
+              <w:top w:w="80" w:type="dxa"/>
+              <w:start w:w="120" w:type="dxa"/>
+              <w:bottom w:w="80" w:type="dxa"/>
+              <w:end w:w="120" w:type="dxa"/>
+            </w:tcMar>
+            <w:vAlign w:val="center"/>
+          </w:tcPr>
+          <w:p>
+            <w:pPr>
+              <w:spacing w:after="0" w:line="264" w:lineRule="auto"/>
+            </w:pPr>
+            <w:r>
+              <w:rPr>
+                <w:rFonts w:ascii="Arial" w:hAnsi="Arial"/>
+                <w:color w:val="000000"/>
+                <w:sz w:val="13"/>
+              </w:rPr>
+              <w:t>URLField / varchar(200), blank allowed</w:t>
+            </w:r>
+          </w:p>
+        </w:tc>
+        <w:tc>
+          <w:tcPr>
+            <w:tcW w:type="dxa" w:w="2340"/>
+            <w:tcMar>
+              <w:top w:w="80" w:type="dxa"/>
+              <w:start w:w="120" w:type="dxa"/>
+              <w:bottom w:w="80" w:type="dxa"/>
+              <w:end w:w="120" w:type="dxa"/>
+            </w:tcMar>
+            <w:vAlign w:val="center"/>
+          </w:tcPr>
+          <w:p>
+            <w:pPr>
+              <w:spacing w:after="0" w:line="264" w:lineRule="auto"/>
+            </w:pPr>
+            <w:r>
+              <w:rPr>
+                <w:rFonts w:ascii="Arial" w:hAnsi="Arial"/>
+                <w:color w:val="000000"/>
+                <w:sz w:val="13"/>
+              </w:rPr>
+              <w:t>Base website URL for the source.</w:t>
+            </w:r>
+          </w:p>
+        </w:tc>
+      </w:tr>
+      <w:tr>
+        <w:tc>
+          <w:tcPr>
+            <w:tcW w:type="dxa" w:w="2340"/>
+            <w:tcMar>
+              <w:top w:w="80" w:type="dxa"/>
+              <w:start w:w="120" w:type="dxa"/>
+              <w:bottom w:w="80" w:type="dxa"/>
+              <w:end w:w="120" w:type="dxa"/>
+            </w:tcMar>
+            <w:vAlign w:val="center"/>
+          </w:tcPr>
+          <w:p>
+            <w:pPr>
+              <w:spacing w:after="0" w:line="264" w:lineRule="auto"/>
+            </w:pPr>
+            <w:r>
+              <w:rPr>
+                <w:rFonts w:ascii="Arial" w:hAnsi="Arial"/>
+                <w:color w:val="000000"/>
+                <w:sz w:val="13"/>
+              </w:rPr>
+              <w:t>Department</w:t>
+            </w:r>
+          </w:p>
+        </w:tc>
+        <w:tc>
+          <w:tcPr>
+            <w:tcW w:type="dxa" w:w="2340"/>
+            <w:tcMar>
+              <w:top w:w="80" w:type="dxa"/>
+              <w:start w:w="120" w:type="dxa"/>
+              <w:bottom w:w="80" w:type="dxa"/>
+              <w:end w:w="120" w:type="dxa"/>
+            </w:tcMar>
+            <w:vAlign w:val="center"/>
+          </w:tcPr>
+          <w:p>
+            <w:pPr>
+              <w:spacing w:after="0" w:line="264" w:lineRule="auto"/>
+            </w:pPr>
+            <w:r>
+              <w:rPr>
+                <w:rFonts w:ascii="Arial" w:hAnsi="Arial"/>
+                <w:color w:val="000000"/>
+                <w:sz w:val="13"/>
+              </w:rPr>
+              <w:t>id</w:t>
+            </w:r>
+          </w:p>
+        </w:tc>
+        <w:tc>
+          <w:tcPr>
+            <w:tcW w:type="dxa" w:w="2340"/>
+            <w:tcMar>
+              <w:top w:w="80" w:type="dxa"/>
+              <w:start w:w="120" w:type="dxa"/>
+              <w:bottom w:w="80" w:type="dxa"/>
+              <w:end w:w="120" w:type="dxa"/>
+            </w:tcMar>
+            <w:vAlign w:val="center"/>
+          </w:tcPr>
+          <w:p>
+            <w:pPr>
+              <w:spacing w:after="0" w:line="264" w:lineRule="auto"/>
+            </w:pPr>
+            <w:r>
+              <w:rPr>
+                <w:rFonts w:ascii="Arial" w:hAnsi="Arial"/>
+                <w:color w:val="000000"/>
+                <w:sz w:val="13"/>
+              </w:rPr>
+              <w:t>BigAutoField / integer primary key</w:t>
+            </w:r>
+          </w:p>
+        </w:tc>
+        <w:tc>
+          <w:tcPr>
+            <w:tcW w:type="dxa" w:w="2340"/>
+            <w:tcMar>
+              <w:top w:w="80" w:type="dxa"/>
+              <w:start w:w="120" w:type="dxa"/>
+              <w:bottom w:w="80" w:type="dxa"/>
+              <w:end w:w="120" w:type="dxa"/>
+            </w:tcMar>
+            <w:vAlign w:val="center"/>
+          </w:tcPr>
+          <w:p>
+            <w:pPr>
+              <w:spacing w:after="0" w:line="264" w:lineRule="auto"/>
+            </w:pPr>
+            <w:r>
+              <w:rPr>
+                <w:rFonts w:ascii="Arial" w:hAnsi="Arial"/>
+                <w:color w:val="000000"/>
+                <w:sz w:val="13"/>
+              </w:rPr>
+              <w:t>Django-generated identifier.</w:t>
+            </w:r>
+          </w:p>
+        </w:tc>
+      </w:tr>
+      <w:tr>
+        <w:tc>
+          <w:tcPr>
+            <w:tcW w:type="dxa" w:w="2340"/>
+            <w:tcMar>
+              <w:top w:w="80" w:type="dxa"/>
+              <w:start w:w="120" w:type="dxa"/>
+              <w:bottom w:w="80" w:type="dxa"/>
+              <w:end w:w="120" w:type="dxa"/>
+            </w:tcMar>
+            <w:vAlign w:val="center"/>
+          </w:tcPr>
+          <w:p>
+            <w:pPr>
+              <w:spacing w:after="0" w:line="264" w:lineRule="auto"/>
+            </w:pPr>
+            <w:r>
+              <w:rPr>
+                <w:rFonts w:ascii="Arial" w:hAnsi="Arial"/>
+                <w:color w:val="000000"/>
+                <w:sz w:val="13"/>
+              </w:rPr>
+              <w:t>Department</w:t>
+            </w:r>
+          </w:p>
+        </w:tc>
+        <w:tc>
+          <w:tcPr>
+            <w:tcW w:type="dxa" w:w="2340"/>
+            <w:tcMar>
+              <w:top w:w="80" w:type="dxa"/>
+              <w:start w:w="120" w:type="dxa"/>
+              <w:bottom w:w="80" w:type="dxa"/>
+              <w:end w:w="120" w:type="dxa"/>
+            </w:tcMar>
+            <w:vAlign w:val="center"/>
+          </w:tcPr>
+          <w:p>
+            <w:pPr>
+              <w:spacing w:after="0" w:line="264" w:lineRule="auto"/>
+            </w:pPr>
+            <w:r>
+              <w:rPr>
+                <w:rFonts w:ascii="Arial" w:hAnsi="Arial"/>
+                <w:color w:val="000000"/>
+                <w:sz w:val="13"/>
+              </w:rPr>
+              <w:t>name</w:t>
+            </w:r>
+          </w:p>
+        </w:tc>
+        <w:tc>
+          <w:tcPr>
+            <w:tcW w:type="dxa" w:w="2340"/>
+            <w:tcMar>
+              <w:top w:w="80" w:type="dxa"/>
+              <w:start w:w="120" w:type="dxa"/>
+              <w:bottom w:w="80" w:type="dxa"/>
+              <w:end w:w="120" w:type="dxa"/>
+            </w:tcMar>
+            <w:vAlign w:val="center"/>
+          </w:tcPr>
+          <w:p>
+            <w:pPr>
+              <w:spacing w:after="0" w:line="264" w:lineRule="auto"/>
+            </w:pPr>
+            <w:r>
+              <w:rPr>
+                <w:rFonts w:ascii="Arial" w:hAnsi="Arial"/>
+                <w:color w:val="000000"/>
+                <w:sz w:val="13"/>
+              </w:rPr>
+              <w:t>CharField(128), unique</w:t>
+            </w:r>
+          </w:p>
+        </w:tc>
+        <w:tc>
+          <w:tcPr>
+            <w:tcW w:type="dxa" w:w="2340"/>
+            <w:tcMar>
+              <w:top w:w="80" w:type="dxa"/>
+              <w:start w:w="120" w:type="dxa"/>
+              <w:bottom w:w="80" w:type="dxa"/>
+              <w:end w:w="120" w:type="dxa"/>
+            </w:tcMar>
+            <w:vAlign w:val="center"/>
+          </w:tcPr>
+          <w:p>
+            <w:pPr>
+              <w:spacing w:after="0" w:line="264" w:lineRule="auto"/>
+            </w:pPr>
+            <w:r>
+              <w:rPr>
+                <w:rFonts w:ascii="Arial" w:hAnsi="Arial"/>
+                <w:color w:val="000000"/>
+                <w:sz w:val="13"/>
+              </w:rPr>
+              <w:t>Department name used for filtering and grouping.</w:t>
+            </w:r>
+          </w:p>
+        </w:tc>
+      </w:tr>
+      <w:tr>
+        <w:tc>
+          <w:tcPr>
+            <w:tcW w:type="dxa" w:w="2340"/>
+            <w:tcMar>
+              <w:top w:w="80" w:type="dxa"/>
+              <w:start w:w="120" w:type="dxa"/>
+              <w:bottom w:w="80" w:type="dxa"/>
+              <w:end w:w="120" w:type="dxa"/>
+            </w:tcMar>
+            <w:vAlign w:val="center"/>
+          </w:tcPr>
+          <w:p>
+            <w:pPr>
+              <w:spacing w:after="0" w:line="264" w:lineRule="auto"/>
+            </w:pPr>
+            <w:r>
+              <w:rPr>
+                <w:rFonts w:ascii="Arial" w:hAnsi="Arial"/>
+                <w:color w:val="000000"/>
+                <w:sz w:val="13"/>
+              </w:rPr>
+              <w:t>Department</w:t>
+            </w:r>
+          </w:p>
+        </w:tc>
+        <w:tc>
+          <w:tcPr>
+            <w:tcW w:type="dxa" w:w="2340"/>
+            <w:tcMar>
+              <w:top w:w="80" w:type="dxa"/>
+              <w:start w:w="120" w:type="dxa"/>
+              <w:bottom w:w="80" w:type="dxa"/>
+              <w:end w:w="120" w:type="dxa"/>
+            </w:tcMar>
+            <w:vAlign w:val="center"/>
+          </w:tcPr>
+          <w:p>
+            <w:pPr>
+              <w:spacing w:after="0" w:line="264" w:lineRule="auto"/>
+            </w:pPr>
+            <w:r>
+              <w:rPr>
+                <w:rFonts w:ascii="Arial" w:hAnsi="Arial"/>
+                <w:color w:val="000000"/>
+                <w:sz w:val="13"/>
+              </w:rPr>
+              <w:t>code</w:t>
+            </w:r>
+          </w:p>
+        </w:tc>
+        <w:tc>
+          <w:tcPr>
+            <w:tcW w:type="dxa" w:w="2340"/>
+            <w:tcMar>
+              <w:top w:w="80" w:type="dxa"/>
+              <w:start w:w="120" w:type="dxa"/>
+              <w:bottom w:w="80" w:type="dxa"/>
+              <w:end w:w="120" w:type="dxa"/>
+            </w:tcMar>
+            <w:vAlign w:val="center"/>
+          </w:tcPr>
+          <w:p>
+            <w:pPr>
+              <w:spacing w:after="0" w:line="264" w:lineRule="auto"/>
+            </w:pPr>
+            <w:r>
+              <w:rPr>
+                <w:rFonts w:ascii="Arial" w:hAnsi="Arial"/>
+                <w:color w:val="000000"/>
+                <w:sz w:val="13"/>
+              </w:rPr>
+              <w:t>CharField(16), blank allowed</w:t>
+            </w:r>
+          </w:p>
+        </w:tc>
+        <w:tc>
+          <w:tcPr>
+            <w:tcW w:type="dxa" w:w="2340"/>
+            <w:tcMar>
+              <w:top w:w="80" w:type="dxa"/>
+              <w:start w:w="120" w:type="dxa"/>
+              <w:bottom w:w="80" w:type="dxa"/>
+              <w:end w:w="120" w:type="dxa"/>
+            </w:tcMar>
+            <w:vAlign w:val="center"/>
+          </w:tcPr>
+          <w:p>
+            <w:pPr>
+              <w:spacing w:after="0" w:line="264" w:lineRule="auto"/>
+            </w:pPr>
+            <w:r>
+              <w:rPr>
+                <w:rFonts w:ascii="Arial" w:hAnsi="Arial"/>
+                <w:color w:val="000000"/>
+                <w:sz w:val="13"/>
+              </w:rPr>
+              <w:t>Optional short department code.</w:t>
+            </w:r>
+          </w:p>
+        </w:tc>
+      </w:tr>
+      <w:tr>
+        <w:tc>
+          <w:tcPr>
+            <w:tcW w:type="dxa" w:w="2340"/>
+            <w:tcMar>
+              <w:top w:w="80" w:type="dxa"/>
+              <w:start w:w="120" w:type="dxa"/>
+              <w:bottom w:w="80" w:type="dxa"/>
+              <w:end w:w="120" w:type="dxa"/>
+            </w:tcMar>
+            <w:vAlign w:val="center"/>
+          </w:tcPr>
+          <w:p>
+            <w:pPr>
+              <w:spacing w:after="0" w:line="264" w:lineRule="auto"/>
+            </w:pPr>
+            <w:r>
+              <w:rPr>
+                <w:rFonts w:ascii="Arial" w:hAnsi="Arial"/>
+                <w:color w:val="000000"/>
+                <w:sz w:val="13"/>
+              </w:rPr>
+              <w:t>Professor</w:t>
+            </w:r>
+          </w:p>
+        </w:tc>
+        <w:tc>
+          <w:tcPr>
+            <w:tcW w:type="dxa" w:w="2340"/>
+            <w:tcMar>
+              <w:top w:w="80" w:type="dxa"/>
+              <w:start w:w="120" w:type="dxa"/>
+              <w:bottom w:w="80" w:type="dxa"/>
+              <w:end w:w="120" w:type="dxa"/>
+            </w:tcMar>
+            <w:vAlign w:val="center"/>
+          </w:tcPr>
+          <w:p>
+            <w:pPr>
+              <w:spacing w:after="0" w:line="264" w:lineRule="auto"/>
+            </w:pPr>
+            <w:r>
+              <w:rPr>
+                <w:rFonts w:ascii="Arial" w:hAnsi="Arial"/>
+                <w:color w:val="000000"/>
+                <w:sz w:val="13"/>
+              </w:rPr>
+              <w:t>id</w:t>
+            </w:r>
+          </w:p>
+        </w:tc>
+        <w:tc>
+          <w:tcPr>
+            <w:tcW w:type="dxa" w:w="2340"/>
+            <w:tcMar>
+              <w:top w:w="80" w:type="dxa"/>
+              <w:start w:w="120" w:type="dxa"/>
+              <w:bottom w:w="80" w:type="dxa"/>
+              <w:end w:w="120" w:type="dxa"/>
+            </w:tcMar>
+            <w:vAlign w:val="center"/>
+          </w:tcPr>
+          <w:p>
+            <w:pPr>
+              <w:spacing w:after="0" w:line="264" w:lineRule="auto"/>
+            </w:pPr>
+            <w:r>
+              <w:rPr>
+                <w:rFonts w:ascii="Arial" w:hAnsi="Arial"/>
+                <w:color w:val="000000"/>
+                <w:sz w:val="13"/>
+              </w:rPr>
+              <w:t>BigAutoField / integer primary key</w:t>
+            </w:r>
+          </w:p>
+        </w:tc>
+        <w:tc>
+          <w:tcPr>
+            <w:tcW w:type="dxa" w:w="2340"/>
+            <w:tcMar>
+              <w:top w:w="80" w:type="dxa"/>
+              <w:start w:w="120" w:type="dxa"/>
+              <w:bottom w:w="80" w:type="dxa"/>
+              <w:end w:w="120" w:type="dxa"/>
+            </w:tcMar>
+            <w:vAlign w:val="center"/>
+          </w:tcPr>
+          <w:p>
+            <w:pPr>
+              <w:spacing w:after="0" w:line="264" w:lineRule="auto"/>
+            </w:pPr>
+            <w:r>
+              <w:rPr>
+                <w:rFonts w:ascii="Arial" w:hAnsi="Arial"/>
+                <w:color w:val="000000"/>
+                <w:sz w:val="13"/>
+              </w:rPr>
+              <w:t>Django-generated identifier.</w:t>
+            </w:r>
+          </w:p>
+        </w:tc>
+      </w:tr>
+      <w:tr>
+        <w:tc>
+          <w:tcPr>
+            <w:tcW w:type="dxa" w:w="2340"/>
+            <w:tcMar>
+              <w:top w:w="80" w:type="dxa"/>
+              <w:start w:w="120" w:type="dxa"/>
+              <w:bottom w:w="80" w:type="dxa"/>
+              <w:end w:w="120" w:type="dxa"/>
+            </w:tcMar>
+            <w:vAlign w:val="center"/>
+          </w:tcPr>
+          <w:p>
+            <w:pPr>
+              <w:spacing w:after="0" w:line="264" w:lineRule="auto"/>
+            </w:pPr>
+            <w:r>
+              <w:rPr>
+                <w:rFonts w:ascii="Arial" w:hAnsi="Arial"/>
+                <w:color w:val="000000"/>
+                <w:sz w:val="13"/>
+              </w:rPr>
+              <w:t>Professor</w:t>
+            </w:r>
+          </w:p>
+        </w:tc>
+        <w:tc>
+          <w:tcPr>
+            <w:tcW w:type="dxa" w:w="2340"/>
+            <w:tcMar>
+              <w:top w:w="80" w:type="dxa"/>
+              <w:start w:w="120" w:type="dxa"/>
+              <w:bottom w:w="80" w:type="dxa"/>
+              <w:end w:w="120" w:type="dxa"/>
+            </w:tcMar>
+            <w:vAlign w:val="center"/>
+          </w:tcPr>
+          <w:p>
+            <w:pPr>
+              <w:spacing w:after="0" w:line="264" w:lineRule="auto"/>
+            </w:pPr>
+            <w:r>
+              <w:rPr>
+                <w:rFonts w:ascii="Arial" w:hAnsi="Arial"/>
+                <w:color w:val="000000"/>
+                <w:sz w:val="13"/>
+              </w:rPr>
+              <w:t>name</w:t>
+            </w:r>
+          </w:p>
+        </w:tc>
+        <w:tc>
+          <w:tcPr>
+            <w:tcW w:type="dxa" w:w="2340"/>
+            <w:tcMar>
+              <w:top w:w="80" w:type="dxa"/>
+              <w:start w:w="120" w:type="dxa"/>
+              <w:bottom w:w="80" w:type="dxa"/>
+              <w:end w:w="120" w:type="dxa"/>
+            </w:tcMar>
+            <w:vAlign w:val="center"/>
+          </w:tcPr>
+          <w:p>
+            <w:pPr>
+              <w:spacing w:after="0" w:line="264" w:lineRule="auto"/>
+            </w:pPr>
+            <w:r>
+              <w:rPr>
+                <w:rFonts w:ascii="Arial" w:hAnsi="Arial"/>
+                <w:color w:val="000000"/>
+                <w:sz w:val="13"/>
+              </w:rPr>
+              <w:t>CharField(128), indexed</w:t>
+            </w:r>
+          </w:p>
+        </w:tc>
+        <w:tc>
+          <w:tcPr>
+            <w:tcW w:type="dxa" w:w="2340"/>
+            <w:tcMar>
+              <w:top w:w="80" w:type="dxa"/>
+              <w:start w:w="120" w:type="dxa"/>
+              <w:bottom w:w="80" w:type="dxa"/>
+              <w:end w:w="120" w:type="dxa"/>
+            </w:tcMar>
+            <w:vAlign w:val="center"/>
+          </w:tcPr>
+          <w:p>
+            <w:pPr>
+              <w:spacing w:after="0" w:line="264" w:lineRule="auto"/>
+            </w:pPr>
+            <w:r>
+              <w:rPr>
+                <w:rFonts w:ascii="Arial" w:hAnsi="Arial"/>
+                <w:color w:val="000000"/>
+                <w:sz w:val="13"/>
+              </w:rPr>
+              <w:t>Professor display/search name.</w:t>
+            </w:r>
+          </w:p>
+        </w:tc>
+      </w:tr>
+      <w:tr>
+        <w:tc>
+          <w:tcPr>
+            <w:tcW w:type="dxa" w:w="2340"/>
+            <w:tcMar>
+              <w:top w:w="80" w:type="dxa"/>
+              <w:start w:w="120" w:type="dxa"/>
+              <w:bottom w:w="80" w:type="dxa"/>
+              <w:end w:w="120" w:type="dxa"/>
+            </w:tcMar>
+            <w:vAlign w:val="center"/>
+          </w:tcPr>
+          <w:p>
+            <w:pPr>
+              <w:spacing w:after="0" w:line="264" w:lineRule="auto"/>
+            </w:pPr>
+            <w:r>
+              <w:rPr>
+                <w:rFonts w:ascii="Arial" w:hAnsi="Arial"/>
+                <w:color w:val="000000"/>
+                <w:sz w:val="13"/>
+              </w:rPr>
+              <w:t>Professor</w:t>
+            </w:r>
+          </w:p>
+        </w:tc>
+        <w:tc>
+          <w:tcPr>
+            <w:tcW w:type="dxa" w:w="2340"/>
+            <w:tcMar>
+              <w:top w:w="80" w:type="dxa"/>
+              <w:start w:w="120" w:type="dxa"/>
+              <w:bottom w:w="80" w:type="dxa"/>
+              <w:end w:w="120" w:type="dxa"/>
+            </w:tcMar>
+            <w:vAlign w:val="center"/>
+          </w:tcPr>
+          <w:p>
+            <w:pPr>
+              <w:spacing w:after="0" w:line="264" w:lineRule="auto"/>
+            </w:pPr>
+            <w:r>
+              <w:rPr>
+                <w:rFonts w:ascii="Arial" w:hAnsi="Arial"/>
+                <w:color w:val="000000"/>
+                <w:sz w:val="13"/>
+              </w:rPr>
+              <w:t>department_id</w:t>
+            </w:r>
+          </w:p>
+        </w:tc>
+        <w:tc>
+          <w:tcPr>
+            <w:tcW w:type="dxa" w:w="2340"/>
+            <w:tcMar>
+              <w:top w:w="80" w:type="dxa"/>
+              <w:start w:w="120" w:type="dxa"/>
+              <w:bottom w:w="80" w:type="dxa"/>
+              <w:end w:w="120" w:type="dxa"/>
+            </w:tcMar>
+            <w:vAlign w:val="center"/>
+          </w:tcPr>
+          <w:p>
+            <w:pPr>
+              <w:spacing w:after="0" w:line="264" w:lineRule="auto"/>
+            </w:pPr>
+            <w:r>
+              <w:rPr>
+                <w:rFonts w:ascii="Arial" w:hAnsi="Arial"/>
+                <w:color w:val="000000"/>
+                <w:sz w:val="13"/>
+              </w:rPr>
+              <w:t>ForeignKey to Department, nullable</w:t>
+            </w:r>
+          </w:p>
+        </w:tc>
+        <w:tc>
+          <w:tcPr>
+            <w:tcW w:type="dxa" w:w="2340"/>
+            <w:tcMar>
+              <w:top w:w="80" w:type="dxa"/>
+              <w:start w:w="120" w:type="dxa"/>
+              <w:bottom w:w="80" w:type="dxa"/>
+              <w:end w:w="120" w:type="dxa"/>
+            </w:tcMar>
+            <w:vAlign w:val="center"/>
+          </w:tcPr>
+          <w:p>
+            <w:pPr>
+              <w:spacing w:after="0" w:line="264" w:lineRule="auto"/>
+            </w:pPr>
+            <w:r>
+              <w:rPr>
+                <w:rFonts w:ascii="Arial" w:hAnsi="Arial"/>
+                <w:color w:val="000000"/>
+                <w:sz w:val="13"/>
+              </w:rPr>
+              <w:t>Optional department relationship; SET_NULL on delete.</w:t>
+            </w:r>
+          </w:p>
+        </w:tc>
+      </w:tr>
+      <w:tr>
+        <w:tc>
+          <w:tcPr>
+            <w:tcW w:type="dxa" w:w="2340"/>
+            <w:tcMar>
+              <w:top w:w="80" w:type="dxa"/>
+              <w:start w:w="120" w:type="dxa"/>
+              <w:bottom w:w="80" w:type="dxa"/>
+              <w:end w:w="120" w:type="dxa"/>
+            </w:tcMar>
+            <w:vAlign w:val="center"/>
+          </w:tcPr>
+          <w:p>
+            <w:pPr>
+              <w:spacing w:after="0" w:line="264" w:lineRule="auto"/>
+            </w:pPr>
+            <w:r>
+              <w:rPr>
+                <w:rFonts w:ascii="Arial" w:hAnsi="Arial"/>
+                <w:color w:val="000000"/>
+                <w:sz w:val="13"/>
+              </w:rPr>
+              <w:t>Professor</w:t>
+            </w:r>
+          </w:p>
+        </w:tc>
+        <w:tc>
+          <w:tcPr>
+            <w:tcW w:type="dxa" w:w="2340"/>
+            <w:tcMar>
+              <w:top w:w="80" w:type="dxa"/>
+              <w:start w:w="120" w:type="dxa"/>
+              <w:bottom w:w="80" w:type="dxa"/>
+              <w:end w:w="120" w:type="dxa"/>
+            </w:tcMar>
+            <w:vAlign w:val="center"/>
+          </w:tcPr>
+          <w:p>
+            <w:pPr>
+              <w:spacing w:after="0" w:line="264" w:lineRule="auto"/>
+            </w:pPr>
+            <w:r>
+              <w:rPr>
+                <w:rFonts w:ascii="Arial" w:hAnsi="Arial"/>
+                <w:color w:val="000000"/>
+                <w:sz w:val="13"/>
+              </w:rPr>
+              <w:t>institution</w:t>
+            </w:r>
+          </w:p>
+        </w:tc>
+        <w:tc>
+          <w:tcPr>
+            <w:tcW w:type="dxa" w:w="2340"/>
+            <w:tcMar>
+              <w:top w:w="80" w:type="dxa"/>
+              <w:start w:w="120" w:type="dxa"/>
+              <w:bottom w:w="80" w:type="dxa"/>
+              <w:end w:w="120" w:type="dxa"/>
+            </w:tcMar>
+            <w:vAlign w:val="center"/>
+          </w:tcPr>
+          <w:p>
+            <w:pPr>
+              <w:spacing w:after="0" w:line="264" w:lineRule="auto"/>
+            </w:pPr>
+            <w:r>
+              <w:rPr>
+                <w:rFonts w:ascii="Arial" w:hAnsi="Arial"/>
+                <w:color w:val="000000"/>
+                <w:sz w:val="13"/>
+              </w:rPr>
+              <w:t>CharField(128), indexed, blank allowed</w:t>
+            </w:r>
+          </w:p>
+        </w:tc>
+        <w:tc>
+          <w:tcPr>
+            <w:tcW w:type="dxa" w:w="2340"/>
+            <w:tcMar>
+              <w:top w:w="80" w:type="dxa"/>
+              <w:start w:w="120" w:type="dxa"/>
+              <w:bottom w:w="80" w:type="dxa"/>
+              <w:end w:w="120" w:type="dxa"/>
+            </w:tcMar>
+            <w:vAlign w:val="center"/>
+          </w:tcPr>
+          <w:p>
+            <w:pPr>
+              <w:spacing w:after="0" w:line="264" w:lineRule="auto"/>
+            </w:pPr>
+            <w:r>
+              <w:rPr>
+                <w:rFonts w:ascii="Arial" w:hAnsi="Arial"/>
+                <w:color w:val="000000"/>
+                <w:sz w:val="13"/>
+              </w:rPr>
+              <w:t>School or institution name.</w:t>
+            </w:r>
+          </w:p>
+        </w:tc>
+      </w:tr>
+      <w:tr>
+        <w:tc>
+          <w:tcPr>
+            <w:tcW w:type="dxa" w:w="2340"/>
+            <w:tcMar>
+              <w:top w:w="80" w:type="dxa"/>
+              <w:start w:w="120" w:type="dxa"/>
+              <w:bottom w:w="80" w:type="dxa"/>
+              <w:end w:w="120" w:type="dxa"/>
+            </w:tcMar>
+            <w:vAlign w:val="center"/>
+          </w:tcPr>
+          <w:p>
+            <w:pPr>
+              <w:spacing w:after="0" w:line="264" w:lineRule="auto"/>
+            </w:pPr>
+            <w:r>
+              <w:rPr>
+                <w:rFonts w:ascii="Arial" w:hAnsi="Arial"/>
+                <w:color w:val="000000"/>
+                <w:sz w:val="13"/>
+              </w:rPr>
+              <w:t>Professor</w:t>
+            </w:r>
+          </w:p>
+        </w:tc>
+        <w:tc>
+          <w:tcPr>
+            <w:tcW w:type="dxa" w:w="2340"/>
+            <w:tcMar>
+              <w:top w:w="80" w:type="dxa"/>
+              <w:start w:w="120" w:type="dxa"/>
+              <w:bottom w:w="80" w:type="dxa"/>
+              <w:end w:w="120" w:type="dxa"/>
+            </w:tcMar>
+            <w:vAlign w:val="center"/>
+          </w:tcPr>
+          <w:p>
+            <w:pPr>
+              <w:spacing w:after="0" w:line="264" w:lineRule="auto"/>
+            </w:pPr>
+            <w:r>
+              <w:rPr>
+                <w:rFonts w:ascii="Arial" w:hAnsi="Arial"/>
+                <w:color w:val="000000"/>
+                <w:sz w:val="13"/>
+              </w:rPr>
+              <w:t>bio</w:t>
+            </w:r>
+          </w:p>
+        </w:tc>
+        <w:tc>
+          <w:tcPr>
+            <w:tcW w:type="dxa" w:w="2340"/>
+            <w:tcMar>
+              <w:top w:w="80" w:type="dxa"/>
+              <w:start w:w="120" w:type="dxa"/>
+              <w:bottom w:w="80" w:type="dxa"/>
+              <w:end w:w="120" w:type="dxa"/>
+            </w:tcMar>
+            <w:vAlign w:val="center"/>
+          </w:tcPr>
+          <w:p>
+            <w:pPr>
+              <w:spacing w:after="0" w:line="264" w:lineRule="auto"/>
+            </w:pPr>
+            <w:r>
+              <w:rPr>
+                <w:rFonts w:ascii="Arial" w:hAnsi="Arial"/>
+                <w:color w:val="000000"/>
+                <w:sz w:val="13"/>
+              </w:rPr>
+              <w:t>TextField, blank allowed</w:t>
+            </w:r>
+          </w:p>
+        </w:tc>
+        <w:tc>
+          <w:tcPr>
+            <w:tcW w:type="dxa" w:w="2340"/>
+            <w:tcMar>
+              <w:top w:w="80" w:type="dxa"/>
+              <w:start w:w="120" w:type="dxa"/>
+              <w:bottom w:w="80" w:type="dxa"/>
+              <w:end w:w="120" w:type="dxa"/>
+            </w:tcMar>
+            <w:vAlign w:val="center"/>
+          </w:tcPr>
+          <w:p>
+            <w:pPr>
+              <w:spacing w:after="0" w:line="264" w:lineRule="auto"/>
+            </w:pPr>
+            <w:r>
+              <w:rPr>
+                <w:rFonts w:ascii="Arial" w:hAnsi="Arial"/>
+                <w:color w:val="000000"/>
+                <w:sz w:val="13"/>
+              </w:rPr>
+              <w:t>Optional free-text biography field.</w:t>
+            </w:r>
+          </w:p>
+        </w:tc>
+      </w:tr>
+      <w:tr>
+        <w:tc>
+          <w:tcPr>
+            <w:tcW w:type="dxa" w:w="2340"/>
+            <w:tcMar>
+              <w:top w:w="80" w:type="dxa"/>
+              <w:start w:w="120" w:type="dxa"/>
+              <w:bottom w:w="80" w:type="dxa"/>
+              <w:end w:w="120" w:type="dxa"/>
+            </w:tcMar>
+            <w:vAlign w:val="center"/>
+          </w:tcPr>
+          <w:p>
+            <w:pPr>
+              <w:spacing w:after="0" w:line="264" w:lineRule="auto"/>
+            </w:pPr>
+            <w:r>
+              <w:rPr>
+                <w:rFonts w:ascii="Arial" w:hAnsi="Arial"/>
+                <w:color w:val="000000"/>
+                <w:sz w:val="13"/>
+              </w:rPr>
+              <w:t>Professor</w:t>
+            </w:r>
+          </w:p>
+        </w:tc>
+        <w:tc>
+          <w:tcPr>
+            <w:tcW w:type="dxa" w:w="2340"/>
+            <w:tcMar>
+              <w:top w:w="80" w:type="dxa"/>
+              <w:start w:w="120" w:type="dxa"/>
+              <w:bottom w:w="80" w:type="dxa"/>
+              <w:end w:w="120" w:type="dxa"/>
+            </w:tcMar>
+            <w:vAlign w:val="center"/>
+          </w:tcPr>
+          <w:p>
+            <w:pPr>
+              <w:spacing w:after="0" w:line="264" w:lineRule="auto"/>
+            </w:pPr>
+            <w:r>
+              <w:rPr>
+                <w:rFonts w:ascii="Arial" w:hAnsi="Arial"/>
+                <w:color w:val="000000"/>
+                <w:sz w:val="13"/>
+              </w:rPr>
+              <w:t>external_ref</w:t>
+            </w:r>
+          </w:p>
+        </w:tc>
+        <w:tc>
+          <w:tcPr>
+            <w:tcW w:type="dxa" w:w="2340"/>
+            <w:tcMar>
+              <w:top w:w="80" w:type="dxa"/>
+              <w:start w:w="120" w:type="dxa"/>
+              <w:bottom w:w="80" w:type="dxa"/>
+              <w:end w:w="120" w:type="dxa"/>
+            </w:tcMar>
+            <w:vAlign w:val="center"/>
+          </w:tcPr>
+          <w:p>
+            <w:pPr>
+              <w:spacing w:after="0" w:line="264" w:lineRule="auto"/>
+            </w:pPr>
+            <w:r>
+              <w:rPr>
+                <w:rFonts w:ascii="Arial" w:hAnsi="Arial"/>
+                <w:color w:val="000000"/>
+                <w:sz w:val="13"/>
+              </w:rPr>
+              <w:t>CharField(64), indexed, unique when nonblank</w:t>
+            </w:r>
+          </w:p>
+        </w:tc>
+        <w:tc>
+          <w:tcPr>
+            <w:tcW w:type="dxa" w:w="2340"/>
+            <w:tcMar>
+              <w:top w:w="80" w:type="dxa"/>
+              <w:start w:w="120" w:type="dxa"/>
+              <w:bottom w:w="80" w:type="dxa"/>
+              <w:end w:w="120" w:type="dxa"/>
+            </w:tcMar>
+            <w:vAlign w:val="center"/>
+          </w:tcPr>
+          <w:p>
+            <w:pPr>
+              <w:spacing w:after="0" w:line="264" w:lineRule="auto"/>
+            </w:pPr>
+            <w:r>
+              <w:rPr>
+                <w:rFonts w:ascii="Arial" w:hAnsi="Arial"/>
+                <w:color w:val="000000"/>
+                <w:sz w:val="13"/>
+              </w:rPr>
+              <w:t>External source id such as rmp:12345.</w:t>
+            </w:r>
+          </w:p>
+        </w:tc>
+      </w:tr>
+      <w:tr>
+        <w:tc>
+          <w:tcPr>
+            <w:tcW w:type="dxa" w:w="2340"/>
+            <w:tcMar>
+              <w:top w:w="80" w:type="dxa"/>
+              <w:start w:w="120" w:type="dxa"/>
+              <w:bottom w:w="80" w:type="dxa"/>
+              <w:end w:w="120" w:type="dxa"/>
+            </w:tcMar>
+            <w:vAlign w:val="center"/>
+          </w:tcPr>
+          <w:p>
+            <w:pPr>
+              <w:spacing w:after="0" w:line="264" w:lineRule="auto"/>
+            </w:pPr>
+            <w:r>
+              <w:rPr>
+                <w:rFonts w:ascii="Arial" w:hAnsi="Arial"/>
+                <w:color w:val="000000"/>
+                <w:sz w:val="13"/>
+              </w:rPr>
+              <w:t>Professor</w:t>
+            </w:r>
+          </w:p>
+        </w:tc>
+        <w:tc>
+          <w:tcPr>
+            <w:tcW w:type="dxa" w:w="2340"/>
+            <w:tcMar>
+              <w:top w:w="80" w:type="dxa"/>
+              <w:start w:w="120" w:type="dxa"/>
+              <w:bottom w:w="80" w:type="dxa"/>
+              <w:end w:w="120" w:type="dxa"/>
+            </w:tcMar>
+            <w:vAlign w:val="center"/>
+          </w:tcPr>
+          <w:p>
+            <w:pPr>
+              <w:spacing w:after="0" w:line="264" w:lineRule="auto"/>
+            </w:pPr>
+            <w:r>
+              <w:rPr>
+                <w:rFonts w:ascii="Arial" w:hAnsi="Arial"/>
+                <w:color w:val="000000"/>
+                <w:sz w:val="13"/>
+              </w:rPr>
+              <w:t>source_avg_rating</w:t>
+            </w:r>
+          </w:p>
+        </w:tc>
+        <w:tc>
+          <w:tcPr>
+            <w:tcW w:type="dxa" w:w="2340"/>
+            <w:tcMar>
+              <w:top w:w="80" w:type="dxa"/>
+              <w:start w:w="120" w:type="dxa"/>
+              <w:bottom w:w="80" w:type="dxa"/>
+              <w:end w:w="120" w:type="dxa"/>
+            </w:tcMar>
+            <w:vAlign w:val="center"/>
+          </w:tcPr>
+          <w:p>
+            <w:pPr>
+              <w:spacing w:after="0" w:line="264" w:lineRule="auto"/>
+            </w:pPr>
+            <w:r>
+              <w:rPr>
+                <w:rFonts w:ascii="Arial" w:hAnsi="Arial"/>
+                <w:color w:val="000000"/>
+                <w:sz w:val="13"/>
+              </w:rPr>
+              <w:t>FloatField, nullable</w:t>
+            </w:r>
+          </w:p>
+        </w:tc>
+        <w:tc>
+          <w:tcPr>
+            <w:tcW w:type="dxa" w:w="2340"/>
+            <w:tcMar>
+              <w:top w:w="80" w:type="dxa"/>
+              <w:start w:w="120" w:type="dxa"/>
+              <w:bottom w:w="80" w:type="dxa"/>
+              <w:end w:w="120" w:type="dxa"/>
+            </w:tcMar>
+            <w:vAlign w:val="center"/>
+          </w:tcPr>
+          <w:p>
+            <w:pPr>
+              <w:spacing w:after="0" w:line="264" w:lineRule="auto"/>
+            </w:pPr>
+            <w:r>
+              <w:rPr>
+                <w:rFonts w:ascii="Arial" w:hAnsi="Arial"/>
+                <w:color w:val="000000"/>
+                <w:sz w:val="13"/>
+              </w:rPr>
+              <w:t>Profile-level rating from the source crawl.</w:t>
+            </w:r>
+          </w:p>
+        </w:tc>
+      </w:tr>
+      <w:tr>
+        <w:tc>
+          <w:tcPr>
+            <w:tcW w:type="dxa" w:w="2340"/>
+            <w:tcMar>
+              <w:top w:w="80" w:type="dxa"/>
+              <w:start w:w="120" w:type="dxa"/>
+              <w:bottom w:w="80" w:type="dxa"/>
+              <w:end w:w="120" w:type="dxa"/>
+            </w:tcMar>
+            <w:vAlign w:val="center"/>
+          </w:tcPr>
+          <w:p>
+            <w:pPr>
+              <w:spacing w:after="0" w:line="264" w:lineRule="auto"/>
+            </w:pPr>
+            <w:r>
+              <w:rPr>
+                <w:rFonts w:ascii="Arial" w:hAnsi="Arial"/>
+                <w:color w:val="000000"/>
+                <w:sz w:val="13"/>
+              </w:rPr>
+              <w:t>Professor</w:t>
+            </w:r>
+          </w:p>
+        </w:tc>
+        <w:tc>
+          <w:tcPr>
+            <w:tcW w:type="dxa" w:w="2340"/>
+            <w:tcMar>
+              <w:top w:w="80" w:type="dxa"/>
+              <w:start w:w="120" w:type="dxa"/>
+              <w:bottom w:w="80" w:type="dxa"/>
+              <w:end w:w="120" w:type="dxa"/>
+            </w:tcMar>
+            <w:vAlign w:val="center"/>
+          </w:tcPr>
+          <w:p>
+            <w:pPr>
+              <w:spacing w:after="0" w:line="264" w:lineRule="auto"/>
+            </w:pPr>
+            <w:r>
+              <w:rPr>
+                <w:rFonts w:ascii="Arial" w:hAnsi="Arial"/>
+                <w:color w:val="000000"/>
+                <w:sz w:val="13"/>
+              </w:rPr>
+              <w:t>source_num_ratings</w:t>
+            </w:r>
+          </w:p>
+        </w:tc>
+        <w:tc>
+          <w:tcPr>
+            <w:tcW w:type="dxa" w:w="2340"/>
+            <w:tcMar>
+              <w:top w:w="80" w:type="dxa"/>
+              <w:start w:w="120" w:type="dxa"/>
+              <w:bottom w:w="80" w:type="dxa"/>
+              <w:end w:w="120" w:type="dxa"/>
+            </w:tcMar>
+            <w:vAlign w:val="center"/>
+          </w:tcPr>
+          <w:p>
+            <w:pPr>
+              <w:spacing w:after="0" w:line="264" w:lineRule="auto"/>
+            </w:pPr>
+            <w:r>
+              <w:rPr>
+                <w:rFonts w:ascii="Arial" w:hAnsi="Arial"/>
+                <w:color w:val="000000"/>
+                <w:sz w:val="13"/>
+              </w:rPr>
+              <w:t>IntegerField</w:t>
+            </w:r>
+          </w:p>
+        </w:tc>
+        <w:tc>
+          <w:tcPr>
+            <w:tcW w:type="dxa" w:w="2340"/>
+            <w:tcMar>
+              <w:top w:w="80" w:type="dxa"/>
+              <w:start w:w="120" w:type="dxa"/>
+              <w:bottom w:w="80" w:type="dxa"/>
+              <w:end w:w="120" w:type="dxa"/>
+            </w:tcMar>
+            <w:vAlign w:val="center"/>
+          </w:tcPr>
+          <w:p>
+            <w:pPr>
+              <w:spacing w:after="0" w:line="264" w:lineRule="auto"/>
+            </w:pPr>
+            <w:r>
+              <w:rPr>
+                <w:rFonts w:ascii="Arial" w:hAnsi="Arial"/>
+                <w:color w:val="000000"/>
+                <w:sz w:val="13"/>
+              </w:rPr>
+              <w:t>Profile-level rating count from the source crawl.</w:t>
+            </w:r>
+          </w:p>
+        </w:tc>
+      </w:tr>
+      <w:tr>
+        <w:tc>
+          <w:tcPr>
+            <w:tcW w:type="dxa" w:w="2340"/>
+            <w:tcMar>
+              <w:top w:w="80" w:type="dxa"/>
+              <w:start w:w="120" w:type="dxa"/>
+              <w:bottom w:w="80" w:type="dxa"/>
+              <w:end w:w="120" w:type="dxa"/>
+            </w:tcMar>
+            <w:vAlign w:val="center"/>
+          </w:tcPr>
+          <w:p>
+            <w:pPr>
+              <w:spacing w:after="0" w:line="264" w:lineRule="auto"/>
+            </w:pPr>
+            <w:r>
+              <w:rPr>
+                <w:rFonts w:ascii="Arial" w:hAnsi="Arial"/>
+                <w:color w:val="000000"/>
+                <w:sz w:val="13"/>
+              </w:rPr>
+              <w:t>Professor</w:t>
+            </w:r>
+          </w:p>
+        </w:tc>
+        <w:tc>
+          <w:tcPr>
+            <w:tcW w:type="dxa" w:w="2340"/>
+            <w:tcMar>
+              <w:top w:w="80" w:type="dxa"/>
+              <w:start w:w="120" w:type="dxa"/>
+              <w:bottom w:w="80" w:type="dxa"/>
+              <w:end w:w="120" w:type="dxa"/>
+            </w:tcMar>
+            <w:vAlign w:val="center"/>
+          </w:tcPr>
+          <w:p>
+            <w:pPr>
+              <w:spacing w:after="0" w:line="264" w:lineRule="auto"/>
+            </w:pPr>
+            <w:r>
+              <w:rPr>
+                <w:rFonts w:ascii="Arial" w:hAnsi="Arial"/>
+                <w:color w:val="000000"/>
+                <w:sz w:val="13"/>
+              </w:rPr>
+              <w:t>created_at</w:t>
+            </w:r>
+          </w:p>
+        </w:tc>
+        <w:tc>
+          <w:tcPr>
+            <w:tcW w:type="dxa" w:w="2340"/>
+            <w:tcMar>
+              <w:top w:w="80" w:type="dxa"/>
+              <w:start w:w="120" w:type="dxa"/>
+              <w:bottom w:w="80" w:type="dxa"/>
+              <w:end w:w="120" w:type="dxa"/>
+            </w:tcMar>
+            <w:vAlign w:val="center"/>
+          </w:tcPr>
+          <w:p>
+            <w:pPr>
+              <w:spacing w:after="0" w:line="264" w:lineRule="auto"/>
+            </w:pPr>
+            <w:r>
+              <w:rPr>
+                <w:rFonts w:ascii="Arial" w:hAnsi="Arial"/>
+                <w:color w:val="000000"/>
+                <w:sz w:val="13"/>
+              </w:rPr>
+              <w:t>DateTimeField</w:t>
+            </w:r>
+          </w:p>
+        </w:tc>
+        <w:tc>
+          <w:tcPr>
+            <w:tcW w:type="dxa" w:w="2340"/>
+            <w:tcMar>
+              <w:top w:w="80" w:type="dxa"/>
+              <w:start w:w="120" w:type="dxa"/>
+              <w:bottom w:w="80" w:type="dxa"/>
+              <w:end w:w="120" w:type="dxa"/>
+            </w:tcMar>
+            <w:vAlign w:val="center"/>
+          </w:tcPr>
+          <w:p>
+            <w:pPr>
+              <w:spacing w:after="0" w:line="264" w:lineRule="auto"/>
+            </w:pPr>
+            <w:r>
+              <w:rPr>
+                <w:rFonts w:ascii="Arial" w:hAnsi="Arial"/>
+                <w:color w:val="000000"/>
+                <w:sz w:val="13"/>
+              </w:rPr>
+              <w:t>Set automatically when the row is created.</w:t>
+            </w:r>
+          </w:p>
+        </w:tc>
+      </w:tr>
+      <w:tr>
+        <w:tc>
+          <w:tcPr>
+            <w:tcW w:type="dxa" w:w="2340"/>
+            <w:tcMar>
+              <w:top w:w="80" w:type="dxa"/>
+              <w:start w:w="120" w:type="dxa"/>
+              <w:bottom w:w="80" w:type="dxa"/>
+              <w:end w:w="120" w:type="dxa"/>
+            </w:tcMar>
+            <w:vAlign w:val="center"/>
+          </w:tcPr>
+          <w:p>
+            <w:pPr>
+              <w:spacing w:after="0" w:line="264" w:lineRule="auto"/>
+            </w:pPr>
+            <w:r>
+              <w:rPr>
+                <w:rFonts w:ascii="Arial" w:hAnsi="Arial"/>
+                <w:color w:val="000000"/>
+                <w:sz w:val="13"/>
+              </w:rPr>
+              <w:t>Course</w:t>
+            </w:r>
+          </w:p>
+        </w:tc>
+        <w:tc>
+          <w:tcPr>
+            <w:tcW w:type="dxa" w:w="2340"/>
+            <w:tcMar>
+              <w:top w:w="80" w:type="dxa"/>
+              <w:start w:w="120" w:type="dxa"/>
+              <w:bottom w:w="80" w:type="dxa"/>
+              <w:end w:w="120" w:type="dxa"/>
+            </w:tcMar>
+            <w:vAlign w:val="center"/>
+          </w:tcPr>
+          <w:p>
+            <w:pPr>
+              <w:spacing w:after="0" w:line="264" w:lineRule="auto"/>
+            </w:pPr>
+            <w:r>
+              <w:rPr>
+                <w:rFonts w:ascii="Arial" w:hAnsi="Arial"/>
+                <w:color w:val="000000"/>
+                <w:sz w:val="13"/>
+              </w:rPr>
+              <w:t>id</w:t>
+            </w:r>
+          </w:p>
+        </w:tc>
+        <w:tc>
+          <w:tcPr>
+            <w:tcW w:type="dxa" w:w="2340"/>
+            <w:tcMar>
+              <w:top w:w="80" w:type="dxa"/>
+              <w:start w:w="120" w:type="dxa"/>
+              <w:bottom w:w="80" w:type="dxa"/>
+              <w:end w:w="120" w:type="dxa"/>
+            </w:tcMar>
+            <w:vAlign w:val="center"/>
+          </w:tcPr>
+          <w:p>
+            <w:pPr>
+              <w:spacing w:after="0" w:line="264" w:lineRule="auto"/>
+            </w:pPr>
+            <w:r>
+              <w:rPr>
+                <w:rFonts w:ascii="Arial" w:hAnsi="Arial"/>
+                <w:color w:val="000000"/>
+                <w:sz w:val="13"/>
+              </w:rPr>
+              <w:t>BigAutoField / integer primary key</w:t>
+            </w:r>
+          </w:p>
+        </w:tc>
+        <w:tc>
+          <w:tcPr>
+            <w:tcW w:type="dxa" w:w="2340"/>
+            <w:tcMar>
+              <w:top w:w="80" w:type="dxa"/>
+              <w:start w:w="120" w:type="dxa"/>
+              <w:bottom w:w="80" w:type="dxa"/>
+              <w:end w:w="120" w:type="dxa"/>
+            </w:tcMar>
+            <w:vAlign w:val="center"/>
+          </w:tcPr>
+          <w:p>
+            <w:pPr>
+              <w:spacing w:after="0" w:line="264" w:lineRule="auto"/>
+            </w:pPr>
+            <w:r>
+              <w:rPr>
+                <w:rFonts w:ascii="Arial" w:hAnsi="Arial"/>
+                <w:color w:val="000000"/>
+                <w:sz w:val="13"/>
+              </w:rPr>
+              <w:t>Django-generated identifier.</w:t>
+            </w:r>
+          </w:p>
+        </w:tc>
+      </w:tr>
+      <w:tr>
+        <w:tc>
+          <w:tcPr>
+            <w:tcW w:type="dxa" w:w="2340"/>
+            <w:tcMar>
+              <w:top w:w="80" w:type="dxa"/>
+              <w:start w:w="120" w:type="dxa"/>
+              <w:bottom w:w="80" w:type="dxa"/>
+              <w:end w:w="120" w:type="dxa"/>
+            </w:tcMar>
+            <w:vAlign w:val="center"/>
+          </w:tcPr>
+          <w:p>
+            <w:pPr>
+              <w:spacing w:after="0" w:line="264" w:lineRule="auto"/>
+            </w:pPr>
+            <w:r>
+              <w:rPr>
+                <w:rFonts w:ascii="Arial" w:hAnsi="Arial"/>
+                <w:color w:val="000000"/>
+                <w:sz w:val="13"/>
+              </w:rPr>
+              <w:t>Course</w:t>
+            </w:r>
+          </w:p>
+        </w:tc>
+        <w:tc>
+          <w:tcPr>
+            <w:tcW w:type="dxa" w:w="2340"/>
+            <w:tcMar>
+              <w:top w:w="80" w:type="dxa"/>
+              <w:start w:w="120" w:type="dxa"/>
+              <w:bottom w:w="80" w:type="dxa"/>
+              <w:end w:w="120" w:type="dxa"/>
+            </w:tcMar>
+            <w:vAlign w:val="center"/>
+          </w:tcPr>
+          <w:p>
+            <w:pPr>
+              <w:spacing w:after="0" w:line="264" w:lineRule="auto"/>
+            </w:pPr>
+            <w:r>
+              <w:rPr>
+                <w:rFonts w:ascii="Arial" w:hAnsi="Arial"/>
+                <w:color w:val="000000"/>
+                <w:sz w:val="13"/>
+              </w:rPr>
+              <w:t>code</w:t>
+            </w:r>
+          </w:p>
+        </w:tc>
+        <w:tc>
+          <w:tcPr>
+            <w:tcW w:type="dxa" w:w="2340"/>
+            <w:tcMar>
+              <w:top w:w="80" w:type="dxa"/>
+              <w:start w:w="120" w:type="dxa"/>
+              <w:bottom w:w="80" w:type="dxa"/>
+              <w:end w:w="120" w:type="dxa"/>
+            </w:tcMar>
+            <w:vAlign w:val="center"/>
+          </w:tcPr>
+          <w:p>
+            <w:pPr>
+              <w:spacing w:after="0" w:line="264" w:lineRule="auto"/>
+            </w:pPr>
+            <w:r>
+              <w:rPr>
+                <w:rFonts w:ascii="Arial" w:hAnsi="Arial"/>
+                <w:color w:val="000000"/>
+                <w:sz w:val="13"/>
+              </w:rPr>
+              <w:t>CharField(32), indexed, unique</w:t>
+            </w:r>
+          </w:p>
+        </w:tc>
+        <w:tc>
+          <w:tcPr>
+            <w:tcW w:type="dxa" w:w="2340"/>
+            <w:tcMar>
+              <w:top w:w="80" w:type="dxa"/>
+              <w:start w:w="120" w:type="dxa"/>
+              <w:bottom w:w="80" w:type="dxa"/>
+              <w:end w:w="120" w:type="dxa"/>
+            </w:tcMar>
+            <w:vAlign w:val="center"/>
+          </w:tcPr>
+          <w:p>
+            <w:pPr>
+              <w:spacing w:after="0" w:line="264" w:lineRule="auto"/>
+            </w:pPr>
+            <w:r>
+              <w:rPr>
+                <w:rFonts w:ascii="Arial" w:hAnsi="Arial"/>
+                <w:color w:val="000000"/>
+                <w:sz w:val="13"/>
+              </w:rPr>
+              <w:t>Course code such as CS101.</w:t>
+            </w:r>
+          </w:p>
+        </w:tc>
+      </w:tr>
+      <w:tr>
+        <w:tc>
+          <w:tcPr>
+            <w:tcW w:type="dxa" w:w="2340"/>
+            <w:tcMar>
+              <w:top w:w="80" w:type="dxa"/>
+              <w:start w:w="120" w:type="dxa"/>
+              <w:bottom w:w="80" w:type="dxa"/>
+              <w:end w:w="120" w:type="dxa"/>
+            </w:tcMar>
+            <w:vAlign w:val="center"/>
+          </w:tcPr>
+          <w:p>
+            <w:pPr>
+              <w:spacing w:after="0" w:line="264" w:lineRule="auto"/>
+            </w:pPr>
+            <w:r>
+              <w:rPr>
+                <w:rFonts w:ascii="Arial" w:hAnsi="Arial"/>
+                <w:color w:val="000000"/>
+                <w:sz w:val="13"/>
+              </w:rPr>
+              <w:t>Course</w:t>
+            </w:r>
+          </w:p>
+        </w:tc>
+        <w:tc>
+          <w:tcPr>
+            <w:tcW w:type="dxa" w:w="2340"/>
+            <w:tcMar>
+              <w:top w:w="80" w:type="dxa"/>
+              <w:start w:w="120" w:type="dxa"/>
+              <w:bottom w:w="80" w:type="dxa"/>
+              <w:end w:w="120" w:type="dxa"/>
+            </w:tcMar>
+            <w:vAlign w:val="center"/>
+          </w:tcPr>
+          <w:p>
+            <w:pPr>
+              <w:spacing w:after="0" w:line="264" w:lineRule="auto"/>
+            </w:pPr>
+            <w:r>
+              <w:rPr>
+                <w:rFonts w:ascii="Arial" w:hAnsi="Arial"/>
+                <w:color w:val="000000"/>
+                <w:sz w:val="13"/>
+              </w:rPr>
+              <w:t>title</w:t>
+            </w:r>
+          </w:p>
+        </w:tc>
+        <w:tc>
+          <w:tcPr>
+            <w:tcW w:type="dxa" w:w="2340"/>
+            <w:tcMar>
+              <w:top w:w="80" w:type="dxa"/>
+              <w:start w:w="120" w:type="dxa"/>
+              <w:bottom w:w="80" w:type="dxa"/>
+              <w:end w:w="120" w:type="dxa"/>
+            </w:tcMar>
+            <w:vAlign w:val="center"/>
+          </w:tcPr>
+          <w:p>
+            <w:pPr>
+              <w:spacing w:after="0" w:line="264" w:lineRule="auto"/>
+            </w:pPr>
+            <w:r>
+              <w:rPr>
+                <w:rFonts w:ascii="Arial" w:hAnsi="Arial"/>
+                <w:color w:val="000000"/>
+                <w:sz w:val="13"/>
+              </w:rPr>
+              <w:t>CharField(200), blank allowed</w:t>
+            </w:r>
+          </w:p>
+        </w:tc>
+        <w:tc>
+          <w:tcPr>
+            <w:tcW w:type="dxa" w:w="2340"/>
+            <w:tcMar>
+              <w:top w:w="80" w:type="dxa"/>
+              <w:start w:w="120" w:type="dxa"/>
+              <w:bottom w:w="80" w:type="dxa"/>
+              <w:end w:w="120" w:type="dxa"/>
+            </w:tcMar>
+            <w:vAlign w:val="center"/>
+          </w:tcPr>
+          <w:p>
+            <w:pPr>
+              <w:spacing w:after="0" w:line="264" w:lineRule="auto"/>
+            </w:pPr>
+            <w:r>
+              <w:rPr>
+                <w:rFonts w:ascii="Arial" w:hAnsi="Arial"/>
+                <w:color w:val="000000"/>
+                <w:sz w:val="13"/>
+              </w:rPr>
+              <w:t>Optional course title.</w:t>
+            </w:r>
+          </w:p>
+        </w:tc>
+      </w:tr>
+      <w:tr>
+        <w:tc>
+          <w:tcPr>
+            <w:tcW w:type="dxa" w:w="2340"/>
+            <w:tcMar>
+              <w:top w:w="80" w:type="dxa"/>
+              <w:start w:w="120" w:type="dxa"/>
+              <w:bottom w:w="80" w:type="dxa"/>
+              <w:end w:w="120" w:type="dxa"/>
+            </w:tcMar>
+            <w:vAlign w:val="center"/>
+          </w:tcPr>
+          <w:p>
+            <w:pPr>
+              <w:spacing w:after="0" w:line="264" w:lineRule="auto"/>
+            </w:pPr>
+            <w:r>
+              <w:rPr>
+                <w:rFonts w:ascii="Arial" w:hAnsi="Arial"/>
+                <w:color w:val="000000"/>
+                <w:sz w:val="13"/>
+              </w:rPr>
+              <w:t>Course</w:t>
+            </w:r>
+          </w:p>
+        </w:tc>
+        <w:tc>
+          <w:tcPr>
+            <w:tcW w:type="dxa" w:w="2340"/>
+            <w:tcMar>
+              <w:top w:w="80" w:type="dxa"/>
+              <w:start w:w="120" w:type="dxa"/>
+              <w:bottom w:w="80" w:type="dxa"/>
+              <w:end w:w="120" w:type="dxa"/>
+            </w:tcMar>
+            <w:vAlign w:val="center"/>
+          </w:tcPr>
+          <w:p>
+            <w:pPr>
+              <w:spacing w:after="0" w:line="264" w:lineRule="auto"/>
+            </w:pPr>
+            <w:r>
+              <w:rPr>
+                <w:rFonts w:ascii="Arial" w:hAnsi="Arial"/>
+                <w:color w:val="000000"/>
+                <w:sz w:val="13"/>
+              </w:rPr>
+              <w:t>department_id</w:t>
+            </w:r>
+          </w:p>
+        </w:tc>
+        <w:tc>
+          <w:tcPr>
+            <w:tcW w:type="dxa" w:w="2340"/>
+            <w:tcMar>
+              <w:top w:w="80" w:type="dxa"/>
+              <w:start w:w="120" w:type="dxa"/>
+              <w:bottom w:w="80" w:type="dxa"/>
+              <w:end w:w="120" w:type="dxa"/>
+            </w:tcMar>
+            <w:vAlign w:val="center"/>
+          </w:tcPr>
+          <w:p>
+            <w:pPr>
+              <w:spacing w:after="0" w:line="264" w:lineRule="auto"/>
+            </w:pPr>
+            <w:r>
+              <w:rPr>
+                <w:rFonts w:ascii="Arial" w:hAnsi="Arial"/>
+                <w:color w:val="000000"/>
+                <w:sz w:val="13"/>
+              </w:rPr>
+              <w:t>ForeignKey to Department, nullable</w:t>
+            </w:r>
+          </w:p>
+        </w:tc>
+        <w:tc>
+          <w:tcPr>
+            <w:tcW w:type="dxa" w:w="2340"/>
+            <w:tcMar>
+              <w:top w:w="80" w:type="dxa"/>
+              <w:start w:w="120" w:type="dxa"/>
+              <w:bottom w:w="80" w:type="dxa"/>
+              <w:end w:w="120" w:type="dxa"/>
+            </w:tcMar>
+            <w:vAlign w:val="center"/>
+          </w:tcPr>
+          <w:p>
+            <w:pPr>
+              <w:spacing w:after="0" w:line="264" w:lineRule="auto"/>
+            </w:pPr>
+            <w:r>
+              <w:rPr>
+                <w:rFonts w:ascii="Arial" w:hAnsi="Arial"/>
+                <w:color w:val="000000"/>
+                <w:sz w:val="13"/>
+              </w:rPr>
+              <w:t>Optional department relationship; SET_NULL on delete.</w:t>
+            </w:r>
+          </w:p>
+        </w:tc>
+      </w:tr>
+      <w:tr>
+        <w:tc>
+          <w:tcPr>
+            <w:tcW w:type="dxa" w:w="2340"/>
+            <w:tcMar>
+              <w:top w:w="80" w:type="dxa"/>
+              <w:start w:w="120" w:type="dxa"/>
+              <w:bottom w:w="80" w:type="dxa"/>
+              <w:end w:w="120" w:type="dxa"/>
+            </w:tcMar>
+            <w:vAlign w:val="center"/>
+          </w:tcPr>
+          <w:p>
+            <w:pPr>
+              <w:spacing w:after="0" w:line="264" w:lineRule="auto"/>
+            </w:pPr>
+            <w:r>
+              <w:rPr>
+                <w:rFonts w:ascii="Arial" w:hAnsi="Arial"/>
+                <w:color w:val="000000"/>
+                <w:sz w:val="13"/>
+              </w:rPr>
+              <w:t>Course.professors join table</w:t>
+            </w:r>
+          </w:p>
+        </w:tc>
+        <w:tc>
+          <w:tcPr>
+            <w:tcW w:type="dxa" w:w="2340"/>
+            <w:tcMar>
+              <w:top w:w="80" w:type="dxa"/>
+              <w:start w:w="120" w:type="dxa"/>
+              <w:bottom w:w="80" w:type="dxa"/>
+              <w:end w:w="120" w:type="dxa"/>
+            </w:tcMar>
+            <w:vAlign w:val="center"/>
+          </w:tcPr>
+          <w:p>
+            <w:pPr>
+              <w:spacing w:after="0" w:line="264" w:lineRule="auto"/>
+            </w:pPr>
+            <w:r>
+              <w:rPr>
+                <w:rFonts w:ascii="Arial" w:hAnsi="Arial"/>
+                <w:color w:val="000000"/>
+                <w:sz w:val="13"/>
+              </w:rPr>
+              <w:t>id</w:t>
+            </w:r>
+          </w:p>
+        </w:tc>
+        <w:tc>
+          <w:tcPr>
+            <w:tcW w:type="dxa" w:w="2340"/>
+            <w:tcMar>
+              <w:top w:w="80" w:type="dxa"/>
+              <w:start w:w="120" w:type="dxa"/>
+              <w:bottom w:w="80" w:type="dxa"/>
+              <w:end w:w="120" w:type="dxa"/>
+            </w:tcMar>
+            <w:vAlign w:val="center"/>
+          </w:tcPr>
+          <w:p>
+            <w:pPr>
+              <w:spacing w:after="0" w:line="264" w:lineRule="auto"/>
+            </w:pPr>
+            <w:r>
+              <w:rPr>
+                <w:rFonts w:ascii="Arial" w:hAnsi="Arial"/>
+                <w:color w:val="000000"/>
+                <w:sz w:val="13"/>
+              </w:rPr>
+              <w:t>BigAutoField / integer primary key</w:t>
+            </w:r>
+          </w:p>
+        </w:tc>
+        <w:tc>
+          <w:tcPr>
+            <w:tcW w:type="dxa" w:w="2340"/>
+            <w:tcMar>
+              <w:top w:w="80" w:type="dxa"/>
+              <w:start w:w="120" w:type="dxa"/>
+              <w:bottom w:w="80" w:type="dxa"/>
+              <w:end w:w="120" w:type="dxa"/>
+            </w:tcMar>
+            <w:vAlign w:val="center"/>
+          </w:tcPr>
+          <w:p>
+            <w:pPr>
+              <w:spacing w:after="0" w:line="264" w:lineRule="auto"/>
+            </w:pPr>
+            <w:r>
+              <w:rPr>
+                <w:rFonts w:ascii="Arial" w:hAnsi="Arial"/>
+                <w:color w:val="000000"/>
+                <w:sz w:val="13"/>
+              </w:rPr>
+              <w:t>Django-created table for the Course-Professor many-to-many relationship.</w:t>
+            </w:r>
+          </w:p>
+        </w:tc>
+      </w:tr>
+      <w:tr>
+        <w:tc>
+          <w:tcPr>
+            <w:tcW w:type="dxa" w:w="2340"/>
+            <w:tcMar>
+              <w:top w:w="80" w:type="dxa"/>
+              <w:start w:w="120" w:type="dxa"/>
+              <w:bottom w:w="80" w:type="dxa"/>
+              <w:end w:w="120" w:type="dxa"/>
+            </w:tcMar>
+            <w:vAlign w:val="center"/>
+          </w:tcPr>
+          <w:p>
+            <w:pPr>
+              <w:spacing w:after="0" w:line="264" w:lineRule="auto"/>
+            </w:pPr>
+            <w:r>
+              <w:rPr>
+                <w:rFonts w:ascii="Arial" w:hAnsi="Arial"/>
+                <w:color w:val="000000"/>
+                <w:sz w:val="13"/>
+              </w:rPr>
+              <w:t>Course.professors join table</w:t>
+            </w:r>
+          </w:p>
+        </w:tc>
+        <w:tc>
+          <w:tcPr>
+            <w:tcW w:type="dxa" w:w="2340"/>
+            <w:tcMar>
+              <w:top w:w="80" w:type="dxa"/>
+              <w:start w:w="120" w:type="dxa"/>
+              <w:bottom w:w="80" w:type="dxa"/>
+              <w:end w:w="120" w:type="dxa"/>
+            </w:tcMar>
+            <w:vAlign w:val="center"/>
+          </w:tcPr>
+          <w:p>
+            <w:pPr>
+              <w:spacing w:after="0" w:line="264" w:lineRule="auto"/>
+            </w:pPr>
+            <w:r>
+              <w:rPr>
+                <w:rFonts w:ascii="Arial" w:hAnsi="Arial"/>
+                <w:color w:val="000000"/>
+                <w:sz w:val="13"/>
+              </w:rPr>
+              <w:t>course_id</w:t>
+            </w:r>
+          </w:p>
+        </w:tc>
+        <w:tc>
+          <w:tcPr>
+            <w:tcW w:type="dxa" w:w="2340"/>
+            <w:tcMar>
+              <w:top w:w="80" w:type="dxa"/>
+              <w:start w:w="120" w:type="dxa"/>
+              <w:bottom w:w="80" w:type="dxa"/>
+              <w:end w:w="120" w:type="dxa"/>
+            </w:tcMar>
+            <w:vAlign w:val="center"/>
+          </w:tcPr>
+          <w:p>
+            <w:pPr>
+              <w:spacing w:after="0" w:line="264" w:lineRule="auto"/>
+            </w:pPr>
+            <w:r>
+              <w:rPr>
+                <w:rFonts w:ascii="Arial" w:hAnsi="Arial"/>
+                <w:color w:val="000000"/>
+                <w:sz w:val="13"/>
+              </w:rPr>
+              <w:t>ForeignKey to Course</w:t>
+            </w:r>
+          </w:p>
+        </w:tc>
+        <w:tc>
+          <w:tcPr>
+            <w:tcW w:type="dxa" w:w="2340"/>
+            <w:tcMar>
+              <w:top w:w="80" w:type="dxa"/>
+              <w:start w:w="120" w:type="dxa"/>
+              <w:bottom w:w="80" w:type="dxa"/>
+              <w:end w:w="120" w:type="dxa"/>
+            </w:tcMar>
+            <w:vAlign w:val="center"/>
+          </w:tcPr>
+          <w:p>
+            <w:pPr>
+              <w:spacing w:after="0" w:line="264" w:lineRule="auto"/>
+            </w:pPr>
+            <w:r>
+              <w:rPr>
+                <w:rFonts w:ascii="Arial" w:hAnsi="Arial"/>
+                <w:color w:val="000000"/>
+                <w:sz w:val="13"/>
+              </w:rPr>
+              <w:t>One side of the many-to-many relationship.</w:t>
+            </w:r>
+          </w:p>
+        </w:tc>
+      </w:tr>
+      <w:tr>
+        <w:tc>
+          <w:tcPr>
+            <w:tcW w:type="dxa" w:w="2340"/>
+            <w:tcMar>
+              <w:top w:w="80" w:type="dxa"/>
+              <w:start w:w="120" w:type="dxa"/>
+              <w:bottom w:w="80" w:type="dxa"/>
+              <w:end w:w="120" w:type="dxa"/>
+            </w:tcMar>
+            <w:vAlign w:val="center"/>
+          </w:tcPr>
+          <w:p>
+            <w:pPr>
+              <w:spacing w:after="0" w:line="264" w:lineRule="auto"/>
+            </w:pPr>
+            <w:r>
+              <w:rPr>
+                <w:rFonts w:ascii="Arial" w:hAnsi="Arial"/>
+                <w:color w:val="000000"/>
+                <w:sz w:val="13"/>
+              </w:rPr>
+              <w:t>Course.professors join table</w:t>
+            </w:r>
+          </w:p>
+        </w:tc>
+        <w:tc>
+          <w:tcPr>
+            <w:tcW w:type="dxa" w:w="2340"/>
+            <w:tcMar>
+              <w:top w:w="80" w:type="dxa"/>
+              <w:start w:w="120" w:type="dxa"/>
+              <w:bottom w:w="80" w:type="dxa"/>
+              <w:end w:w="120" w:type="dxa"/>
+            </w:tcMar>
+            <w:vAlign w:val="center"/>
+          </w:tcPr>
+          <w:p>
+            <w:pPr>
+              <w:spacing w:after="0" w:line="264" w:lineRule="auto"/>
+            </w:pPr>
+            <w:r>
+              <w:rPr>
+                <w:rFonts w:ascii="Arial" w:hAnsi="Arial"/>
+                <w:color w:val="000000"/>
+                <w:sz w:val="13"/>
+              </w:rPr>
+              <w:t>professor_id</w:t>
+            </w:r>
+          </w:p>
+        </w:tc>
+        <w:tc>
+          <w:tcPr>
+            <w:tcW w:type="dxa" w:w="2340"/>
+            <w:tcMar>
+              <w:top w:w="80" w:type="dxa"/>
+              <w:start w:w="120" w:type="dxa"/>
+              <w:bottom w:w="80" w:type="dxa"/>
+              <w:end w:w="120" w:type="dxa"/>
+            </w:tcMar>
+            <w:vAlign w:val="center"/>
+          </w:tcPr>
+          <w:p>
+            <w:pPr>
+              <w:spacing w:after="0" w:line="264" w:lineRule="auto"/>
+            </w:pPr>
+            <w:r>
+              <w:rPr>
+                <w:rFonts w:ascii="Arial" w:hAnsi="Arial"/>
+                <w:color w:val="000000"/>
+                <w:sz w:val="13"/>
+              </w:rPr>
+              <w:t>ForeignKey to Professor</w:t>
+            </w:r>
+          </w:p>
+        </w:tc>
+        <w:tc>
+          <w:tcPr>
+            <w:tcW w:type="dxa" w:w="2340"/>
+            <w:tcMar>
+              <w:top w:w="80" w:type="dxa"/>
+              <w:start w:w="120" w:type="dxa"/>
+              <w:bottom w:w="80" w:type="dxa"/>
+              <w:end w:w="120" w:type="dxa"/>
+            </w:tcMar>
+            <w:vAlign w:val="center"/>
+          </w:tcPr>
+          <w:p>
+            <w:pPr>
+              <w:spacing w:after="0" w:line="264" w:lineRule="auto"/>
+            </w:pPr>
+            <w:r>
+              <w:rPr>
+                <w:rFonts w:ascii="Arial" w:hAnsi="Arial"/>
+                <w:color w:val="000000"/>
+                <w:sz w:val="13"/>
+              </w:rPr>
+              <w:t>Other side of the many-to-many relationship.</w:t>
+            </w:r>
+          </w:p>
+        </w:tc>
+      </w:tr>
+      <w:tr>
+        <w:tc>
+          <w:tcPr>
+            <w:tcW w:type="dxa" w:w="2340"/>
+            <w:tcMar>
+              <w:top w:w="80" w:type="dxa"/>
+              <w:start w:w="120" w:type="dxa"/>
+              <w:bottom w:w="80" w:type="dxa"/>
+              <w:end w:w="120" w:type="dxa"/>
+            </w:tcMar>
+            <w:vAlign w:val="center"/>
+          </w:tcPr>
+          <w:p>
+            <w:pPr>
+              <w:spacing w:after="0" w:line="264" w:lineRule="auto"/>
+            </w:pPr>
+            <w:r>
+              <w:rPr>
+                <w:rFonts w:ascii="Arial" w:hAnsi="Arial"/>
+                <w:color w:val="000000"/>
+                <w:sz w:val="13"/>
+              </w:rPr>
+              <w:t>Review</w:t>
+            </w:r>
+          </w:p>
+        </w:tc>
+        <w:tc>
+          <w:tcPr>
+            <w:tcW w:type="dxa" w:w="2340"/>
+            <w:tcMar>
+              <w:top w:w="80" w:type="dxa"/>
+              <w:start w:w="120" w:type="dxa"/>
+              <w:bottom w:w="80" w:type="dxa"/>
+              <w:end w:w="120" w:type="dxa"/>
+            </w:tcMar>
+            <w:vAlign w:val="center"/>
+          </w:tcPr>
+          <w:p>
+            <w:pPr>
+              <w:spacing w:after="0" w:line="264" w:lineRule="auto"/>
+            </w:pPr>
+            <w:r>
+              <w:rPr>
+                <w:rFonts w:ascii="Arial" w:hAnsi="Arial"/>
+                <w:color w:val="000000"/>
+                <w:sz w:val="13"/>
+              </w:rPr>
+              <w:t>id</w:t>
+            </w:r>
+          </w:p>
+        </w:tc>
+        <w:tc>
+          <w:tcPr>
+            <w:tcW w:type="dxa" w:w="2340"/>
+            <w:tcMar>
+              <w:top w:w="80" w:type="dxa"/>
+              <w:start w:w="120" w:type="dxa"/>
+              <w:bottom w:w="80" w:type="dxa"/>
+              <w:end w:w="120" w:type="dxa"/>
+            </w:tcMar>
+            <w:vAlign w:val="center"/>
+          </w:tcPr>
+          <w:p>
+            <w:pPr>
+              <w:spacing w:after="0" w:line="264" w:lineRule="auto"/>
+            </w:pPr>
+            <w:r>
+              <w:rPr>
+                <w:rFonts w:ascii="Arial" w:hAnsi="Arial"/>
+                <w:color w:val="000000"/>
+                <w:sz w:val="13"/>
+              </w:rPr>
+              <w:t>BigAutoField / integer primary key</w:t>
+            </w:r>
+          </w:p>
+        </w:tc>
+        <w:tc>
+          <w:tcPr>
+            <w:tcW w:type="dxa" w:w="2340"/>
+            <w:tcMar>
+              <w:top w:w="80" w:type="dxa"/>
+              <w:start w:w="120" w:type="dxa"/>
+              <w:bottom w:w="80" w:type="dxa"/>
+              <w:end w:w="120" w:type="dxa"/>
+            </w:tcMar>
+            <w:vAlign w:val="center"/>
+          </w:tcPr>
+          <w:p>
+            <w:pPr>
+              <w:spacing w:after="0" w:line="264" w:lineRule="auto"/>
+            </w:pPr>
+            <w:r>
+              <w:rPr>
+                <w:rFonts w:ascii="Arial" w:hAnsi="Arial"/>
+                <w:color w:val="000000"/>
+                <w:sz w:val="13"/>
+              </w:rPr>
+              <w:t>Django-generated identifier.</w:t>
+            </w:r>
+          </w:p>
+        </w:tc>
+      </w:tr>
+      <w:tr>
+        <w:tc>
+          <w:tcPr>
+            <w:tcW w:type="dxa" w:w="2340"/>
+            <w:tcMar>
+              <w:top w:w="80" w:type="dxa"/>
+              <w:start w:w="120" w:type="dxa"/>
+              <w:bottom w:w="80" w:type="dxa"/>
+              <w:end w:w="120" w:type="dxa"/>
+            </w:tcMar>
+            <w:vAlign w:val="center"/>
+          </w:tcPr>
+          <w:p>
+            <w:pPr>
+              <w:spacing w:after="0" w:line="264" w:lineRule="auto"/>
+            </w:pPr>
+            <w:r>
+              <w:rPr>
+                <w:rFonts w:ascii="Arial" w:hAnsi="Arial"/>
+                <w:color w:val="000000"/>
+                <w:sz w:val="13"/>
+              </w:rPr>
+              <w:t>Review</w:t>
+            </w:r>
+          </w:p>
+        </w:tc>
+        <w:tc>
+          <w:tcPr>
+            <w:tcW w:type="dxa" w:w="2340"/>
+            <w:tcMar>
+              <w:top w:w="80" w:type="dxa"/>
+              <w:start w:w="120" w:type="dxa"/>
+              <w:bottom w:w="80" w:type="dxa"/>
+              <w:end w:w="120" w:type="dxa"/>
+            </w:tcMar>
+            <w:vAlign w:val="center"/>
+          </w:tcPr>
+          <w:p>
+            <w:pPr>
+              <w:spacing w:after="0" w:line="264" w:lineRule="auto"/>
+            </w:pPr>
+            <w:r>
+              <w:rPr>
+                <w:rFonts w:ascii="Arial" w:hAnsi="Arial"/>
+                <w:color w:val="000000"/>
+                <w:sz w:val="13"/>
+              </w:rPr>
+              <w:t>professor_id</w:t>
+            </w:r>
+          </w:p>
+        </w:tc>
+        <w:tc>
+          <w:tcPr>
+            <w:tcW w:type="dxa" w:w="2340"/>
+            <w:tcMar>
+              <w:top w:w="80" w:type="dxa"/>
+              <w:start w:w="120" w:type="dxa"/>
+              <w:bottom w:w="80" w:type="dxa"/>
+              <w:end w:w="120" w:type="dxa"/>
+            </w:tcMar>
+            <w:vAlign w:val="center"/>
+          </w:tcPr>
+          <w:p>
+            <w:pPr>
+              <w:spacing w:after="0" w:line="264" w:lineRule="auto"/>
+            </w:pPr>
+            <w:r>
+              <w:rPr>
+                <w:rFonts w:ascii="Arial" w:hAnsi="Arial"/>
+                <w:color w:val="000000"/>
+                <w:sz w:val="13"/>
+              </w:rPr>
+              <w:t>ForeignKey to Professor</w:t>
+            </w:r>
+          </w:p>
+        </w:tc>
+        <w:tc>
+          <w:tcPr>
+            <w:tcW w:type="dxa" w:w="2340"/>
+            <w:tcMar>
+              <w:top w:w="80" w:type="dxa"/>
+              <w:start w:w="120" w:type="dxa"/>
+              <w:bottom w:w="80" w:type="dxa"/>
+              <w:end w:w="120" w:type="dxa"/>
+            </w:tcMar>
+            <w:vAlign w:val="center"/>
+          </w:tcPr>
+          <w:p>
+            <w:pPr>
+              <w:spacing w:after="0" w:line="264" w:lineRule="auto"/>
+            </w:pPr>
+            <w:r>
+              <w:rPr>
+                <w:rFonts w:ascii="Arial" w:hAnsi="Arial"/>
+                <w:color w:val="000000"/>
+                <w:sz w:val="13"/>
+              </w:rPr>
+              <w:t>Required professor; CASCADE on delete.</w:t>
+            </w:r>
+          </w:p>
+        </w:tc>
+      </w:tr>
+      <w:tr>
+        <w:tc>
+          <w:tcPr>
+            <w:tcW w:type="dxa" w:w="2340"/>
+            <w:tcMar>
+              <w:top w:w="80" w:type="dxa"/>
+              <w:start w:w="120" w:type="dxa"/>
+              <w:bottom w:w="80" w:type="dxa"/>
+              <w:end w:w="120" w:type="dxa"/>
+            </w:tcMar>
+            <w:vAlign w:val="center"/>
+          </w:tcPr>
+          <w:p>
+            <w:pPr>
+              <w:spacing w:after="0" w:line="264" w:lineRule="auto"/>
+            </w:pPr>
+            <w:r>
+              <w:rPr>
+                <w:rFonts w:ascii="Arial" w:hAnsi="Arial"/>
+                <w:color w:val="000000"/>
+                <w:sz w:val="13"/>
+              </w:rPr>
+              <w:t>Review</w:t>
+            </w:r>
+          </w:p>
+        </w:tc>
+        <w:tc>
+          <w:tcPr>
+            <w:tcW w:type="dxa" w:w="2340"/>
+            <w:tcMar>
+              <w:top w:w="80" w:type="dxa"/>
+              <w:start w:w="120" w:type="dxa"/>
+              <w:bottom w:w="80" w:type="dxa"/>
+              <w:end w:w="120" w:type="dxa"/>
+            </w:tcMar>
+            <w:vAlign w:val="center"/>
+          </w:tcPr>
+          <w:p>
+            <w:pPr>
+              <w:spacing w:after="0" w:line="264" w:lineRule="auto"/>
+            </w:pPr>
+            <w:r>
+              <w:rPr>
+                <w:rFonts w:ascii="Arial" w:hAnsi="Arial"/>
+                <w:color w:val="000000"/>
+                <w:sz w:val="13"/>
+              </w:rPr>
+              <w:t>course_id</w:t>
+            </w:r>
+          </w:p>
+        </w:tc>
+        <w:tc>
+          <w:tcPr>
+            <w:tcW w:type="dxa" w:w="2340"/>
+            <w:tcMar>
+              <w:top w:w="80" w:type="dxa"/>
+              <w:start w:w="120" w:type="dxa"/>
+              <w:bottom w:w="80" w:type="dxa"/>
+              <w:end w:w="120" w:type="dxa"/>
+            </w:tcMar>
+            <w:vAlign w:val="center"/>
+          </w:tcPr>
+          <w:p>
+            <w:pPr>
+              <w:spacing w:after="0" w:line="264" w:lineRule="auto"/>
+            </w:pPr>
+            <w:r>
+              <w:rPr>
+                <w:rFonts w:ascii="Arial" w:hAnsi="Arial"/>
+                <w:color w:val="000000"/>
+                <w:sz w:val="13"/>
+              </w:rPr>
+              <w:t>ForeignKey to Course, nullable</w:t>
+            </w:r>
+          </w:p>
+        </w:tc>
+        <w:tc>
+          <w:tcPr>
+            <w:tcW w:type="dxa" w:w="2340"/>
+            <w:tcMar>
+              <w:top w:w="80" w:type="dxa"/>
+              <w:start w:w="120" w:type="dxa"/>
+              <w:bottom w:w="80" w:type="dxa"/>
+              <w:end w:w="120" w:type="dxa"/>
+            </w:tcMar>
+            <w:vAlign w:val="center"/>
+          </w:tcPr>
+          <w:p>
+            <w:pPr>
+              <w:spacing w:after="0" w:line="264" w:lineRule="auto"/>
+            </w:pPr>
+            <w:r>
+              <w:rPr>
+                <w:rFonts w:ascii="Arial" w:hAnsi="Arial"/>
+                <w:color w:val="000000"/>
+                <w:sz w:val="13"/>
+              </w:rPr>
+              <w:t>Optional course; SET_NULL on delete.</w:t>
+            </w:r>
+          </w:p>
+        </w:tc>
+      </w:tr>
+      <w:tr>
+        <w:tc>
+          <w:tcPr>
+            <w:tcW w:type="dxa" w:w="2340"/>
+            <w:tcMar>
+              <w:top w:w="80" w:type="dxa"/>
+              <w:start w:w="120" w:type="dxa"/>
+              <w:bottom w:w="80" w:type="dxa"/>
+              <w:end w:w="120" w:type="dxa"/>
+            </w:tcMar>
+            <w:vAlign w:val="center"/>
+          </w:tcPr>
+          <w:p>
+            <w:pPr>
+              <w:spacing w:after="0" w:line="264" w:lineRule="auto"/>
+            </w:pPr>
+            <w:r>
+              <w:rPr>
+                <w:rFonts w:ascii="Arial" w:hAnsi="Arial"/>
+                <w:color w:val="000000"/>
+                <w:sz w:val="13"/>
+              </w:rPr>
+              <w:t>Review</w:t>
+            </w:r>
+          </w:p>
+        </w:tc>
+        <w:tc>
+          <w:tcPr>
+            <w:tcW w:type="dxa" w:w="2340"/>
+            <w:tcMar>
+              <w:top w:w="80" w:type="dxa"/>
+              <w:start w:w="120" w:type="dxa"/>
+              <w:bottom w:w="80" w:type="dxa"/>
+              <w:end w:w="120" w:type="dxa"/>
+            </w:tcMar>
+            <w:vAlign w:val="center"/>
+          </w:tcPr>
+          <w:p>
+            <w:pPr>
+              <w:spacing w:after="0" w:line="264" w:lineRule="auto"/>
+            </w:pPr>
+            <w:r>
+              <w:rPr>
+                <w:rFonts w:ascii="Arial" w:hAnsi="Arial"/>
+                <w:color w:val="000000"/>
+                <w:sz w:val="13"/>
+              </w:rPr>
+              <w:t>source_id</w:t>
+            </w:r>
+          </w:p>
+        </w:tc>
+        <w:tc>
+          <w:tcPr>
+            <w:tcW w:type="dxa" w:w="2340"/>
+            <w:tcMar>
+              <w:top w:w="80" w:type="dxa"/>
+              <w:start w:w="120" w:type="dxa"/>
+              <w:bottom w:w="80" w:type="dxa"/>
+              <w:end w:w="120" w:type="dxa"/>
+            </w:tcMar>
+            <w:vAlign w:val="center"/>
+          </w:tcPr>
+          <w:p>
+            <w:pPr>
+              <w:spacing w:after="0" w:line="264" w:lineRule="auto"/>
+            </w:pPr>
+            <w:r>
+              <w:rPr>
+                <w:rFonts w:ascii="Arial" w:hAnsi="Arial"/>
+                <w:color w:val="000000"/>
+                <w:sz w:val="13"/>
+              </w:rPr>
+              <w:t>ForeignKey to Source</w:t>
+            </w:r>
+          </w:p>
+        </w:tc>
+        <w:tc>
+          <w:tcPr>
+            <w:tcW w:type="dxa" w:w="2340"/>
+            <w:tcMar>
+              <w:top w:w="80" w:type="dxa"/>
+              <w:start w:w="120" w:type="dxa"/>
+              <w:bottom w:w="80" w:type="dxa"/>
+              <w:end w:w="120" w:type="dxa"/>
+            </w:tcMar>
+            <w:vAlign w:val="center"/>
+          </w:tcPr>
+          <w:p>
+            <w:pPr>
+              <w:spacing w:after="0" w:line="264" w:lineRule="auto"/>
+            </w:pPr>
+            <w:r>
+              <w:rPr>
+                <w:rFonts w:ascii="Arial" w:hAnsi="Arial"/>
+                <w:color w:val="000000"/>
+                <w:sz w:val="13"/>
+              </w:rPr>
+              <w:t>Required source; PROTECT on delete.</w:t>
+            </w:r>
+          </w:p>
+        </w:tc>
+      </w:tr>
+      <w:tr>
+        <w:tc>
+          <w:tcPr>
+            <w:tcW w:type="dxa" w:w="2340"/>
+            <w:tcMar>
+              <w:top w:w="80" w:type="dxa"/>
+              <w:start w:w="120" w:type="dxa"/>
+              <w:bottom w:w="80" w:type="dxa"/>
+              <w:end w:w="120" w:type="dxa"/>
+            </w:tcMar>
+            <w:vAlign w:val="center"/>
+          </w:tcPr>
+          <w:p>
+            <w:pPr>
+              <w:spacing w:after="0" w:line="264" w:lineRule="auto"/>
+            </w:pPr>
+            <w:r>
+              <w:rPr>
+                <w:rFonts w:ascii="Arial" w:hAnsi="Arial"/>
+                <w:color w:val="000000"/>
+                <w:sz w:val="13"/>
+              </w:rPr>
+              <w:t>Review</w:t>
+            </w:r>
+          </w:p>
+        </w:tc>
+        <w:tc>
+          <w:tcPr>
+            <w:tcW w:type="dxa" w:w="2340"/>
+            <w:tcMar>
+              <w:top w:w="80" w:type="dxa"/>
+              <w:start w:w="120" w:type="dxa"/>
+              <w:bottom w:w="80" w:type="dxa"/>
+              <w:end w:w="120" w:type="dxa"/>
+            </w:tcMar>
+            <w:vAlign w:val="center"/>
+          </w:tcPr>
+          <w:p>
+            <w:pPr>
+              <w:spacing w:after="0" w:line="264" w:lineRule="auto"/>
+            </w:pPr>
+            <w:r>
+              <w:rPr>
+                <w:rFonts w:ascii="Arial" w:hAnsi="Arial"/>
+                <w:color w:val="000000"/>
+                <w:sz w:val="13"/>
+              </w:rPr>
+              <w:t>text</w:t>
+            </w:r>
+          </w:p>
+        </w:tc>
+        <w:tc>
+          <w:tcPr>
+            <w:tcW w:type="dxa" w:w="2340"/>
+            <w:tcMar>
+              <w:top w:w="80" w:type="dxa"/>
+              <w:start w:w="120" w:type="dxa"/>
+              <w:bottom w:w="80" w:type="dxa"/>
+              <w:end w:w="120" w:type="dxa"/>
+            </w:tcMar>
+            <w:vAlign w:val="center"/>
+          </w:tcPr>
+          <w:p>
+            <w:pPr>
+              <w:spacing w:after="0" w:line="264" w:lineRule="auto"/>
+            </w:pPr>
+            <w:r>
+              <w:rPr>
+                <w:rFonts w:ascii="Arial" w:hAnsi="Arial"/>
+                <w:color w:val="000000"/>
+                <w:sz w:val="13"/>
+              </w:rPr>
+              <w:t>TextField</w:t>
+            </w:r>
+          </w:p>
+        </w:tc>
+        <w:tc>
+          <w:tcPr>
+            <w:tcW w:type="dxa" w:w="2340"/>
+            <w:tcMar>
+              <w:top w:w="80" w:type="dxa"/>
+              <w:start w:w="120" w:type="dxa"/>
+              <w:bottom w:w="80" w:type="dxa"/>
+              <w:end w:w="120" w:type="dxa"/>
+            </w:tcMar>
+            <w:vAlign w:val="center"/>
+          </w:tcPr>
+          <w:p>
+            <w:pPr>
+              <w:spacing w:after="0" w:line="264" w:lineRule="auto"/>
+            </w:pPr>
+            <w:r>
+              <w:rPr>
+                <w:rFonts w:ascii="Arial" w:hAnsi="Arial"/>
+                <w:color w:val="000000"/>
+                <w:sz w:val="13"/>
+              </w:rPr>
+              <w:t>Persisted review text for seed/demo data.</w:t>
+            </w:r>
+          </w:p>
+        </w:tc>
+      </w:tr>
+      <w:tr>
+        <w:tc>
+          <w:tcPr>
+            <w:tcW w:type="dxa" w:w="2340"/>
+            <w:tcMar>
+              <w:top w:w="80" w:type="dxa"/>
+              <w:start w:w="120" w:type="dxa"/>
+              <w:bottom w:w="80" w:type="dxa"/>
+              <w:end w:w="120" w:type="dxa"/>
+            </w:tcMar>
+            <w:vAlign w:val="center"/>
+          </w:tcPr>
+          <w:p>
+            <w:pPr>
+              <w:spacing w:after="0" w:line="264" w:lineRule="auto"/>
+            </w:pPr>
+            <w:r>
+              <w:rPr>
+                <w:rFonts w:ascii="Arial" w:hAnsi="Arial"/>
+                <w:color w:val="000000"/>
+                <w:sz w:val="13"/>
+              </w:rPr>
+              <w:t>Review</w:t>
+            </w:r>
+          </w:p>
+        </w:tc>
+        <w:tc>
+          <w:tcPr>
+            <w:tcW w:type="dxa" w:w="2340"/>
+            <w:tcMar>
+              <w:top w:w="80" w:type="dxa"/>
+              <w:start w:w="120" w:type="dxa"/>
+              <w:bottom w:w="80" w:type="dxa"/>
+              <w:end w:w="120" w:type="dxa"/>
+            </w:tcMar>
+            <w:vAlign w:val="center"/>
+          </w:tcPr>
+          <w:p>
+            <w:pPr>
+              <w:spacing w:after="0" w:line="264" w:lineRule="auto"/>
+            </w:pPr>
+            <w:r>
+              <w:rPr>
+                <w:rFonts w:ascii="Arial" w:hAnsi="Arial"/>
+                <w:color w:val="000000"/>
+                <w:sz w:val="13"/>
+              </w:rPr>
+              <w:t>rating</w:t>
+            </w:r>
+          </w:p>
+        </w:tc>
+        <w:tc>
+          <w:tcPr>
+            <w:tcW w:type="dxa" w:w="2340"/>
+            <w:tcMar>
+              <w:top w:w="80" w:type="dxa"/>
+              <w:start w:w="120" w:type="dxa"/>
+              <w:bottom w:w="80" w:type="dxa"/>
+              <w:end w:w="120" w:type="dxa"/>
+            </w:tcMar>
+            <w:vAlign w:val="center"/>
+          </w:tcPr>
+          <w:p>
+            <w:pPr>
+              <w:spacing w:after="0" w:line="264" w:lineRule="auto"/>
+            </w:pPr>
+            <w:r>
+              <w:rPr>
+                <w:rFonts w:ascii="Arial" w:hAnsi="Arial"/>
+                <w:color w:val="000000"/>
+                <w:sz w:val="13"/>
+              </w:rPr>
+              <w:t>FloatField, nullable</w:t>
+            </w:r>
+          </w:p>
+        </w:tc>
+        <w:tc>
+          <w:tcPr>
+            <w:tcW w:type="dxa" w:w="2340"/>
+            <w:tcMar>
+              <w:top w:w="80" w:type="dxa"/>
+              <w:start w:w="120" w:type="dxa"/>
+              <w:bottom w:w="80" w:type="dxa"/>
+              <w:end w:w="120" w:type="dxa"/>
+            </w:tcMar>
+            <w:vAlign w:val="center"/>
+          </w:tcPr>
+          <w:p>
+            <w:pPr>
+              <w:spacing w:after="0" w:line="264" w:lineRule="auto"/>
+            </w:pPr>
+            <w:r>
+              <w:rPr>
+                <w:rFonts w:ascii="Arial" w:hAnsi="Arial"/>
+                <w:color w:val="000000"/>
+                <w:sz w:val="13"/>
+              </w:rPr>
+              <w:t>Optional 1-5 rating; Reddit comments usually have none.</w:t>
+            </w:r>
+          </w:p>
+        </w:tc>
+      </w:tr>
+      <w:tr>
+        <w:tc>
+          <w:tcPr>
+            <w:tcW w:type="dxa" w:w="2340"/>
+            <w:tcMar>
+              <w:top w:w="80" w:type="dxa"/>
+              <w:start w:w="120" w:type="dxa"/>
+              <w:bottom w:w="80" w:type="dxa"/>
+              <w:end w:w="120" w:type="dxa"/>
+            </w:tcMar>
+            <w:vAlign w:val="center"/>
+          </w:tcPr>
+          <w:p>
+            <w:pPr>
+              <w:spacing w:after="0" w:line="264" w:lineRule="auto"/>
+            </w:pPr>
+            <w:r>
+              <w:rPr>
+                <w:rFonts w:ascii="Arial" w:hAnsi="Arial"/>
+                <w:color w:val="000000"/>
+                <w:sz w:val="13"/>
+              </w:rPr>
+              <w:t>Review</w:t>
+            </w:r>
+          </w:p>
+        </w:tc>
+        <w:tc>
+          <w:tcPr>
+            <w:tcW w:type="dxa" w:w="2340"/>
+            <w:tcMar>
+              <w:top w:w="80" w:type="dxa"/>
+              <w:start w:w="120" w:type="dxa"/>
+              <w:bottom w:w="80" w:type="dxa"/>
+              <w:end w:w="120" w:type="dxa"/>
+            </w:tcMar>
+            <w:vAlign w:val="center"/>
+          </w:tcPr>
+          <w:p>
+            <w:pPr>
+              <w:spacing w:after="0" w:line="264" w:lineRule="auto"/>
+            </w:pPr>
+            <w:r>
+              <w:rPr>
+                <w:rFonts w:ascii="Arial" w:hAnsi="Arial"/>
+                <w:color w:val="000000"/>
+                <w:sz w:val="13"/>
+              </w:rPr>
+              <w:t>source_url</w:t>
+            </w:r>
+          </w:p>
+        </w:tc>
+        <w:tc>
+          <w:tcPr>
+            <w:tcW w:type="dxa" w:w="2340"/>
+            <w:tcMar>
+              <w:top w:w="80" w:type="dxa"/>
+              <w:start w:w="120" w:type="dxa"/>
+              <w:bottom w:w="80" w:type="dxa"/>
+              <w:end w:w="120" w:type="dxa"/>
+            </w:tcMar>
+            <w:vAlign w:val="center"/>
+          </w:tcPr>
+          <w:p>
+            <w:pPr>
+              <w:spacing w:after="0" w:line="264" w:lineRule="auto"/>
+            </w:pPr>
+            <w:r>
+              <w:rPr>
+                <w:rFonts w:ascii="Arial" w:hAnsi="Arial"/>
+                <w:color w:val="000000"/>
+                <w:sz w:val="13"/>
+              </w:rPr>
+              <w:t>URLField / varchar(200), blank allowed</w:t>
+            </w:r>
+          </w:p>
+        </w:tc>
+        <w:tc>
+          <w:tcPr>
+            <w:tcW w:type="dxa" w:w="2340"/>
+            <w:tcMar>
+              <w:top w:w="80" w:type="dxa"/>
+              <w:start w:w="120" w:type="dxa"/>
+              <w:bottom w:w="80" w:type="dxa"/>
+              <w:end w:w="120" w:type="dxa"/>
+            </w:tcMar>
+            <w:vAlign w:val="center"/>
+          </w:tcPr>
+          <w:p>
+            <w:pPr>
+              <w:spacing w:after="0" w:line="264" w:lineRule="auto"/>
+            </w:pPr>
+            <w:r>
+              <w:rPr>
+                <w:rFonts w:ascii="Arial" w:hAnsi="Arial"/>
+                <w:color w:val="000000"/>
+                <w:sz w:val="13"/>
+              </w:rPr>
+              <w:t>Unique with source when nonblank to avoid duplicate imports.</w:t>
+            </w:r>
+          </w:p>
+        </w:tc>
+      </w:tr>
+      <w:tr>
+        <w:tc>
+          <w:tcPr>
+            <w:tcW w:type="dxa" w:w="2340"/>
+            <w:tcMar>
+              <w:top w:w="80" w:type="dxa"/>
+              <w:start w:w="120" w:type="dxa"/>
+              <w:bottom w:w="80" w:type="dxa"/>
+              <w:end w:w="120" w:type="dxa"/>
+            </w:tcMar>
+            <w:vAlign w:val="center"/>
+          </w:tcPr>
+          <w:p>
+            <w:pPr>
+              <w:spacing w:after="0" w:line="264" w:lineRule="auto"/>
+            </w:pPr>
+            <w:r>
+              <w:rPr>
+                <w:rFonts w:ascii="Arial" w:hAnsi="Arial"/>
+                <w:color w:val="000000"/>
+                <w:sz w:val="13"/>
+              </w:rPr>
+              <w:t>Review</w:t>
+            </w:r>
+          </w:p>
+        </w:tc>
+        <w:tc>
+          <w:tcPr>
+            <w:tcW w:type="dxa" w:w="2340"/>
+            <w:tcMar>
+              <w:top w:w="80" w:type="dxa"/>
+              <w:start w:w="120" w:type="dxa"/>
+              <w:bottom w:w="80" w:type="dxa"/>
+              <w:end w:w="120" w:type="dxa"/>
+            </w:tcMar>
+            <w:vAlign w:val="center"/>
+          </w:tcPr>
+          <w:p>
+            <w:pPr>
+              <w:spacing w:after="0" w:line="264" w:lineRule="auto"/>
+            </w:pPr>
+            <w:r>
+              <w:rPr>
+                <w:rFonts w:ascii="Arial" w:hAnsi="Arial"/>
+                <w:color w:val="000000"/>
+                <w:sz w:val="13"/>
+              </w:rPr>
+              <w:t>posted_at</w:t>
+            </w:r>
+          </w:p>
+        </w:tc>
+        <w:tc>
+          <w:tcPr>
+            <w:tcW w:type="dxa" w:w="2340"/>
+            <w:tcMar>
+              <w:top w:w="80" w:type="dxa"/>
+              <w:start w:w="120" w:type="dxa"/>
+              <w:bottom w:w="80" w:type="dxa"/>
+              <w:end w:w="120" w:type="dxa"/>
+            </w:tcMar>
+            <w:vAlign w:val="center"/>
+          </w:tcPr>
+          <w:p>
+            <w:pPr>
+              <w:spacing w:after="0" w:line="264" w:lineRule="auto"/>
+            </w:pPr>
+            <w:r>
+              <w:rPr>
+                <w:rFonts w:ascii="Arial" w:hAnsi="Arial"/>
+                <w:color w:val="000000"/>
+                <w:sz w:val="13"/>
+              </w:rPr>
+              <w:t>DateTimeField, nullable</w:t>
+            </w:r>
+          </w:p>
+        </w:tc>
+        <w:tc>
+          <w:tcPr>
+            <w:tcW w:type="dxa" w:w="2340"/>
+            <w:tcMar>
+              <w:top w:w="80" w:type="dxa"/>
+              <w:start w:w="120" w:type="dxa"/>
+              <w:bottom w:w="80" w:type="dxa"/>
+              <w:end w:w="120" w:type="dxa"/>
+            </w:tcMar>
+            <w:vAlign w:val="center"/>
+          </w:tcPr>
+          <w:p>
+            <w:pPr>
+              <w:spacing w:after="0" w:line="264" w:lineRule="auto"/>
+            </w:pPr>
+            <w:r>
+              <w:rPr>
+                <w:rFonts w:ascii="Arial" w:hAnsi="Arial"/>
+                <w:color w:val="000000"/>
+                <w:sz w:val="13"/>
+              </w:rPr>
+              <w:t>Original review timestamp when available.</w:t>
+            </w:r>
+          </w:p>
+        </w:tc>
+      </w:tr>
+      <w:tr>
+        <w:tc>
+          <w:tcPr>
+            <w:tcW w:type="dxa" w:w="2340"/>
+            <w:tcMar>
+              <w:top w:w="80" w:type="dxa"/>
+              <w:start w:w="120" w:type="dxa"/>
+              <w:bottom w:w="80" w:type="dxa"/>
+              <w:end w:w="120" w:type="dxa"/>
+            </w:tcMar>
+            <w:vAlign w:val="center"/>
+          </w:tcPr>
+          <w:p>
+            <w:pPr>
+              <w:spacing w:after="0" w:line="264" w:lineRule="auto"/>
+            </w:pPr>
+            <w:r>
+              <w:rPr>
+                <w:rFonts w:ascii="Arial" w:hAnsi="Arial"/>
+                <w:color w:val="000000"/>
+                <w:sz w:val="13"/>
+              </w:rPr>
+              <w:t>Review</w:t>
+            </w:r>
+          </w:p>
+        </w:tc>
+        <w:tc>
+          <w:tcPr>
+            <w:tcW w:type="dxa" w:w="2340"/>
+            <w:tcMar>
+              <w:top w:w="80" w:type="dxa"/>
+              <w:start w:w="120" w:type="dxa"/>
+              <w:bottom w:w="80" w:type="dxa"/>
+              <w:end w:w="120" w:type="dxa"/>
+            </w:tcMar>
+            <w:vAlign w:val="center"/>
+          </w:tcPr>
+          <w:p>
+            <w:pPr>
+              <w:spacing w:after="0" w:line="264" w:lineRule="auto"/>
+            </w:pPr>
+            <w:r>
+              <w:rPr>
+                <w:rFonts w:ascii="Arial" w:hAnsi="Arial"/>
+                <w:color w:val="000000"/>
+                <w:sz w:val="13"/>
+              </w:rPr>
+              <w:t>ingested_at</w:t>
+            </w:r>
+          </w:p>
+        </w:tc>
+        <w:tc>
+          <w:tcPr>
+            <w:tcW w:type="dxa" w:w="2340"/>
+            <w:tcMar>
+              <w:top w:w="80" w:type="dxa"/>
+              <w:start w:w="120" w:type="dxa"/>
+              <w:bottom w:w="80" w:type="dxa"/>
+              <w:end w:w="120" w:type="dxa"/>
+            </w:tcMar>
+            <w:vAlign w:val="center"/>
+          </w:tcPr>
+          <w:p>
+            <w:pPr>
+              <w:spacing w:after="0" w:line="264" w:lineRule="auto"/>
+            </w:pPr>
+            <w:r>
+              <w:rPr>
+                <w:rFonts w:ascii="Arial" w:hAnsi="Arial"/>
+                <w:color w:val="000000"/>
+                <w:sz w:val="13"/>
+              </w:rPr>
+              <w:t>DateTimeField</w:t>
+            </w:r>
+          </w:p>
+        </w:tc>
+        <w:tc>
+          <w:tcPr>
+            <w:tcW w:type="dxa" w:w="2340"/>
+            <w:tcMar>
+              <w:top w:w="80" w:type="dxa"/>
+              <w:start w:w="120" w:type="dxa"/>
+              <w:bottom w:w="80" w:type="dxa"/>
+              <w:end w:w="120" w:type="dxa"/>
+            </w:tcMar>
+            <w:vAlign w:val="center"/>
+          </w:tcPr>
+          <w:p>
+            <w:pPr>
+              <w:spacing w:after="0" w:line="264" w:lineRule="auto"/>
+            </w:pPr>
+            <w:r>
+              <w:rPr>
+                <w:rFonts w:ascii="Arial" w:hAnsi="Arial"/>
+                <w:color w:val="000000"/>
+                <w:sz w:val="13"/>
+              </w:rPr>
+              <w:t>Set automatically during ingest.</w:t>
+            </w:r>
+          </w:p>
+        </w:tc>
+      </w:tr>
+      <w:tr>
+        <w:tc>
+          <w:tcPr>
+            <w:tcW w:type="dxa" w:w="2340"/>
+            <w:tcMar>
+              <w:top w:w="80" w:type="dxa"/>
+              <w:start w:w="120" w:type="dxa"/>
+              <w:bottom w:w="80" w:type="dxa"/>
+              <w:end w:w="120" w:type="dxa"/>
+            </w:tcMar>
+            <w:vAlign w:val="center"/>
+          </w:tcPr>
+          <w:p>
+            <w:pPr>
+              <w:spacing w:after="0" w:line="264" w:lineRule="auto"/>
+            </w:pPr>
+            <w:r>
+              <w:rPr>
+                <w:rFonts w:ascii="Arial" w:hAnsi="Arial"/>
+                <w:color w:val="000000"/>
+                <w:sz w:val="13"/>
+              </w:rPr>
+              <w:t>SentimentResult</w:t>
+            </w:r>
+          </w:p>
+        </w:tc>
+        <w:tc>
+          <w:tcPr>
+            <w:tcW w:type="dxa" w:w="2340"/>
+            <w:tcMar>
+              <w:top w:w="80" w:type="dxa"/>
+              <w:start w:w="120" w:type="dxa"/>
+              <w:bottom w:w="80" w:type="dxa"/>
+              <w:end w:w="120" w:type="dxa"/>
+            </w:tcMar>
+            <w:vAlign w:val="center"/>
+          </w:tcPr>
+          <w:p>
+            <w:pPr>
+              <w:spacing w:after="0" w:line="264" w:lineRule="auto"/>
+            </w:pPr>
+            <w:r>
+              <w:rPr>
+                <w:rFonts w:ascii="Arial" w:hAnsi="Arial"/>
+                <w:color w:val="000000"/>
+                <w:sz w:val="13"/>
+              </w:rPr>
+              <w:t>id</w:t>
+            </w:r>
+          </w:p>
+        </w:tc>
+        <w:tc>
+          <w:tcPr>
+            <w:tcW w:type="dxa" w:w="2340"/>
+            <w:tcMar>
+              <w:top w:w="80" w:type="dxa"/>
+              <w:start w:w="120" w:type="dxa"/>
+              <w:bottom w:w="80" w:type="dxa"/>
+              <w:end w:w="120" w:type="dxa"/>
+            </w:tcMar>
+            <w:vAlign w:val="center"/>
+          </w:tcPr>
+          <w:p>
+            <w:pPr>
+              <w:spacing w:after="0" w:line="264" w:lineRule="auto"/>
+            </w:pPr>
+            <w:r>
+              <w:rPr>
+                <w:rFonts w:ascii="Arial" w:hAnsi="Arial"/>
+                <w:color w:val="000000"/>
+                <w:sz w:val="13"/>
+              </w:rPr>
+              <w:t>BigAutoField / integer primary key</w:t>
+            </w:r>
+          </w:p>
+        </w:tc>
+        <w:tc>
+          <w:tcPr>
+            <w:tcW w:type="dxa" w:w="2340"/>
+            <w:tcMar>
+              <w:top w:w="80" w:type="dxa"/>
+              <w:start w:w="120" w:type="dxa"/>
+              <w:bottom w:w="80" w:type="dxa"/>
+              <w:end w:w="120" w:type="dxa"/>
+            </w:tcMar>
+            <w:vAlign w:val="center"/>
+          </w:tcPr>
+          <w:p>
+            <w:pPr>
+              <w:spacing w:after="0" w:line="264" w:lineRule="auto"/>
+            </w:pPr>
+            <w:r>
+              <w:rPr>
+                <w:rFonts w:ascii="Arial" w:hAnsi="Arial"/>
+                <w:color w:val="000000"/>
+                <w:sz w:val="13"/>
+              </w:rPr>
+              <w:t>Django-generated identifier.</w:t>
+            </w:r>
+          </w:p>
+        </w:tc>
+      </w:tr>
+      <w:tr>
+        <w:tc>
+          <w:tcPr>
+            <w:tcW w:type="dxa" w:w="2340"/>
+            <w:tcMar>
+              <w:top w:w="80" w:type="dxa"/>
+              <w:start w:w="120" w:type="dxa"/>
+              <w:bottom w:w="80" w:type="dxa"/>
+              <w:end w:w="120" w:type="dxa"/>
+            </w:tcMar>
+            <w:vAlign w:val="center"/>
+          </w:tcPr>
+          <w:p>
+            <w:pPr>
+              <w:spacing w:after="0" w:line="264" w:lineRule="auto"/>
+            </w:pPr>
+            <w:r>
+              <w:rPr>
+                <w:rFonts w:ascii="Arial" w:hAnsi="Arial"/>
+                <w:color w:val="000000"/>
+                <w:sz w:val="13"/>
+              </w:rPr>
+              <w:t>SentimentResult</w:t>
+            </w:r>
+          </w:p>
+        </w:tc>
+        <w:tc>
+          <w:tcPr>
+            <w:tcW w:type="dxa" w:w="2340"/>
+            <w:tcMar>
+              <w:top w:w="80" w:type="dxa"/>
+              <w:start w:w="120" w:type="dxa"/>
+              <w:bottom w:w="80" w:type="dxa"/>
+              <w:end w:w="120" w:type="dxa"/>
+            </w:tcMar>
+            <w:vAlign w:val="center"/>
+          </w:tcPr>
+          <w:p>
+            <w:pPr>
+              <w:spacing w:after="0" w:line="264" w:lineRule="auto"/>
+            </w:pPr>
+            <w:r>
+              <w:rPr>
+                <w:rFonts w:ascii="Arial" w:hAnsi="Arial"/>
+                <w:color w:val="000000"/>
+                <w:sz w:val="13"/>
+              </w:rPr>
+              <w:t>review_id</w:t>
+            </w:r>
+          </w:p>
+        </w:tc>
+        <w:tc>
+          <w:tcPr>
+            <w:tcW w:type="dxa" w:w="2340"/>
+            <w:tcMar>
+              <w:top w:w="80" w:type="dxa"/>
+              <w:start w:w="120" w:type="dxa"/>
+              <w:bottom w:w="80" w:type="dxa"/>
+              <w:end w:w="120" w:type="dxa"/>
+            </w:tcMar>
+            <w:vAlign w:val="center"/>
+          </w:tcPr>
+          <w:p>
+            <w:pPr>
+              <w:spacing w:after="0" w:line="264" w:lineRule="auto"/>
+            </w:pPr>
+            <w:r>
+              <w:rPr>
+                <w:rFonts w:ascii="Arial" w:hAnsi="Arial"/>
+                <w:color w:val="000000"/>
+                <w:sz w:val="13"/>
+              </w:rPr>
+              <w:t>OneToOneField to Review</w:t>
+            </w:r>
+          </w:p>
+        </w:tc>
+        <w:tc>
+          <w:tcPr>
+            <w:tcW w:type="dxa" w:w="2340"/>
+            <w:tcMar>
+              <w:top w:w="80" w:type="dxa"/>
+              <w:start w:w="120" w:type="dxa"/>
+              <w:bottom w:w="80" w:type="dxa"/>
+              <w:end w:w="120" w:type="dxa"/>
+            </w:tcMar>
+            <w:vAlign w:val="center"/>
+          </w:tcPr>
+          <w:p>
+            <w:pPr>
+              <w:spacing w:after="0" w:line="264" w:lineRule="auto"/>
+            </w:pPr>
+            <w:r>
+              <w:rPr>
+                <w:rFonts w:ascii="Arial" w:hAnsi="Arial"/>
+                <w:color w:val="000000"/>
+                <w:sz w:val="13"/>
+              </w:rPr>
+              <w:t>One sentiment row per persisted review; CASCADE on delete.</w:t>
+            </w:r>
+          </w:p>
+        </w:tc>
+      </w:tr>
+      <w:tr>
+        <w:tc>
+          <w:tcPr>
+            <w:tcW w:type="dxa" w:w="2340"/>
+            <w:tcMar>
+              <w:top w:w="80" w:type="dxa"/>
+              <w:start w:w="120" w:type="dxa"/>
+              <w:bottom w:w="80" w:type="dxa"/>
+              <w:end w:w="120" w:type="dxa"/>
+            </w:tcMar>
+            <w:vAlign w:val="center"/>
+          </w:tcPr>
+          <w:p>
+            <w:pPr>
+              <w:spacing w:after="0" w:line="264" w:lineRule="auto"/>
+            </w:pPr>
+            <w:r>
+              <w:rPr>
+                <w:rFonts w:ascii="Arial" w:hAnsi="Arial"/>
+                <w:color w:val="000000"/>
+                <w:sz w:val="13"/>
+              </w:rPr>
+              <w:t>SentimentResult</w:t>
+            </w:r>
+          </w:p>
+        </w:tc>
+        <w:tc>
+          <w:tcPr>
+            <w:tcW w:type="dxa" w:w="2340"/>
+            <w:tcMar>
+              <w:top w:w="80" w:type="dxa"/>
+              <w:start w:w="120" w:type="dxa"/>
+              <w:bottom w:w="80" w:type="dxa"/>
+              <w:end w:w="120" w:type="dxa"/>
+            </w:tcMar>
+            <w:vAlign w:val="center"/>
+          </w:tcPr>
+          <w:p>
+            <w:pPr>
+              <w:spacing w:after="0" w:line="264" w:lineRule="auto"/>
+            </w:pPr>
+            <w:r>
+              <w:rPr>
+                <w:rFonts w:ascii="Arial" w:hAnsi="Arial"/>
+                <w:color w:val="000000"/>
+                <w:sz w:val="13"/>
+              </w:rPr>
+              <w:t>compound</w:t>
+            </w:r>
+          </w:p>
+        </w:tc>
+        <w:tc>
+          <w:tcPr>
+            <w:tcW w:type="dxa" w:w="2340"/>
+            <w:tcMar>
+              <w:top w:w="80" w:type="dxa"/>
+              <w:start w:w="120" w:type="dxa"/>
+              <w:bottom w:w="80" w:type="dxa"/>
+              <w:end w:w="120" w:type="dxa"/>
+            </w:tcMar>
+            <w:vAlign w:val="center"/>
+          </w:tcPr>
+          <w:p>
+            <w:pPr>
+              <w:spacing w:after="0" w:line="264" w:lineRule="auto"/>
+            </w:pPr>
+            <w:r>
+              <w:rPr>
+                <w:rFonts w:ascii="Arial" w:hAnsi="Arial"/>
+                <w:color w:val="000000"/>
+                <w:sz w:val="13"/>
+              </w:rPr>
+              <w:t>FloatField</w:t>
+            </w:r>
+          </w:p>
+        </w:tc>
+        <w:tc>
+          <w:tcPr>
+            <w:tcW w:type="dxa" w:w="2340"/>
+            <w:tcMar>
+              <w:top w:w="80" w:type="dxa"/>
+              <w:start w:w="120" w:type="dxa"/>
+              <w:bottom w:w="80" w:type="dxa"/>
+              <w:end w:w="120" w:type="dxa"/>
+            </w:tcMar>
+            <w:vAlign w:val="center"/>
+          </w:tcPr>
+          <w:p>
+            <w:pPr>
+              <w:spacing w:after="0" w:line="264" w:lineRule="auto"/>
+            </w:pPr>
+            <w:r>
+              <w:rPr>
+                <w:rFonts w:ascii="Arial" w:hAnsi="Arial"/>
+                <w:color w:val="000000"/>
+                <w:sz w:val="13"/>
+              </w:rPr>
+              <w:t>Final sentiment score in the VADER-style -1 to 1 range.</w:t>
+            </w:r>
+          </w:p>
+        </w:tc>
+      </w:tr>
+      <w:tr>
+        <w:tc>
+          <w:tcPr>
+            <w:tcW w:type="dxa" w:w="2340"/>
+            <w:tcMar>
+              <w:top w:w="80" w:type="dxa"/>
+              <w:start w:w="120" w:type="dxa"/>
+              <w:bottom w:w="80" w:type="dxa"/>
+              <w:end w:w="120" w:type="dxa"/>
+            </w:tcMar>
+            <w:vAlign w:val="center"/>
+          </w:tcPr>
+          <w:p>
+            <w:pPr>
+              <w:spacing w:after="0" w:line="264" w:lineRule="auto"/>
+            </w:pPr>
+            <w:r>
+              <w:rPr>
+                <w:rFonts w:ascii="Arial" w:hAnsi="Arial"/>
+                <w:color w:val="000000"/>
+                <w:sz w:val="13"/>
+              </w:rPr>
+              <w:t>SentimentResult</w:t>
+            </w:r>
+          </w:p>
+        </w:tc>
+        <w:tc>
+          <w:tcPr>
+            <w:tcW w:type="dxa" w:w="2340"/>
+            <w:tcMar>
+              <w:top w:w="80" w:type="dxa"/>
+              <w:start w:w="120" w:type="dxa"/>
+              <w:bottom w:w="80" w:type="dxa"/>
+              <w:end w:w="120" w:type="dxa"/>
+            </w:tcMar>
+            <w:vAlign w:val="center"/>
+          </w:tcPr>
+          <w:p>
+            <w:pPr>
+              <w:spacing w:after="0" w:line="264" w:lineRule="auto"/>
+            </w:pPr>
+            <w:r>
+              <w:rPr>
+                <w:rFonts w:ascii="Arial" w:hAnsi="Arial"/>
+                <w:color w:val="000000"/>
+                <w:sz w:val="13"/>
+              </w:rPr>
+              <w:t>positive / neutral / negative</w:t>
+            </w:r>
+          </w:p>
+        </w:tc>
+        <w:tc>
+          <w:tcPr>
+            <w:tcW w:type="dxa" w:w="2340"/>
+            <w:tcMar>
+              <w:top w:w="80" w:type="dxa"/>
+              <w:start w:w="120" w:type="dxa"/>
+              <w:bottom w:w="80" w:type="dxa"/>
+              <w:end w:w="120" w:type="dxa"/>
+            </w:tcMar>
+            <w:vAlign w:val="center"/>
+          </w:tcPr>
+          <w:p>
+            <w:pPr>
+              <w:spacing w:after="0" w:line="264" w:lineRule="auto"/>
+            </w:pPr>
+            <w:r>
+              <w:rPr>
+                <w:rFonts w:ascii="Arial" w:hAnsi="Arial"/>
+                <w:color w:val="000000"/>
+                <w:sz w:val="13"/>
+              </w:rPr>
+              <w:t>FloatField</w:t>
+            </w:r>
+          </w:p>
+        </w:tc>
+        <w:tc>
+          <w:tcPr>
+            <w:tcW w:type="dxa" w:w="2340"/>
+            <w:tcMar>
+              <w:top w:w="80" w:type="dxa"/>
+              <w:start w:w="120" w:type="dxa"/>
+              <w:bottom w:w="80" w:type="dxa"/>
+              <w:end w:w="120" w:type="dxa"/>
+            </w:tcMar>
+            <w:vAlign w:val="center"/>
+          </w:tcPr>
+          <w:p>
+            <w:pPr>
+              <w:spacing w:after="0" w:line="264" w:lineRule="auto"/>
+            </w:pPr>
+            <w:r>
+              <w:rPr>
+                <w:rFonts w:ascii="Arial" w:hAnsi="Arial"/>
+                <w:color w:val="000000"/>
+                <w:sz w:val="13"/>
+              </w:rPr>
+              <w:t>Raw VADER distribution components.</w:t>
+            </w:r>
+          </w:p>
+        </w:tc>
+      </w:tr>
+      <w:tr>
+        <w:tc>
+          <w:tcPr>
+            <w:tcW w:type="dxa" w:w="2340"/>
+            <w:tcMar>
+              <w:top w:w="80" w:type="dxa"/>
+              <w:start w:w="120" w:type="dxa"/>
+              <w:bottom w:w="80" w:type="dxa"/>
+              <w:end w:w="120" w:type="dxa"/>
+            </w:tcMar>
+            <w:vAlign w:val="center"/>
+          </w:tcPr>
+          <w:p>
+            <w:pPr>
+              <w:spacing w:after="0" w:line="264" w:lineRule="auto"/>
+            </w:pPr>
+            <w:r>
+              <w:rPr>
+                <w:rFonts w:ascii="Arial" w:hAnsi="Arial"/>
+                <w:color w:val="000000"/>
+                <w:sz w:val="13"/>
+              </w:rPr>
+              <w:t>SentimentResult</w:t>
+            </w:r>
+          </w:p>
+        </w:tc>
+        <w:tc>
+          <w:tcPr>
+            <w:tcW w:type="dxa" w:w="2340"/>
+            <w:tcMar>
+              <w:top w:w="80" w:type="dxa"/>
+              <w:start w:w="120" w:type="dxa"/>
+              <w:bottom w:w="80" w:type="dxa"/>
+              <w:end w:w="120" w:type="dxa"/>
+            </w:tcMar>
+            <w:vAlign w:val="center"/>
+          </w:tcPr>
+          <w:p>
+            <w:pPr>
+              <w:spacing w:after="0" w:line="264" w:lineRule="auto"/>
+            </w:pPr>
+            <w:r>
+              <w:rPr>
+                <w:rFonts w:ascii="Arial" w:hAnsi="Arial"/>
+                <w:color w:val="000000"/>
+                <w:sz w:val="13"/>
+              </w:rPr>
+              <w:t>label</w:t>
+            </w:r>
+          </w:p>
+        </w:tc>
+        <w:tc>
+          <w:tcPr>
+            <w:tcW w:type="dxa" w:w="2340"/>
+            <w:tcMar>
+              <w:top w:w="80" w:type="dxa"/>
+              <w:start w:w="120" w:type="dxa"/>
+              <w:bottom w:w="80" w:type="dxa"/>
+              <w:end w:w="120" w:type="dxa"/>
+            </w:tcMar>
+            <w:vAlign w:val="center"/>
+          </w:tcPr>
+          <w:p>
+            <w:pPr>
+              <w:spacing w:after="0" w:line="264" w:lineRule="auto"/>
+            </w:pPr>
+            <w:r>
+              <w:rPr>
+                <w:rFonts w:ascii="Arial" w:hAnsi="Arial"/>
+                <w:color w:val="000000"/>
+                <w:sz w:val="13"/>
+              </w:rPr>
+              <w:t>CharField(10)</w:t>
+            </w:r>
+          </w:p>
+        </w:tc>
+        <w:tc>
+          <w:tcPr>
+            <w:tcW w:type="dxa" w:w="2340"/>
+            <w:tcMar>
+              <w:top w:w="80" w:type="dxa"/>
+              <w:start w:w="120" w:type="dxa"/>
+              <w:bottom w:w="80" w:type="dxa"/>
+              <w:end w:w="120" w:type="dxa"/>
+            </w:tcMar>
+            <w:vAlign w:val="center"/>
+          </w:tcPr>
+          <w:p>
+            <w:pPr>
+              <w:spacing w:after="0" w:line="264" w:lineRule="auto"/>
+            </w:pPr>
+            <w:r>
+              <w:rPr>
+                <w:rFonts w:ascii="Arial" w:hAnsi="Arial"/>
+                <w:color w:val="000000"/>
+                <w:sz w:val="13"/>
+              </w:rPr>
+              <w:t>positive, neutral, or negative.</w:t>
+            </w:r>
+          </w:p>
+        </w:tc>
+      </w:tr>
+      <w:tr>
+        <w:tc>
+          <w:tcPr>
+            <w:tcW w:type="dxa" w:w="2340"/>
+            <w:tcMar>
+              <w:top w:w="80" w:type="dxa"/>
+              <w:start w:w="120" w:type="dxa"/>
+              <w:bottom w:w="80" w:type="dxa"/>
+              <w:end w:w="120" w:type="dxa"/>
+            </w:tcMar>
+            <w:vAlign w:val="center"/>
+          </w:tcPr>
+          <w:p>
+            <w:pPr>
+              <w:spacing w:after="0" w:line="264" w:lineRule="auto"/>
+            </w:pPr>
+            <w:r>
+              <w:rPr>
+                <w:rFonts w:ascii="Arial" w:hAnsi="Arial"/>
+                <w:color w:val="000000"/>
+                <w:sz w:val="13"/>
+              </w:rPr>
+              <w:t>SentimentResult</w:t>
+            </w:r>
+          </w:p>
+        </w:tc>
+        <w:tc>
+          <w:tcPr>
+            <w:tcW w:type="dxa" w:w="2340"/>
+            <w:tcMar>
+              <w:top w:w="80" w:type="dxa"/>
+              <w:start w:w="120" w:type="dxa"/>
+              <w:bottom w:w="80" w:type="dxa"/>
+              <w:end w:w="120" w:type="dxa"/>
+            </w:tcMar>
+            <w:vAlign w:val="center"/>
+          </w:tcPr>
+          <w:p>
+            <w:pPr>
+              <w:spacing w:after="0" w:line="264" w:lineRule="auto"/>
+            </w:pPr>
+            <w:r>
+              <w:rPr>
+                <w:rFonts w:ascii="Arial" w:hAnsi="Arial"/>
+                <w:color w:val="000000"/>
+                <w:sz w:val="13"/>
+              </w:rPr>
+              <w:t>themes</w:t>
+            </w:r>
+          </w:p>
+        </w:tc>
+        <w:tc>
+          <w:tcPr>
+            <w:tcW w:type="dxa" w:w="2340"/>
+            <w:tcMar>
+              <w:top w:w="80" w:type="dxa"/>
+              <w:start w:w="120" w:type="dxa"/>
+              <w:bottom w:w="80" w:type="dxa"/>
+              <w:end w:w="120" w:type="dxa"/>
+            </w:tcMar>
+            <w:vAlign w:val="center"/>
+          </w:tcPr>
+          <w:p>
+            <w:pPr>
+              <w:spacing w:after="0" w:line="264" w:lineRule="auto"/>
+            </w:pPr>
+            <w:r>
+              <w:rPr>
+                <w:rFonts w:ascii="Arial" w:hAnsi="Arial"/>
+                <w:color w:val="000000"/>
+                <w:sz w:val="13"/>
+              </w:rPr>
+              <w:t>JSONField list</w:t>
+            </w:r>
+          </w:p>
+        </w:tc>
+        <w:tc>
+          <w:tcPr>
+            <w:tcW w:type="dxa" w:w="2340"/>
+            <w:tcMar>
+              <w:top w:w="80" w:type="dxa"/>
+              <w:start w:w="120" w:type="dxa"/>
+              <w:bottom w:w="80" w:type="dxa"/>
+              <w:end w:w="120" w:type="dxa"/>
+            </w:tcMar>
+            <w:vAlign w:val="center"/>
+          </w:tcPr>
+          <w:p>
+            <w:pPr>
+              <w:spacing w:after="0" w:line="264" w:lineRule="auto"/>
+            </w:pPr>
+            <w:r>
+              <w:rPr>
+                <w:rFonts w:ascii="Arial" w:hAnsi="Arial"/>
+                <w:color w:val="000000"/>
+                <w:sz w:val="13"/>
+              </w:rPr>
+              <w:t>Detected theme names for the review.</w:t>
+            </w:r>
+          </w:p>
+        </w:tc>
+      </w:tr>
+      <w:tr>
+        <w:tc>
+          <w:tcPr>
+            <w:tcW w:type="dxa" w:w="2340"/>
+            <w:tcMar>
+              <w:top w:w="80" w:type="dxa"/>
+              <w:start w:w="120" w:type="dxa"/>
+              <w:bottom w:w="80" w:type="dxa"/>
+              <w:end w:w="120" w:type="dxa"/>
+            </w:tcMar>
+            <w:vAlign w:val="center"/>
+          </w:tcPr>
+          <w:p>
+            <w:pPr>
+              <w:spacing w:after="0" w:line="264" w:lineRule="auto"/>
+            </w:pPr>
+            <w:r>
+              <w:rPr>
+                <w:rFonts w:ascii="Arial" w:hAnsi="Arial"/>
+                <w:color w:val="000000"/>
+                <w:sz w:val="13"/>
+              </w:rPr>
+              <w:t>SentimentResult</w:t>
+            </w:r>
+          </w:p>
+        </w:tc>
+        <w:tc>
+          <w:tcPr>
+            <w:tcW w:type="dxa" w:w="2340"/>
+            <w:tcMar>
+              <w:top w:w="80" w:type="dxa"/>
+              <w:start w:w="120" w:type="dxa"/>
+              <w:bottom w:w="80" w:type="dxa"/>
+              <w:end w:w="120" w:type="dxa"/>
+            </w:tcMar>
+            <w:vAlign w:val="center"/>
+          </w:tcPr>
+          <w:p>
+            <w:pPr>
+              <w:spacing w:after="0" w:line="264" w:lineRule="auto"/>
+            </w:pPr>
+            <w:r>
+              <w:rPr>
+                <w:rFonts w:ascii="Arial" w:hAnsi="Arial"/>
+                <w:color w:val="000000"/>
+                <w:sz w:val="13"/>
+              </w:rPr>
+              <w:t>analyzed_at</w:t>
+            </w:r>
+          </w:p>
+        </w:tc>
+        <w:tc>
+          <w:tcPr>
+            <w:tcW w:type="dxa" w:w="2340"/>
+            <w:tcMar>
+              <w:top w:w="80" w:type="dxa"/>
+              <w:start w:w="120" w:type="dxa"/>
+              <w:bottom w:w="80" w:type="dxa"/>
+              <w:end w:w="120" w:type="dxa"/>
+            </w:tcMar>
+            <w:vAlign w:val="center"/>
+          </w:tcPr>
+          <w:p>
+            <w:pPr>
+              <w:spacing w:after="0" w:line="264" w:lineRule="auto"/>
+            </w:pPr>
+            <w:r>
+              <w:rPr>
+                <w:rFonts w:ascii="Arial" w:hAnsi="Arial"/>
+                <w:color w:val="000000"/>
+                <w:sz w:val="13"/>
+              </w:rPr>
+              <w:t>DateTimeField</w:t>
+            </w:r>
+          </w:p>
+        </w:tc>
+        <w:tc>
+          <w:tcPr>
+            <w:tcW w:type="dxa" w:w="2340"/>
+            <w:tcMar>
+              <w:top w:w="80" w:type="dxa"/>
+              <w:start w:w="120" w:type="dxa"/>
+              <w:bottom w:w="80" w:type="dxa"/>
+              <w:end w:w="120" w:type="dxa"/>
+            </w:tcMar>
+            <w:vAlign w:val="center"/>
+          </w:tcPr>
+          <w:p>
+            <w:pPr>
+              <w:spacing w:after="0" w:line="264" w:lineRule="auto"/>
+            </w:pPr>
+            <w:r>
+              <w:rPr>
+                <w:rFonts w:ascii="Arial" w:hAnsi="Arial"/>
+                <w:color w:val="000000"/>
+                <w:sz w:val="13"/>
+              </w:rPr>
+              <w:t>Updated automatically when analysis is saved.</w:t>
+            </w:r>
+          </w:p>
+        </w:tc>
+      </w:tr>
+      <w:tr>
+        <w:tc>
+          <w:tcPr>
+            <w:tcW w:type="dxa" w:w="2340"/>
+            <w:tcMar>
+              <w:top w:w="80" w:type="dxa"/>
+              <w:start w:w="120" w:type="dxa"/>
+              <w:bottom w:w="80" w:type="dxa"/>
+              <w:end w:w="120" w:type="dxa"/>
+            </w:tcMar>
+            <w:vAlign w:val="center"/>
+          </w:tcPr>
+          <w:p>
+            <w:pPr>
+              <w:spacing w:after="0" w:line="264" w:lineRule="auto"/>
+            </w:pPr>
+            <w:r>
+              <w:rPr>
+                <w:rFonts w:ascii="Arial" w:hAnsi="Arial"/>
+                <w:color w:val="000000"/>
+                <w:sz w:val="13"/>
+              </w:rPr>
+              <w:t>ProfessorStats</w:t>
+            </w:r>
+          </w:p>
+        </w:tc>
+        <w:tc>
+          <w:tcPr>
+            <w:tcW w:type="dxa" w:w="2340"/>
+            <w:tcMar>
+              <w:top w:w="80" w:type="dxa"/>
+              <w:start w:w="120" w:type="dxa"/>
+              <w:bottom w:w="80" w:type="dxa"/>
+              <w:end w:w="120" w:type="dxa"/>
+            </w:tcMar>
+            <w:vAlign w:val="center"/>
+          </w:tcPr>
+          <w:p>
+            <w:pPr>
+              <w:spacing w:after="0" w:line="264" w:lineRule="auto"/>
+            </w:pPr>
+            <w:r>
+              <w:rPr>
+                <w:rFonts w:ascii="Arial" w:hAnsi="Arial"/>
+                <w:color w:val="000000"/>
+                <w:sz w:val="13"/>
+              </w:rPr>
+              <w:t>id</w:t>
+            </w:r>
+          </w:p>
+        </w:tc>
+        <w:tc>
+          <w:tcPr>
+            <w:tcW w:type="dxa" w:w="2340"/>
+            <w:tcMar>
+              <w:top w:w="80" w:type="dxa"/>
+              <w:start w:w="120" w:type="dxa"/>
+              <w:bottom w:w="80" w:type="dxa"/>
+              <w:end w:w="120" w:type="dxa"/>
+            </w:tcMar>
+            <w:vAlign w:val="center"/>
+          </w:tcPr>
+          <w:p>
+            <w:pPr>
+              <w:spacing w:after="0" w:line="264" w:lineRule="auto"/>
+            </w:pPr>
+            <w:r>
+              <w:rPr>
+                <w:rFonts w:ascii="Arial" w:hAnsi="Arial"/>
+                <w:color w:val="000000"/>
+                <w:sz w:val="13"/>
+              </w:rPr>
+              <w:t>BigAutoField / integer primary key</w:t>
+            </w:r>
+          </w:p>
+        </w:tc>
+        <w:tc>
+          <w:tcPr>
+            <w:tcW w:type="dxa" w:w="2340"/>
+            <w:tcMar>
+              <w:top w:w="80" w:type="dxa"/>
+              <w:start w:w="120" w:type="dxa"/>
+              <w:bottom w:w="80" w:type="dxa"/>
+              <w:end w:w="120" w:type="dxa"/>
+            </w:tcMar>
+            <w:vAlign w:val="center"/>
+          </w:tcPr>
+          <w:p>
+            <w:pPr>
+              <w:spacing w:after="0" w:line="264" w:lineRule="auto"/>
+            </w:pPr>
+            <w:r>
+              <w:rPr>
+                <w:rFonts w:ascii="Arial" w:hAnsi="Arial"/>
+                <w:color w:val="000000"/>
+                <w:sz w:val="13"/>
+              </w:rPr>
+              <w:t>Django-generated identifier.</w:t>
+            </w:r>
+          </w:p>
+        </w:tc>
+      </w:tr>
+      <w:tr>
+        <w:tc>
+          <w:tcPr>
+            <w:tcW w:type="dxa" w:w="2340"/>
+            <w:tcMar>
+              <w:top w:w="80" w:type="dxa"/>
+              <w:start w:w="120" w:type="dxa"/>
+              <w:bottom w:w="80" w:type="dxa"/>
+              <w:end w:w="120" w:type="dxa"/>
+            </w:tcMar>
+            <w:vAlign w:val="center"/>
+          </w:tcPr>
+          <w:p>
+            <w:pPr>
+              <w:spacing w:after="0" w:line="264" w:lineRule="auto"/>
+            </w:pPr>
+            <w:r>
+              <w:rPr>
+                <w:rFonts w:ascii="Arial" w:hAnsi="Arial"/>
+                <w:color w:val="000000"/>
+                <w:sz w:val="13"/>
+              </w:rPr>
+              <w:t>ProfessorStats</w:t>
+            </w:r>
+          </w:p>
+        </w:tc>
+        <w:tc>
+          <w:tcPr>
+            <w:tcW w:type="dxa" w:w="2340"/>
+            <w:tcMar>
+              <w:top w:w="80" w:type="dxa"/>
+              <w:start w:w="120" w:type="dxa"/>
+              <w:bottom w:w="80" w:type="dxa"/>
+              <w:end w:w="120" w:type="dxa"/>
+            </w:tcMar>
+            <w:vAlign w:val="center"/>
+          </w:tcPr>
+          <w:p>
+            <w:pPr>
+              <w:spacing w:after="0" w:line="264" w:lineRule="auto"/>
+            </w:pPr>
+            <w:r>
+              <w:rPr>
+                <w:rFonts w:ascii="Arial" w:hAnsi="Arial"/>
+                <w:color w:val="000000"/>
+                <w:sz w:val="13"/>
+              </w:rPr>
+              <w:t>professor_id</w:t>
+            </w:r>
+          </w:p>
+        </w:tc>
+        <w:tc>
+          <w:tcPr>
+            <w:tcW w:type="dxa" w:w="2340"/>
+            <w:tcMar>
+              <w:top w:w="80" w:type="dxa"/>
+              <w:start w:w="120" w:type="dxa"/>
+              <w:bottom w:w="80" w:type="dxa"/>
+              <w:end w:w="120" w:type="dxa"/>
+            </w:tcMar>
+            <w:vAlign w:val="center"/>
+          </w:tcPr>
+          <w:p>
+            <w:pPr>
+              <w:spacing w:after="0" w:line="264" w:lineRule="auto"/>
+            </w:pPr>
+            <w:r>
+              <w:rPr>
+                <w:rFonts w:ascii="Arial" w:hAnsi="Arial"/>
+                <w:color w:val="000000"/>
+                <w:sz w:val="13"/>
+              </w:rPr>
+              <w:t>OneToOneField to Professor</w:t>
+            </w:r>
+          </w:p>
+        </w:tc>
+        <w:tc>
+          <w:tcPr>
+            <w:tcW w:type="dxa" w:w="2340"/>
+            <w:tcMar>
+              <w:top w:w="80" w:type="dxa"/>
+              <w:start w:w="120" w:type="dxa"/>
+              <w:bottom w:w="80" w:type="dxa"/>
+              <w:end w:w="120" w:type="dxa"/>
+            </w:tcMar>
+            <w:vAlign w:val="center"/>
+          </w:tcPr>
+          <w:p>
+            <w:pPr>
+              <w:spacing w:after="0" w:line="264" w:lineRule="auto"/>
+            </w:pPr>
+            <w:r>
+              <w:rPr>
+                <w:rFonts w:ascii="Arial" w:hAnsi="Arial"/>
+                <w:color w:val="000000"/>
+                <w:sz w:val="13"/>
+              </w:rPr>
+              <w:t>One aggregate dashboard row per professor; CASCADE on delete.</w:t>
+            </w:r>
+          </w:p>
+        </w:tc>
+      </w:tr>
+      <w:tr>
+        <w:tc>
+          <w:tcPr>
+            <w:tcW w:type="dxa" w:w="2340"/>
+            <w:tcMar>
+              <w:top w:w="80" w:type="dxa"/>
+              <w:start w:w="120" w:type="dxa"/>
+              <w:bottom w:w="80" w:type="dxa"/>
+              <w:end w:w="120" w:type="dxa"/>
+            </w:tcMar>
+            <w:vAlign w:val="center"/>
+          </w:tcPr>
+          <w:p>
+            <w:pPr>
+              <w:spacing w:after="0" w:line="264" w:lineRule="auto"/>
+            </w:pPr>
+            <w:r>
+              <w:rPr>
+                <w:rFonts w:ascii="Arial" w:hAnsi="Arial"/>
+                <w:color w:val="000000"/>
+                <w:sz w:val="13"/>
+              </w:rPr>
+              <w:t>ProfessorStats</w:t>
+            </w:r>
+          </w:p>
+        </w:tc>
+        <w:tc>
+          <w:tcPr>
+            <w:tcW w:type="dxa" w:w="2340"/>
+            <w:tcMar>
+              <w:top w:w="80" w:type="dxa"/>
+              <w:start w:w="120" w:type="dxa"/>
+              <w:bottom w:w="80" w:type="dxa"/>
+              <w:end w:w="120" w:type="dxa"/>
+            </w:tcMar>
+            <w:vAlign w:val="center"/>
+          </w:tcPr>
+          <w:p>
+            <w:pPr>
+              <w:spacing w:after="0" w:line="264" w:lineRule="auto"/>
+            </w:pPr>
+            <w:r>
+              <w:rPr>
+                <w:rFonts w:ascii="Arial" w:hAnsi="Arial"/>
+                <w:color w:val="000000"/>
+                <w:sz w:val="13"/>
+              </w:rPr>
+              <w:t>review_count</w:t>
+            </w:r>
+          </w:p>
+        </w:tc>
+        <w:tc>
+          <w:tcPr>
+            <w:tcW w:type="dxa" w:w="2340"/>
+            <w:tcMar>
+              <w:top w:w="80" w:type="dxa"/>
+              <w:start w:w="120" w:type="dxa"/>
+              <w:bottom w:w="80" w:type="dxa"/>
+              <w:end w:w="120" w:type="dxa"/>
+            </w:tcMar>
+            <w:vAlign w:val="center"/>
+          </w:tcPr>
+          <w:p>
+            <w:pPr>
+              <w:spacing w:after="0" w:line="264" w:lineRule="auto"/>
+            </w:pPr>
+            <w:r>
+              <w:rPr>
+                <w:rFonts w:ascii="Arial" w:hAnsi="Arial"/>
+                <w:color w:val="000000"/>
+                <w:sz w:val="13"/>
+              </w:rPr>
+              <w:t>IntegerField</w:t>
+            </w:r>
+          </w:p>
+        </w:tc>
+        <w:tc>
+          <w:tcPr>
+            <w:tcW w:type="dxa" w:w="2340"/>
+            <w:tcMar>
+              <w:top w:w="80" w:type="dxa"/>
+              <w:start w:w="120" w:type="dxa"/>
+              <w:bottom w:w="80" w:type="dxa"/>
+              <w:end w:w="120" w:type="dxa"/>
+            </w:tcMar>
+            <w:vAlign w:val="center"/>
+          </w:tcPr>
+          <w:p>
+            <w:pPr>
+              <w:spacing w:after="0" w:line="264" w:lineRule="auto"/>
+            </w:pPr>
+            <w:r>
+              <w:rPr>
+                <w:rFonts w:ascii="Arial" w:hAnsi="Arial"/>
+                <w:color w:val="000000"/>
+                <w:sz w:val="13"/>
+              </w:rPr>
+              <w:t>Number of analyzed reviews/comments.</w:t>
+            </w:r>
+          </w:p>
+        </w:tc>
+      </w:tr>
+      <w:tr>
+        <w:tc>
+          <w:tcPr>
+            <w:tcW w:type="dxa" w:w="2340"/>
+            <w:tcMar>
+              <w:top w:w="80" w:type="dxa"/>
+              <w:start w:w="120" w:type="dxa"/>
+              <w:bottom w:w="80" w:type="dxa"/>
+              <w:end w:w="120" w:type="dxa"/>
+            </w:tcMar>
+            <w:vAlign w:val="center"/>
+          </w:tcPr>
+          <w:p>
+            <w:pPr>
+              <w:spacing w:after="0" w:line="264" w:lineRule="auto"/>
+            </w:pPr>
+            <w:r>
+              <w:rPr>
+                <w:rFonts w:ascii="Arial" w:hAnsi="Arial"/>
+                <w:color w:val="000000"/>
+                <w:sz w:val="13"/>
+              </w:rPr>
+              <w:t>ProfessorStats</w:t>
+            </w:r>
+          </w:p>
+        </w:tc>
+        <w:tc>
+          <w:tcPr>
+            <w:tcW w:type="dxa" w:w="2340"/>
+            <w:tcMar>
+              <w:top w:w="80" w:type="dxa"/>
+              <w:start w:w="120" w:type="dxa"/>
+              <w:bottom w:w="80" w:type="dxa"/>
+              <w:end w:w="120" w:type="dxa"/>
+            </w:tcMar>
+            <w:vAlign w:val="center"/>
+          </w:tcPr>
+          <w:p>
+            <w:pPr>
+              <w:spacing w:after="0" w:line="264" w:lineRule="auto"/>
+            </w:pPr>
+            <w:r>
+              <w:rPr>
+                <w:rFonts w:ascii="Arial" w:hAnsi="Arial"/>
+                <w:color w:val="000000"/>
+                <w:sz w:val="13"/>
+              </w:rPr>
+              <w:t>avg_compound</w:t>
+            </w:r>
+          </w:p>
+        </w:tc>
+        <w:tc>
+          <w:tcPr>
+            <w:tcW w:type="dxa" w:w="2340"/>
+            <w:tcMar>
+              <w:top w:w="80" w:type="dxa"/>
+              <w:start w:w="120" w:type="dxa"/>
+              <w:bottom w:w="80" w:type="dxa"/>
+              <w:end w:w="120" w:type="dxa"/>
+            </w:tcMar>
+            <w:vAlign w:val="center"/>
+          </w:tcPr>
+          <w:p>
+            <w:pPr>
+              <w:spacing w:after="0" w:line="264" w:lineRule="auto"/>
+            </w:pPr>
+            <w:r>
+              <w:rPr>
+                <w:rFonts w:ascii="Arial" w:hAnsi="Arial"/>
+                <w:color w:val="000000"/>
+                <w:sz w:val="13"/>
+              </w:rPr>
+              <w:t>FloatField</w:t>
+            </w:r>
+          </w:p>
+        </w:tc>
+        <w:tc>
+          <w:tcPr>
+            <w:tcW w:type="dxa" w:w="2340"/>
+            <w:tcMar>
+              <w:top w:w="80" w:type="dxa"/>
+              <w:start w:w="120" w:type="dxa"/>
+              <w:bottom w:w="80" w:type="dxa"/>
+              <w:end w:w="120" w:type="dxa"/>
+            </w:tcMar>
+            <w:vAlign w:val="center"/>
+          </w:tcPr>
+          <w:p>
+            <w:pPr>
+              <w:spacing w:after="0" w:line="264" w:lineRule="auto"/>
+            </w:pPr>
+            <w:r>
+              <w:rPr>
+                <w:rFonts w:ascii="Arial" w:hAnsi="Arial"/>
+                <w:color w:val="000000"/>
+                <w:sz w:val="13"/>
+              </w:rPr>
+              <w:t>Mean compound sentiment score.</w:t>
+            </w:r>
+          </w:p>
+        </w:tc>
+      </w:tr>
+      <w:tr>
+        <w:tc>
+          <w:tcPr>
+            <w:tcW w:type="dxa" w:w="2340"/>
+            <w:tcMar>
+              <w:top w:w="80" w:type="dxa"/>
+              <w:start w:w="120" w:type="dxa"/>
+              <w:bottom w:w="80" w:type="dxa"/>
+              <w:end w:w="120" w:type="dxa"/>
+            </w:tcMar>
+            <w:vAlign w:val="center"/>
+          </w:tcPr>
+          <w:p>
+            <w:pPr>
+              <w:spacing w:after="0" w:line="264" w:lineRule="auto"/>
+            </w:pPr>
+            <w:r>
+              <w:rPr>
+                <w:rFonts w:ascii="Arial" w:hAnsi="Arial"/>
+                <w:color w:val="000000"/>
+                <w:sz w:val="13"/>
+              </w:rPr>
+              <w:t>ProfessorStats</w:t>
+            </w:r>
+          </w:p>
+        </w:tc>
+        <w:tc>
+          <w:tcPr>
+            <w:tcW w:type="dxa" w:w="2340"/>
+            <w:tcMar>
+              <w:top w:w="80" w:type="dxa"/>
+              <w:start w:w="120" w:type="dxa"/>
+              <w:bottom w:w="80" w:type="dxa"/>
+              <w:end w:w="120" w:type="dxa"/>
+            </w:tcMar>
+            <w:vAlign w:val="center"/>
+          </w:tcPr>
+          <w:p>
+            <w:pPr>
+              <w:spacing w:after="0" w:line="264" w:lineRule="auto"/>
+            </w:pPr>
+            <w:r>
+              <w:rPr>
+                <w:rFonts w:ascii="Arial" w:hAnsi="Arial"/>
+                <w:color w:val="000000"/>
+                <w:sz w:val="13"/>
+              </w:rPr>
+              <w:t>positive_count / neutral_count / negative_count</w:t>
+            </w:r>
+          </w:p>
+        </w:tc>
+        <w:tc>
+          <w:tcPr>
+            <w:tcW w:type="dxa" w:w="2340"/>
+            <w:tcMar>
+              <w:top w:w="80" w:type="dxa"/>
+              <w:start w:w="120" w:type="dxa"/>
+              <w:bottom w:w="80" w:type="dxa"/>
+              <w:end w:w="120" w:type="dxa"/>
+            </w:tcMar>
+            <w:vAlign w:val="center"/>
+          </w:tcPr>
+          <w:p>
+            <w:pPr>
+              <w:spacing w:after="0" w:line="264" w:lineRule="auto"/>
+            </w:pPr>
+            <w:r>
+              <w:rPr>
+                <w:rFonts w:ascii="Arial" w:hAnsi="Arial"/>
+                <w:color w:val="000000"/>
+                <w:sz w:val="13"/>
+              </w:rPr>
+              <w:t>IntegerField</w:t>
+            </w:r>
+          </w:p>
+        </w:tc>
+        <w:tc>
+          <w:tcPr>
+            <w:tcW w:type="dxa" w:w="2340"/>
+            <w:tcMar>
+              <w:top w:w="80" w:type="dxa"/>
+              <w:start w:w="120" w:type="dxa"/>
+              <w:bottom w:w="80" w:type="dxa"/>
+              <w:end w:w="120" w:type="dxa"/>
+            </w:tcMar>
+            <w:vAlign w:val="center"/>
+          </w:tcPr>
+          <w:p>
+            <w:pPr>
+              <w:spacing w:after="0" w:line="264" w:lineRule="auto"/>
+            </w:pPr>
+            <w:r>
+              <w:rPr>
+                <w:rFonts w:ascii="Arial" w:hAnsi="Arial"/>
+                <w:color w:val="000000"/>
+                <w:sz w:val="13"/>
+              </w:rPr>
+              <w:t>Sentiment label counts.</w:t>
+            </w:r>
+          </w:p>
+        </w:tc>
+      </w:tr>
+      <w:tr>
+        <w:tc>
+          <w:tcPr>
+            <w:tcW w:type="dxa" w:w="2340"/>
+            <w:tcMar>
+              <w:top w:w="80" w:type="dxa"/>
+              <w:start w:w="120" w:type="dxa"/>
+              <w:bottom w:w="80" w:type="dxa"/>
+              <w:end w:w="120" w:type="dxa"/>
+            </w:tcMar>
+            <w:vAlign w:val="center"/>
+          </w:tcPr>
+          <w:p>
+            <w:pPr>
+              <w:spacing w:after="0" w:line="264" w:lineRule="auto"/>
+            </w:pPr>
+            <w:r>
+              <w:rPr>
+                <w:rFonts w:ascii="Arial" w:hAnsi="Arial"/>
+                <w:color w:val="000000"/>
+                <w:sz w:val="13"/>
+              </w:rPr>
+              <w:t>ProfessorStats</w:t>
+            </w:r>
+          </w:p>
+        </w:tc>
+        <w:tc>
+          <w:tcPr>
+            <w:tcW w:type="dxa" w:w="2340"/>
+            <w:tcMar>
+              <w:top w:w="80" w:type="dxa"/>
+              <w:start w:w="120" w:type="dxa"/>
+              <w:bottom w:w="80" w:type="dxa"/>
+              <w:end w:w="120" w:type="dxa"/>
+            </w:tcMar>
+            <w:vAlign w:val="center"/>
+          </w:tcPr>
+          <w:p>
+            <w:pPr>
+              <w:spacing w:after="0" w:line="264" w:lineRule="auto"/>
+            </w:pPr>
+            <w:r>
+              <w:rPr>
+                <w:rFonts w:ascii="Arial" w:hAnsi="Arial"/>
+                <w:color w:val="000000"/>
+                <w:sz w:val="13"/>
+              </w:rPr>
+              <w:t>theme_counts</w:t>
+            </w:r>
+          </w:p>
+        </w:tc>
+        <w:tc>
+          <w:tcPr>
+            <w:tcW w:type="dxa" w:w="2340"/>
+            <w:tcMar>
+              <w:top w:w="80" w:type="dxa"/>
+              <w:start w:w="120" w:type="dxa"/>
+              <w:bottom w:w="80" w:type="dxa"/>
+              <w:end w:w="120" w:type="dxa"/>
+            </w:tcMar>
+            <w:vAlign w:val="center"/>
+          </w:tcPr>
+          <w:p>
+            <w:pPr>
+              <w:spacing w:after="0" w:line="264" w:lineRule="auto"/>
+            </w:pPr>
+            <w:r>
+              <w:rPr>
+                <w:rFonts w:ascii="Arial" w:hAnsi="Arial"/>
+                <w:color w:val="000000"/>
+                <w:sz w:val="13"/>
+              </w:rPr>
+              <w:t>JSONField object</w:t>
+            </w:r>
+          </w:p>
+        </w:tc>
+        <w:tc>
+          <w:tcPr>
+            <w:tcW w:type="dxa" w:w="2340"/>
+            <w:tcMar>
+              <w:top w:w="80" w:type="dxa"/>
+              <w:start w:w="120" w:type="dxa"/>
+              <w:bottom w:w="80" w:type="dxa"/>
+              <w:end w:w="120" w:type="dxa"/>
+            </w:tcMar>
+            <w:vAlign w:val="center"/>
+          </w:tcPr>
+          <w:p>
+            <w:pPr>
+              <w:spacing w:after="0" w:line="264" w:lineRule="auto"/>
+            </w:pPr>
+            <w:r>
+              <w:rPr>
+                <w:rFonts w:ascii="Arial" w:hAnsi="Arial"/>
+                <w:color w:val="000000"/>
+                <w:sz w:val="13"/>
+              </w:rPr>
+              <w:t>Map from theme name to frequency.</w:t>
+            </w:r>
+          </w:p>
+        </w:tc>
+      </w:tr>
+      <w:tr>
+        <w:tc>
+          <w:tcPr>
+            <w:tcW w:type="dxa" w:w="2340"/>
+            <w:tcMar>
+              <w:top w:w="80" w:type="dxa"/>
+              <w:start w:w="120" w:type="dxa"/>
+              <w:bottom w:w="80" w:type="dxa"/>
+              <w:end w:w="120" w:type="dxa"/>
+            </w:tcMar>
+            <w:vAlign w:val="center"/>
+          </w:tcPr>
+          <w:p>
+            <w:pPr>
+              <w:spacing w:after="0" w:line="264" w:lineRule="auto"/>
+            </w:pPr>
+            <w:r>
+              <w:rPr>
+                <w:rFonts w:ascii="Arial" w:hAnsi="Arial"/>
+                <w:color w:val="000000"/>
+                <w:sz w:val="13"/>
+              </w:rPr>
+              <w:t>ProfessorStats</w:t>
+            </w:r>
+          </w:p>
+        </w:tc>
+        <w:tc>
+          <w:tcPr>
+            <w:tcW w:type="dxa" w:w="2340"/>
+            <w:tcMar>
+              <w:top w:w="80" w:type="dxa"/>
+              <w:start w:w="120" w:type="dxa"/>
+              <w:bottom w:w="80" w:type="dxa"/>
+              <w:end w:w="120" w:type="dxa"/>
+            </w:tcMar>
+            <w:vAlign w:val="center"/>
+          </w:tcPr>
+          <w:p>
+            <w:pPr>
+              <w:spacing w:after="0" w:line="264" w:lineRule="auto"/>
+            </w:pPr>
+            <w:r>
+              <w:rPr>
+                <w:rFonts w:ascii="Arial" w:hAnsi="Arial"/>
+                <w:color w:val="000000"/>
+                <w:sz w:val="13"/>
+              </w:rPr>
+              <w:t>recommendation_score</w:t>
+            </w:r>
+          </w:p>
+        </w:tc>
+        <w:tc>
+          <w:tcPr>
+            <w:tcW w:type="dxa" w:w="2340"/>
+            <w:tcMar>
+              <w:top w:w="80" w:type="dxa"/>
+              <w:start w:w="120" w:type="dxa"/>
+              <w:bottom w:w="80" w:type="dxa"/>
+              <w:end w:w="120" w:type="dxa"/>
+            </w:tcMar>
+            <w:vAlign w:val="center"/>
+          </w:tcPr>
+          <w:p>
+            <w:pPr>
+              <w:spacing w:after="0" w:line="264" w:lineRule="auto"/>
+            </w:pPr>
+            <w:r>
+              <w:rPr>
+                <w:rFonts w:ascii="Arial" w:hAnsi="Arial"/>
+                <w:color w:val="000000"/>
+                <w:sz w:val="13"/>
+              </w:rPr>
+              <w:t>FloatField</w:t>
+            </w:r>
+          </w:p>
+        </w:tc>
+        <w:tc>
+          <w:tcPr>
+            <w:tcW w:type="dxa" w:w="2340"/>
+            <w:tcMar>
+              <w:top w:w="80" w:type="dxa"/>
+              <w:start w:w="120" w:type="dxa"/>
+              <w:bottom w:w="80" w:type="dxa"/>
+              <w:end w:w="120" w:type="dxa"/>
+            </w:tcMar>
+            <w:vAlign w:val="center"/>
+          </w:tcPr>
+          <w:p>
+            <w:pPr>
+              <w:spacing w:after="0" w:line="264" w:lineRule="auto"/>
+            </w:pPr>
+            <w:r>
+              <w:rPr>
+                <w:rFonts w:ascii="Arial" w:hAnsi="Arial"/>
+                <w:color w:val="000000"/>
+                <w:sz w:val="13"/>
+              </w:rPr>
+              <w:t>Computed 0-100 recommendation score.</w:t>
+            </w:r>
+          </w:p>
+        </w:tc>
+      </w:tr>
+      <w:tr>
+        <w:tc>
+          <w:tcPr>
+            <w:tcW w:type="dxa" w:w="2340"/>
+            <w:tcMar>
+              <w:top w:w="80" w:type="dxa"/>
+              <w:start w:w="120" w:type="dxa"/>
+              <w:bottom w:w="80" w:type="dxa"/>
+              <w:end w:w="120" w:type="dxa"/>
+            </w:tcMar>
+            <w:vAlign w:val="center"/>
+          </w:tcPr>
+          <w:p>
+            <w:pPr>
+              <w:spacing w:after="0" w:line="264" w:lineRule="auto"/>
+            </w:pPr>
+            <w:r>
+              <w:rPr>
+                <w:rFonts w:ascii="Arial" w:hAnsi="Arial"/>
+                <w:color w:val="000000"/>
+                <w:sz w:val="13"/>
+              </w:rPr>
+              <w:t>ProfessorStats</w:t>
+            </w:r>
+          </w:p>
+        </w:tc>
+        <w:tc>
+          <w:tcPr>
+            <w:tcW w:type="dxa" w:w="2340"/>
+            <w:tcMar>
+              <w:top w:w="80" w:type="dxa"/>
+              <w:start w:w="120" w:type="dxa"/>
+              <w:bottom w:w="80" w:type="dxa"/>
+              <w:end w:w="120" w:type="dxa"/>
+            </w:tcMar>
+            <w:vAlign w:val="center"/>
+          </w:tcPr>
+          <w:p>
+            <w:pPr>
+              <w:spacing w:after="0" w:line="264" w:lineRule="auto"/>
+            </w:pPr>
+            <w:r>
+              <w:rPr>
+                <w:rFonts w:ascii="Arial" w:hAnsi="Arial"/>
+                <w:color w:val="000000"/>
+                <w:sz w:val="13"/>
+              </w:rPr>
+              <w:t>updated_at</w:t>
+            </w:r>
+          </w:p>
+        </w:tc>
+        <w:tc>
+          <w:tcPr>
+            <w:tcW w:type="dxa" w:w="2340"/>
+            <w:tcMar>
+              <w:top w:w="80" w:type="dxa"/>
+              <w:start w:w="120" w:type="dxa"/>
+              <w:bottom w:w="80" w:type="dxa"/>
+              <w:end w:w="120" w:type="dxa"/>
+            </w:tcMar>
+            <w:vAlign w:val="center"/>
+          </w:tcPr>
+          <w:p>
+            <w:pPr>
+              <w:spacing w:after="0" w:line="264" w:lineRule="auto"/>
+            </w:pPr>
+            <w:r>
+              <w:rPr>
+                <w:rFonts w:ascii="Arial" w:hAnsi="Arial"/>
+                <w:color w:val="000000"/>
+                <w:sz w:val="13"/>
+              </w:rPr>
+              <w:t>DateTimeField</w:t>
+            </w:r>
+          </w:p>
+        </w:tc>
+        <w:tc>
+          <w:tcPr>
+            <w:tcW w:type="dxa" w:w="2340"/>
+            <w:tcMar>
+              <w:top w:w="80" w:type="dxa"/>
+              <w:start w:w="120" w:type="dxa"/>
+              <w:bottom w:w="80" w:type="dxa"/>
+              <w:end w:w="120" w:type="dxa"/>
+            </w:tcMar>
+            <w:vAlign w:val="center"/>
+          </w:tcPr>
+          <w:p>
+            <w:pPr>
+              <w:spacing w:after="0" w:line="264" w:lineRule="auto"/>
+            </w:pPr>
+            <w:r>
+              <w:rPr>
+                <w:rFonts w:ascii="Arial" w:hAnsi="Arial"/>
+                <w:color w:val="000000"/>
+                <w:sz w:val="13"/>
+              </w:rPr>
+              <w:t>Updated automatically when stats are saved.</w:t>
+            </w:r>
+          </w:p>
+        </w:tc>
+      </w:tr>
+    </w:tbl>
+    <w:p>
+      <w:pPr>
+        <w:spacing w:after="40"/>
+      </w:pPr>
+    </w:p>
     <w:tbl>
       <w:tblPr>
         <w:tblW w:type="dxa" w:w="9360"/>
@@ -1633,6 +6476,96 @@
     </w:p>
     <w:p>
       <w:pPr>
+        <w:spacing w:before="0" w:after="80" w:line="276" w:lineRule="auto"/>
+      </w:pPr>
+      <w:r>
+        <w:rPr>
+          <w:rFonts w:ascii="Arial" w:hAnsi="Arial"/>
+          <w:b/>
+          <w:i w:val="0"/>
+          <w:color w:val="000000"/>
+          <w:sz w:val="24"/>
+        </w:rPr>
+        <w:t>Hypothesis</w:t>
+      </w:r>
+    </w:p>
+    <w:p>
+      <w:pPr>
+        <w:spacing w:before="0" w:after="160" w:line="276" w:lineRule="auto"/>
+      </w:pPr>
+      <w:r>
+        <w:rPr>
+          <w:rFonts w:ascii="Arial" w:hAnsi="Arial"/>
+          <w:b w:val="0"/>
+          <w:i w:val="0"/>
+          <w:color w:val="000000"/>
+          <w:sz w:val="22"/>
+        </w:rPr>
+        <w:t>The ML hypothesis is that review text contains enough signal to predict whether a professor review is negative, neutral, or positive, and that a trained classifier should outperform a purely rule-based VADER baseline on held-out RateMyProfessors reviews. A second recommendation hypothesis is that professors whose reviews use similar language about clarity, workload, grading, and helpfulness will be meaningfully close in sentence-embedding space.</w:t>
+      </w:r>
+    </w:p>
+    <w:p>
+      <w:pPr>
+        <w:spacing w:before="0" w:after="80" w:line="276" w:lineRule="auto"/>
+      </w:pPr>
+      <w:r>
+        <w:rPr>
+          <w:rFonts w:ascii="Arial" w:hAnsi="Arial"/>
+          <w:b/>
+          <w:i w:val="0"/>
+          <w:color w:val="000000"/>
+          <w:sz w:val="24"/>
+        </w:rPr>
+        <w:t>Training data and target variable</w:t>
+      </w:r>
+    </w:p>
+    <w:p>
+      <w:pPr>
+        <w:spacing w:before="0" w:after="160" w:line="276" w:lineRule="auto"/>
+      </w:pPr>
+      <w:r>
+        <w:rPr>
+          <w:rFonts w:ascii="Arial" w:hAnsi="Arial"/>
+          <w:b w:val="0"/>
+          <w:i w:val="0"/>
+          <w:color w:val="000000"/>
+          <w:sz w:val="22"/>
+        </w:rPr>
+        <w:t>The supervised sentiment models are trained on the ML corpus built from live RateMyProfessors review pages. Each training row represents one review and includes the professor external id, professor name, institution, department, course, review text, helpfulness/clarity-derived rating, would-take-again flag when available, difficulty, posted date, and source URL. The input feature for sentiment classification is the review text. The target variable is a three-class sentiment label derived from the 1-5 rating: ratings &lt;= 2.0 are labeled negative, ratings &gt; 2.0 and &lt;= 3.5 are labeled neutral, and ratings &gt; 3.5 are labeled positive.</w:t>
+      </w:r>
+    </w:p>
+    <w:p>
+      <w:pPr>
+        <w:spacing w:before="0" w:after="160" w:line="276" w:lineRule="auto"/>
+      </w:pPr>
+      <w:r>
+        <w:rPr>
+          <w:rFonts w:ascii="Arial" w:hAnsi="Arial"/>
+          <w:b w:val="0"/>
+          <w:i w:val="0"/>
+          <w:color w:val="000000"/>
+          <w:sz w:val="22"/>
+        </w:rPr>
+        <w:t>The source URL is used to create stable train/validation/test splits through hashing, so the same review always lands in the same split across repeated runs and across different models. This prevents accidental split drift when comparing VADER, TF-IDF + Logistic Regression, and DistilBERT.</w:t>
+      </w:r>
+    </w:p>
+    <w:p>
+      <w:pPr>
+        <w:spacing w:before="0" w:after="80" w:line="276" w:lineRule="auto"/>
+      </w:pPr>
+      <w:r>
+        <w:rPr>
+          <w:rFonts w:ascii="Arial" w:hAnsi="Arial"/>
+          <w:b/>
+          <w:i w:val="0"/>
+          <w:color w:val="000000"/>
+          <w:sz w:val="24"/>
+        </w:rPr>
+        <w:t>Sentiment pipeline</w:t>
+      </w:r>
+    </w:p>
+    <w:p>
+      <w:pPr>
         <w:spacing w:before="0" w:after="160" w:line="276" w:lineRule="auto"/>
       </w:pPr>
       <w:r>
@@ -1658,7 +6591,22 @@
           <w:color w:val="000000"/>
           <w:sz w:val="22"/>
         </w:rPr>
-        <w:t>The supervised ML classifier labels RMP reviews using averaged helpfulness and clarity ratings: ratings &lt;= 2.0 are negative, 2.0-3.5 are neutral, and &gt; 3.5 are positive. Splits are hash-stratified by source URL so repeated runs place the same review in the same train/validation/test bucket. TF-IDF + Logistic Regression is the live default because it is fast and compact; DistilBERT is kept as a deeper offline comparison.</w:t>
+        <w:t>The learned pipeline has two model paths. The live model is TF-IDF + Logistic Regression: text is lowercased, converted into unigram/bigram TF-IDF features, and passed into a class-weighted logistic regression classifier. This model is small enough to load during app runtime. The deeper comparison model fine-tunes DistilBERT on the same target labels. DistilBERT is used for offline evaluation because it is larger and slower, while Logistic Regression is better suited to the app's live sentiment augmentation path.</w:t>
+      </w:r>
+    </w:p>
+    <w:p>
+      <w:pPr>
+        <w:spacing w:before="0" w:after="80" w:line="276" w:lineRule="auto"/>
+      </w:pPr>
+      <w:r>
+        <w:rPr>
+          <w:rFonts w:ascii="Arial" w:hAnsi="Arial"/>
+          <w:b/>
+          <w:i w:val="0"/>
+          <w:color w:val="000000"/>
+          <w:sz w:val="24"/>
+        </w:rPr>
+        <w:t>Recommendation pipeline</w:t>
       </w:r>
     </w:p>
     <w:p>
@@ -1673,7 +6621,37 @@
           <w:color w:val="000000"/>
           <w:sz w:val="22"/>
         </w:rPr>
-        <w:t>For similar-professor search, ProfIQ builds one MiniLM embedding per professor by concatenating review text, normalizing vectors, and using cosine similarity. Runtime lookup is a matrix-vector product followed by DB hydration and optional department/institution filtering.</w:t>
+        <w:t>For similar-professor search, the pipeline groups the ML corpus by professor, concatenates a bounded amount of review text per professor, encodes that text with the all-MiniLM-L6-v2 sentence-transformer model, L2-normalizes each vector, and stores the resulting professor embedding matrix. At runtime, ProfIQ finds nearest neighbors by cosine similarity, hydrates those neighbors from the database, and then prefers same-department or same-institution matches when possible.</w:t>
+      </w:r>
+    </w:p>
+    <w:p>
+      <w:pPr>
+        <w:spacing w:before="0" w:after="80" w:line="276" w:lineRule="auto"/>
+      </w:pPr>
+      <w:r>
+        <w:rPr>
+          <w:rFonts w:ascii="Arial" w:hAnsi="Arial"/>
+          <w:b/>
+          <w:i w:val="0"/>
+          <w:color w:val="000000"/>
+          <w:sz w:val="24"/>
+        </w:rPr>
+        <w:t>Results</w:t>
+      </w:r>
+    </w:p>
+    <w:p>
+      <w:pPr>
+        <w:spacing w:before="0" w:after="160" w:line="276" w:lineRule="auto"/>
+      </w:pPr>
+      <w:r>
+        <w:rPr>
+          <w:rFonts w:ascii="Arial" w:hAnsi="Arial"/>
+          <w:b w:val="0"/>
+          <w:i w:val="0"/>
+          <w:color w:val="000000"/>
+          <w:sz w:val="22"/>
+        </w:rPr>
+        <w:t>The results support the main sentiment hypothesis. Both learned models improve over the VADER baseline on the held-out reviews. VADER is useful because it is transparent and always available, but it struggles with neutral reviews and domain-specific professor language. TF-IDF + Logistic Regression gives the strongest macro-F1 in the saved results, which means it handles the minority neutral class better. DistilBERT gives the highest accuracy and weighted-F1, showing that a deeper language model can capture more review phrasing, though it is less practical as the default live model. The recommender evaluation also supports the embedding hypothesis: nearest-neighbor matches have higher department and institution purity than a random baseline, meaning review-text embeddings are capturing teaching-style similarity better than chance.</w:t>
       </w:r>
     </w:p>
     <w:p>

--- a/ProfIQ_Project_Report.docx
+++ b/ProfIQ_Project_Report.docx
@@ -146,7 +146,7 @@
           <w:color w:val="000000"/>
           <w:sz w:val="22"/>
         </w:rPr>
-        <w:t>ProfIQ helps students search, evaluate, and compare professors by combining public review signals with a normalized database, repeatable ingestion commands, sentiment analysis, and a React/Django web interface. The project emphasizes data-management choices: entity normalization, deduplication, source-aware ingestion, API design, reproducibility, and an intentionally minimal raw-text storage policy.</w:t>
+        <w:t>ProfIQ is a web app that helps students search for professors, compare them, and understand review patterns in one place. It combines a Django backend, a React frontend, public review data, sentiment analysis, and a normalized database. A big focus of the project is data management: cleaning records, avoiding duplicates, keeping sources organized, making the API reproducible, and not storing more raw review text than needed.</w:t>
       </w:r>
     </w:p>
     <w:p>
@@ -160,7 +160,7 @@
           <w:color w:val="000000"/>
           <w:sz w:val="22"/>
         </w:rPr>
-        <w:t>Implements a normalized professor-review schema with Source, Department, Professor, Course, Review, SentimentResult, and ProfessorStats tables.</w:t>
+        <w:t>Uses a normalized professor-review database with separate tables for sources, departments, professors, courses, reviews, sentiment results, and professor stats.</w:t>
       </w:r>
     </w:p>
     <w:p>
@@ -174,7 +174,7 @@
           <w:color w:val="000000"/>
           <w:sz w:val="22"/>
         </w:rPr>
-        <w:t>Supports large-scale professor catalog crawling while avoiding bulk persistence of raw review text.</w:t>
+        <w:t>Builds a large professor catalog without saving every scraped review permanently.</w:t>
       </w:r>
     </w:p>
     <w:p>
@@ -188,7 +188,7 @@
           <w:color w:val="000000"/>
           <w:sz w:val="22"/>
         </w:rPr>
-        <w:t>Compares a domain-tuned VADER baseline with TF-IDF + Logistic Regression and DistilBERT sentiment models.</w:t>
+        <w:t>Compares a tuned VADER baseline with TF-IDF + Logistic Regression and DistilBERT.</w:t>
       </w:r>
     </w:p>
     <w:p>
@@ -202,7 +202,7 @@
           <w:color w:val="000000"/>
           <w:sz w:val="22"/>
         </w:rPr>
-        <w:t>Adds a MiniLM content-based recommender for similar-professor discovery.</w:t>
+        <w:t>Uses MiniLM embeddings to find professors with similar review language.</w:t>
       </w:r>
     </w:p>
     <w:p>
@@ -216,7 +216,7 @@
           <w:color w:val="000000"/>
           <w:sz w:val="22"/>
         </w:rPr>
-        <w:t>Provides a usable web application with search, filtering, detail pages, live reviews, sentiment/theme charts, and comparison views.</w:t>
+        <w:t>Includes a working web interface for search, filters, professor pages, live reviews, charts, and comparisons.</w:t>
       </w:r>
     </w:p>
     <w:p>
@@ -246,7 +246,7 @@
           <w:color w:val="000000"/>
           <w:sz w:val="22"/>
         </w:rPr>
-        <w:t>Students often choose courses using fragmented information: official catalog metadata, informal peer advice, RateMyProfessors-style ratings, and discussion posts. These signals are useful but scattered, inconsistent, and difficult to compare across professors. ProfIQ addresses this problem as a data-management system: it collects review signals, normalizes entities and sources, computes analytics, and exposes the results through searchable APIs and visual frontend workflows.</w:t>
+        <w:t>Students usually choose classes by checking several different places: the course catalog, advice from friends, RateMyProfessors ratings, and posts online. Each source can be useful, but the information is scattered and hard to compare. ProfIQ tries to bring those signals together. It stores professor and course information in a clean database, computes review-based analytics, and makes the results available through an API and a web interface.</w:t>
       </w:r>
     </w:p>
     <w:p>
@@ -261,7 +261,7 @@
           <w:color w:val="000000"/>
           <w:sz w:val="22"/>
         </w:rPr>
-        <w:t>The project connects directly to CS 210 concepts. It requires schema design, data cleaning, deduplication, source integration, reproducible ETL, denormalized analytics for fast reads, and evaluation of models trained from scraped data. The system also makes an explicit engineering tradeoff: it persists catalog metadata and aggregate statistics while fetching raw review text live or during bounded analysis jobs, reducing storage footprint and avoiding unnecessary redistribution of scraped text.</w:t>
+        <w:t>This connects closely to CS 210 because the main challenge is not just building a website. The project involves schema design, data cleaning, deduplication, ETL commands, source integration, and model evaluation. I also had to make a storage tradeoff. The app keeps professor metadata and aggregate stats in the database, but raw review text is usually fetched live or processed in limited analysis jobs. That keeps the database smaller and avoids keeping unnecessary copies of scraped text.</w:t>
       </w:r>
     </w:p>
     <w:p>
@@ -291,7 +291,7 @@
           <w:color w:val="000000"/>
           <w:sz w:val="22"/>
         </w:rPr>
-        <w:t>The rule-based baseline builds on VADER, a sentiment method designed for short social text [1]. The neural comparison uses DistilBERT, a compact transformer model derived from BERT [2, 3]. The recommender uses sentence embeddings inspired by Sentence-BERT-style semantic similarity [4]. ProfIQ differs from those general-purpose tools by applying them inside an end-to-end data-management pipeline for professor review search and comparison.</w:t>
+        <w:t>For sentiment, I started with VADER because it is simple, explainable, and designed for short social text [1]. I also compared it with DistilBERT, which is a smaller version of BERT [2, 3]. For similar-professor search, I used sentence embeddings based on the same general idea as Sentence-BERT semantic similarity [4]. The project is not just about using these tools separately; the main work is fitting them into a full data pipeline for professor search and comparison.</w:t>
       </w:r>
     </w:p>
     <w:p>
@@ -378,7 +378,7 @@
           <w:color w:val="000000"/>
           <w:sz w:val="22"/>
         </w:rPr>
-        <w:t>ProfIQ uses three data layers. First, seed JSON data supports local demonstration and schema testing. Second, a RateMyProfessors directory crawl populates the professor catalog with names, institutions, departments, external IDs, and source-level rating summaries. Third, a one-off ML corpus stores review text in Parquet for model training and evaluation rather than in the production database.</w:t>
+        <w:t>ProfIQ uses three main data layers. The first is a small seed JSON file, which is useful for local testing and demos. The second is the RateMyProfessors directory crawl, which fills the catalog with professor names, schools, departments, external IDs, average ratings, and rating counts. The third is a separate ML corpus in Parquet format. That corpus contains review text for training and evaluation, but it is not treated as the normal production database.</w:t>
       </w:r>
     </w:p>
     <w:tbl>
@@ -1054,7 +1054,7 @@
           <w:color w:val="000000"/>
           <w:sz w:val="22"/>
         </w:rPr>
-        <w:t>The relational schema separates entities that would otherwise be duplicated in raw review data. Professor belongs to an optional Department and has many Courses; Review links a professor, optional course, and Source; SentimentResult stores one NLP result per persisted Review; ProfessorStats stores denormalized aggregates for dashboard queries. Unique constraints on professor identity, external references, course codes, source names, and review source URLs support idempotent ingestion.</w:t>
+        <w:t>The database schema separates information that would otherwise get repeated inside raw review records. A professor can belong to a department and can be connected to many courses. A review links back to one professor, one source, and optionally one course. SentimentResult stores the analysis for a saved review, while ProfessorStats stores the summary numbers used by the dashboard. I also added uniqueness rules for professor identity, external IDs, course codes, source names, and review URLs so repeated ingest commands do not create duplicate rows.</w:t>
       </w:r>
     </w:p>
     <w:p>
@@ -6456,7 +6456,7 @@
           <w:color w:val="000000"/>
           <w:sz w:val="22"/>
         </w:rPr>
-        <w:t>This design is central to the project. A grader inspecting the production-scale SQLite database may see zero rows in Review and SentimentResult after a directory crawl; that is expected. The large catalog stores professor metadata and source summaries, while raw review text is fetched live, analyzed in memory, and discarded. The seed path still demonstrates the full normalized review schema when persistent example reviews are needed.</w:t>
+        <w:t>This design choice is important. In the larger SQLite database, the Review and SentimentResult tables may be empty after a directory crawl, and that is expected. The big catalog focuses on professor metadata and summary ratings. When the app needs review text, it fetches a bounded amount, analyzes it, and does not keep every raw comment forever. The seed data path still shows the full review schema for testing and demonstration.</w:t>
       </w:r>
     </w:p>
     <w:p>
@@ -6501,7 +6501,7 @@
           <w:color w:val="000000"/>
           <w:sz w:val="22"/>
         </w:rPr>
-        <w:t>The ML hypothesis is that review text contains enough signal to predict whether a professor review is negative, neutral, or positive, and that a trained classifier should outperform a purely rule-based VADER baseline on held-out RateMyProfessors reviews. A second recommendation hypothesis is that professors whose reviews use similar language about clarity, workload, grading, and helpfulness will be meaningfully close in sentence-embedding space.</w:t>
+        <w:t>My main ML hypothesis is that the wording of a review is enough to predict whether the review is negative, neutral, or positive. I expected a trained classifier to do better than VADER on held-out RateMyProfessors reviews because it can learn patterns from this specific domain. For recommendations, my hypothesis was that professors with similar comments about clarity, workload, grading, and helpfulness should end up close together in embedding space.</w:t>
       </w:r>
     </w:p>
     <w:p>
@@ -6531,7 +6531,7 @@
           <w:color w:val="000000"/>
           <w:sz w:val="22"/>
         </w:rPr>
-        <w:t>The supervised sentiment models are trained on the ML corpus built from live RateMyProfessors review pages. Each training row represents one review and includes the professor external id, professor name, institution, department, course, review text, helpfulness/clarity-derived rating, would-take-again flag when available, difficulty, posted date, and source URL. The input feature for sentiment classification is the review text. The target variable is a three-class sentiment label derived from the 1-5 rating: ratings &lt;= 2.0 are labeled negative, ratings &gt; 2.0 and &lt;= 3.5 are labeled neutral, and ratings &gt; 3.5 are labeled positive.</w:t>
+        <w:t>The supervised sentiment models are trained on the ML corpus built from RateMyProfessors review pages. Each row is one review. It includes the professor's external ID, name, school, department, course, review text, rating, difficulty, date, source URL, and the would-take-again field when it is available. For classification, the input is the review text. The target variable is a three-class sentiment label created from the 1-5 rating: ratings &lt;= 2.0 are negative, ratings above 2.0 and up to 3.5 are neutral, and ratings above 3.5 are positive.</w:t>
       </w:r>
     </w:p>
     <w:p>
@@ -6546,7 +6546,7 @@
           <w:color w:val="000000"/>
           <w:sz w:val="22"/>
         </w:rPr>
-        <w:t>The source URL is used to create stable train/validation/test splits through hashing, so the same review always lands in the same split across repeated runs and across different models. This prevents accidental split drift when comparing VADER, TF-IDF + Logistic Regression, and DistilBERT.</w:t>
+        <w:t>I used the source URL to make stable train, validation, and test splits. The URL is hashed, so the same review always goes into the same split, even if the script is run again. That makes the comparison between VADER, TF-IDF + Logistic Regression, and DistilBERT fairer.</w:t>
       </w:r>
     </w:p>
     <w:p>
@@ -6576,7 +6576,7 @@
           <w:color w:val="000000"/>
           <w:sz w:val="22"/>
         </w:rPr>
-        <w:t>The baseline sentiment analyzer extends NLTK VADER with an academic-review lexicon, idiom rules, and a star-rating blend. The lexicon adds terms such as 'avoid', 'useless', 'helpful', and 'engaging'; the idiom layer catches multi-word phrases like 'avoid like the plague' and 'would not recommend'; the rating blend maps 1-5 star scores to the VADER compound scale as a secondary signal. Each review is also tagged for teaching themes: clarity, fairness, workload, helpfulness, engagement, and grading.</w:t>
+        <w:t>The baseline sentiment model starts with NLTK VADER, then adds rules for professor reviews. I added review-specific words like 'avoid', 'useless', 'helpful', and 'engaging'. I also added phrase rules for comments like 'avoid like the plague' and 'would not recommend', because VADER can miss the meaning of those phrases. When a star rating is available, the analyzer blends it with the text score. The same pass also tags themes such as clarity, fairness, workload, helpfulness, engagement, and grading.</w:t>
       </w:r>
     </w:p>
     <w:p>
@@ -6591,7 +6591,7 @@
           <w:color w:val="000000"/>
           <w:sz w:val="22"/>
         </w:rPr>
-        <w:t>The learned pipeline has two model paths. The live model is TF-IDF + Logistic Regression: text is lowercased, converted into unigram/bigram TF-IDF features, and passed into a class-weighted logistic regression classifier. This model is small enough to load during app runtime. The deeper comparison model fine-tunes DistilBERT on the same target labels. DistilBERT is used for offline evaluation because it is larger and slower, while Logistic Regression is better suited to the app's live sentiment augmentation path.</w:t>
+        <w:t>The learned pipeline has two paths. The model used by the app is TF-IDF + Logistic Regression. It lowercases review text, turns it into unigram and bigram TF-IDF features, and trains a class-weighted logistic regression classifier. I chose it for the live app because it is small and fast. I also fine-tuned DistilBERT on the same labels as a stronger comparison model, but it is larger and slower, so it makes more sense as an offline evaluation model.</w:t>
       </w:r>
     </w:p>
     <w:p>
@@ -6621,7 +6621,7 @@
           <w:color w:val="000000"/>
           <w:sz w:val="22"/>
         </w:rPr>
-        <w:t>For similar-professor search, the pipeline groups the ML corpus by professor, concatenates a bounded amount of review text per professor, encodes that text with the all-MiniLM-L6-v2 sentence-transformer model, L2-normalizes each vector, and stores the resulting professor embedding matrix. At runtime, ProfIQ finds nearest neighbors by cosine similarity, hydrates those neighbors from the database, and then prefers same-department or same-institution matches when possible.</w:t>
+        <w:t>For similar-professor search, I group reviews by professor and combine a limited amount of text for each person. That text is encoded with the all-MiniLM-L6-v2 sentence-transformer model. The vectors are normalized and saved as an embedding matrix. When the app needs similar professors, it compares vectors with cosine similarity, loads the matching professor rows from the database, and tries to show same-department or same-school matches first.</w:t>
       </w:r>
     </w:p>
     <w:p>
@@ -6651,7 +6651,7 @@
           <w:color w:val="000000"/>
           <w:sz w:val="22"/>
         </w:rPr>
-        <w:t>The results support the main sentiment hypothesis. Both learned models improve over the VADER baseline on the held-out reviews. VADER is useful because it is transparent and always available, but it struggles with neutral reviews and domain-specific professor language. TF-IDF + Logistic Regression gives the strongest macro-F1 in the saved results, which means it handles the minority neutral class better. DistilBERT gives the highest accuracy and weighted-F1, showing that a deeper language model can capture more review phrasing, though it is less practical as the default live model. The recommender evaluation also supports the embedding hypothesis: nearest-neighbor matches have higher department and institution purity than a random baseline, meaning review-text embeddings are capturing teaching-style similarity better than chance.</w:t>
+        <w:t>The results mostly support the sentiment hypothesis. Both learned models perform better than the VADER baseline on held-out reviews. VADER is still useful because it is simple and always available, but it has trouble with neutral reviews and some professor-specific wording. TF-IDF + Logistic Regression has the strongest macro-F1 in my saved results, which matters because macro-F1 gives more weight to the smaller neutral class. DistilBERT has the highest accuracy and weighted-F1, but it is not as practical for the live app. The recommender results also support the embedding idea: nearest-neighbor matches share departments and institutions more often than a random baseline, so the review embeddings are capturing teaching-style similarity better than chance.</w:t>
       </w:r>
     </w:p>
     <w:p>
@@ -6681,7 +6681,7 @@
           <w:color w:val="000000"/>
           <w:sz w:val="22"/>
         </w:rPr>
-        <w:t>The backend exposes REST endpoints for the user workflows. The frontend is a React/Vite app that calls those endpoints and renders search results, professor detail pages, comparison views, sentiment distributions, theme charts, live reviews, and similar-professor recommendations.</w:t>
+        <w:t>The backend provides REST endpoints for the main user actions. The React/Vite frontend calls those endpoints to show search results, professor pages, comparison views, sentiment charts, theme charts, live reviews, and similar-professor recommendations.</w:t>
       </w:r>
     </w:p>
     <w:tbl>
@@ -7155,7 +7155,7 @@
           <w:color w:val="000000"/>
           <w:sz w:val="22"/>
         </w:rPr>
-        <w:t>The implementation was verified with automated tests and a production frontend build. The sentiment unit tests cover lexicon behavior, idiom handling, rating blending, ML fallback behavior, and recommender artifact fallback/warm-up behavior. Professor creation tests cover validation, fictional/joke-name rejection, case-insensitive deduplication, and happy-path persistence.</w:t>
+        <w:t>I checked the implementation with backend tests and a frontend production build. The sentiment tests cover the added lexicon, phrase rules, rating blending, ML fallbacks, and recommender warm-up behavior. The professor creation tests cover validation, duplicate handling, fictional or joke-name rejection, and normal successful submissions.</w:t>
       </w:r>
     </w:p>
     <w:tbl>
@@ -7509,7 +7509,7 @@
           <w:color w:val="000000"/>
           <w:sz w:val="22"/>
         </w:rPr>
-        <w:t>The model comparison shows that learned models outperform the VADER baseline on headline metrics. DistilBERT has the highest raw accuracy and weighted-F1 on the benchmark split, but Logistic Regression has the strongest macro-F1 in the saved artifacts because class weighting improves recall on the minority neutral class. This matters for the product: neutral reviews are common in real course selection, and a model that never predicts neutral would overstate student sentiment.</w:t>
+        <w:t>The model comparison shows that the learned models do better than VADER on the main metrics. DistilBERT has the highest accuracy and weighted-F1, while Logistic Regression has the strongest macro-F1. That is important because neutral reviews are common in real course selection. If the model almost never predicts neutral, the app can make student opinion look more extreme than it really is.</w:t>
       </w:r>
     </w:p>
     <w:tbl>
@@ -8229,7 +8229,7 @@
           <w:color w:val="000000"/>
           <w:sz w:val="22"/>
         </w:rPr>
-        <w:t>The recommender evaluation uses purity@5: the fraction of each professor's top-five neighbors sharing a department or institution. Department purity reaches 0.230 versus a 0.055 random baseline, a 4.2x lift. Institution purity reaches 0.093 versus 0.050 random, a 1.9x lift. The stronger department lift is useful because it suggests the embedding captures subject-matter and teaching-language patterns more than campus identity alone.</w:t>
+        <w:t>For the recommender, I used purity@5, which checks how many of a professor's top five neighbors share the same department or institution. Department purity is 0.230 compared with a 0.055 random baseline, which is a 4.2x lift. Institution purity is 0.093 compared with 0.050 random, a 1.9x lift. The stronger department result is a good sign because it suggests the embeddings are learning subject and teaching-language patterns, not just school names.</w:t>
       </w:r>
     </w:p>
     <w:tbl>
@@ -8734,7 +8734,7 @@
           <w:color w:val="000000"/>
           <w:sz w:val="22"/>
         </w:rPr>
-        <w:t>ProfIQ's main advantage is that it demonstrates the full data lifecycle: collection, cleaning, normalization, deduplication, analytics, serving, visualization, and model evaluation. The system is usable as an application, but the more important data-management contribution is the boundary between persisted metadata/aggregates and transient raw review text.</w:t>
+        <w:t>The main strength of ProfIQ is that it covers the full data lifecycle. It collects data, cleans it, normalizes it, removes duplicates, computes analytics, serves an API, visualizes results, and evaluates models. The app is usable on its own, but the most important data-management idea is the boundary between data that should be stored permanently and raw review text that should only be processed temporarily.</w:t>
       </w:r>
     </w:p>
     <w:p>
@@ -8748,7 +8748,7 @@
           <w:color w:val="000000"/>
           <w:sz w:val="22"/>
         </w:rPr>
-        <w:t>Source bias: RMP and Reddit comments are self-selected and may overrepresent unusually positive or negative experiences.</w:t>
+        <w:t>Source bias: RMP and Reddit comments are self-selected, so they may overrepresent very positive or very negative experiences.</w:t>
       </w:r>
     </w:p>
     <w:p>
@@ -8762,7 +8762,7 @@
           <w:color w:val="000000"/>
           <w:sz w:val="22"/>
         </w:rPr>
-        <w:t>Label noise: using RMP helpfulness/clarity ratings as sentiment labels is practical but imperfect because star ratings do not always match review text.</w:t>
+        <w:t>Label noise: RMP ratings are useful labels, but they do not always match the actual wording of a review.</w:t>
       </w:r>
     </w:p>
     <w:p>
@@ -8776,7 +8776,7 @@
           <w:color w:val="000000"/>
           <w:sz w:val="22"/>
         </w:rPr>
-        <w:t>Neutral-class difficulty: both VADER and DistilBERT struggle with neutral reviews; LogReg improves macro-F1 but still has room to improve.</w:t>
+        <w:t>Neutral-class difficulty: neutral reviews are hard for the models, even though Logistic Regression improves macro-F1.</w:t>
       </w:r>
     </w:p>
     <w:p>
@@ -8790,7 +8790,7 @@
           <w:color w:val="000000"/>
           <w:sz w:val="22"/>
         </w:rPr>
-        <w:t>External-source reliability: RMP and Reddit access can be rate-limited or change without warning, so live review display must degrade gracefully.</w:t>
+        <w:t>External-source reliability: RMP and Reddit can rate-limit requests or change their pages, so the app needs to fail gracefully.</w:t>
       </w:r>
     </w:p>
     <w:p>
@@ -8804,7 +8804,7 @@
           <w:color w:val="000000"/>
           <w:sz w:val="22"/>
         </w:rPr>
-        <w:t>Ethics and terms: the project minimizes raw-text persistence and is intended for educational analysis rather than redistribution of scraped review corpora.</w:t>
+        <w:t>Ethics and terms: the project limits raw-text storage and is meant for educational analysis, not redistributing scraped review datasets.</w:t>
       </w:r>
     </w:p>
     <w:p>
@@ -8818,7 +8818,7 @@
           <w:color w:val="000000"/>
           <w:sz w:val="22"/>
         </w:rPr>
-        <w:t>Operational scaling: production deployment should move from SQLite to PostgreSQL and use a real background queue instead of in-process threads.</w:t>
+        <w:t>Operational scaling: a production version should use PostgreSQL and a real background queue instead of SQLite and in-process threads.</w:t>
       </w:r>
     </w:p>
     <w:p>
@@ -8833,7 +8833,7 @@
           <w:color w:val="000000"/>
           <w:sz w:val="22"/>
         </w:rPr>
-        <w:t>Future work would add better entity resolution across campuses, topic modeling or lemmatized theme extraction, calibration checks for sentiment scores, user preference controls, cache invalidation policies, and accessibility/performance hardening for the frontend.</w:t>
+        <w:t>Future work could improve entity matching across campuses, add better topic/theme extraction, calibrate sentiment scores, let users adjust their preferences, improve cache invalidation, and continue polishing frontend accessibility and performance.</w:t>
       </w:r>
     </w:p>
     <w:p>
@@ -8863,7 +8863,7 @@
           <w:color w:val="000000"/>
           <w:sz w:val="22"/>
         </w:rPr>
-        <w:t>The repository includes the backend, frontend, migrations, requirements, evaluation notebook, report builders, and example data. A fresh local run uses the seed ingest path; large crawls and ML artifacts can be rebuilt from the documented management commands.</w:t>
+        <w:t>The repository includes the backend, frontend, migrations, requirements, evaluation notebook, report files, and example data. A fresh local run can use the seed ingest command. Larger crawls and ML artifacts can also be rebuilt with the management commands described in the README.</w:t>
       </w:r>
     </w:p>
     <w:p>
@@ -9300,7 +9300,7 @@
           <w:color w:val="000000"/>
           <w:sz w:val="22"/>
         </w:rPr>
-        <w:t>ProfIQ satisfies the project objective by delivering both a working application and a documented data-management workflow. The system integrates multiple public data sources, normalizes professor-review entities, computes interpretable sentiment/theme analytics, evaluates learned models against a rule baseline, and exposes the results through a web interface. The final design is intentionally pragmatic: it keeps the database queryable and small while still giving students live access to review-level evidence when they need it.</w:t>
+        <w:t>Overall, ProfIQ meets the project goal by combining a working web app with a documented data-management workflow. It brings together public review signals, normalizes professor and review data, computes sentiment and theme summaries, compares learned models with a rule-based baseline, and shows the results in a usable interface. The final design is practical: the database stays searchable and small, but students can still open a professor page and see review-level evidence when they need it.</w:t>
       </w:r>
     </w:p>
     <w:p>
@@ -9435,7 +9435,7 @@
           <w:color w:val="000000"/>
           <w:sz w:val="20"/>
         </w:rPr>
-        <w:t>AI assistance disclosure: ChatGPT was used for assistance with debugging, explanation, editing, and project organization. It was not used as the source of generated project content submitted in place of my own work.</w:t>
+        <w:t>AI assistance disclosure: I used ChatGPT for help with debugging, explanations, editing, and organizing the project. I did not use it to replace my own work or submit generated content as the project itself.</w:t>
       </w:r>
     </w:p>
     <w:sectPr>
